--- a/需求分析.docx
+++ b/需求分析.docx
@@ -1,12 +1,12 @@
 
 <file path=word/document.xml><?xml version="1.0" encoding="utf-8"?>
-<w:document xmlns:wpc="http://schemas.microsoft.com/office/word/2010/wordprocessingCanvas" xmlns:cx="http://schemas.microsoft.com/office/drawing/2014/chartex" xmlns:cx1="http://schemas.microsoft.com/office/drawing/2015/9/8/chartex" xmlns:cx2="http://schemas.microsoft.com/office/drawing/2015/10/21/chartex" xmlns:cx3="http://schemas.microsoft.com/office/drawing/2016/5/9/chartex" xmlns:cx4="http://schemas.microsoft.com/office/drawing/2016/5/10/chartex" xmlns:cx5="http://schemas.microsoft.com/office/drawing/2016/5/11/chartex" xmlns:cx6="http://schemas.microsoft.com/office/drawing/2016/5/12/chartex" xmlns:cx7="http://schemas.microsoft.com/office/drawing/2016/5/13/chartex" xmlns:cx8="http://schemas.microsoft.com/office/drawing/2016/5/14/chartex" xmlns:mc="http://schemas.openxmlformats.org/markup-compatibility/2006" xmlns:aink="http://schemas.microsoft.com/office/drawing/2016/ink" xmlns:am3d="http://schemas.microsoft.com/office/drawing/2017/model3d" xmlns:o="urn:schemas-microsoft-com:office:office" xmlns:r="http://schemas.openxmlformats.org/officeDocument/2006/relationships" xmlns:m="http://schemas.openxmlformats.org/officeDocument/2006/math" xmlns:v="urn:schemas-microsoft-com:vml" xmlns:wp14="http://schemas.microsoft.com/office/word/2010/wordprocessingDrawing" xmlns:wp="http://schemas.openxmlformats.org/drawingml/2006/wordprocessingDrawing" xmlns:w10="urn:schemas-microsoft-com:office:word" xmlns:w="http://schemas.openxmlformats.org/wordprocessingml/2006/main" xmlns:w14="http://schemas.microsoft.com/office/word/2010/wordml" xmlns:w15="http://schemas.microsoft.com/office/word/2012/wordml" xmlns:w16cex="http://schemas.microsoft.com/office/word/2018/wordml/cex" xmlns:w16cid="http://schemas.microsoft.com/office/word/2016/wordml/cid" xmlns:w16="http://schemas.microsoft.com/office/word/2018/wordml" xmlns:w16sdtdh="http://schemas.microsoft.com/office/word/2020/wordml/sdtdatahash" xmlns:w16se="http://schemas.microsoft.com/office/word/2015/wordml/symex" xmlns:wpg="http://schemas.microsoft.com/office/word/2010/wordprocessingGroup" xmlns:wpi="http://schemas.microsoft.com/office/word/2010/wordprocessingInk" xmlns:wne="http://schemas.microsoft.com/office/word/2006/wordml" xmlns:wps="http://schemas.microsoft.com/office/word/2010/wordprocessingShape" mc:Ignorable="w14 w15 w16se w16cid w16 w16cex w16sdtdh wp14">
+<w:document xmlns:wpc="http://schemas.microsoft.com/office/word/2010/wordprocessingCanvas" xmlns:mc="http://schemas.openxmlformats.org/markup-compatibility/2006" xmlns:o="urn:schemas-microsoft-com:office:office" xmlns:r="http://schemas.openxmlformats.org/officeDocument/2006/relationships" xmlns:m="http://schemas.openxmlformats.org/officeDocument/2006/math" xmlns:v="urn:schemas-microsoft-com:vml" xmlns:wp14="http://schemas.microsoft.com/office/word/2010/wordprocessingDrawing" xmlns:wp="http://schemas.openxmlformats.org/drawingml/2006/wordprocessingDrawing" xmlns:w="http://schemas.openxmlformats.org/wordprocessingml/2006/main" xmlns:w14="http://schemas.microsoft.com/office/word/2010/wordml" xmlns:w10="urn:schemas-microsoft-com:office:word" xmlns:w15="http://schemas.microsoft.com/office/word/2012/wordml" xmlns:wpg="http://schemas.microsoft.com/office/word/2010/wordprocessingGroup" xmlns:wpi="http://schemas.microsoft.com/office/word/2010/wordprocessingInk" xmlns:wne="http://schemas.microsoft.com/office/word/2006/wordml" xmlns:wps="http://schemas.microsoft.com/office/word/2010/wordprocessingShape" xmlns:wpsCustomData="http://www.wps.cn/officeDocument/2013/wpsCustomData" mc:Ignorable="w14 w15 wp14">
   <w:body>
     <w:p>
       <w:pPr>
         <w:jc w:val="center"/>
         <w:rPr>
-          <w:rFonts w:ascii="楷体_GB2312" w:eastAsia="楷体_GB2312" w:hAnsi="宋体"/>
+          <w:rFonts w:ascii="楷体_GB2312" w:hAnsi="宋体" w:eastAsia="楷体_GB2312"/>
           <w:b/>
           <w:bCs/>
           <w:sz w:val="52"/>
@@ -22,7 +22,7 @@
       <w:pPr>
         <w:jc w:val="center"/>
         <w:rPr>
-          <w:rFonts w:ascii="楷体_GB2312" w:eastAsia="楷体_GB2312" w:hAnsi="宋体"/>
+          <w:rFonts w:ascii="楷体_GB2312" w:hAnsi="宋体" w:eastAsia="楷体_GB2312"/>
           <w:b/>
           <w:bCs/>
           <w:sz w:val="52"/>
@@ -35,7 +35,22 @@
       </w:pPr>
       <w:r>
         <w:rPr>
-          <w:rFonts w:ascii="楷体_GB2312" w:eastAsia="楷体_GB2312" w:hAnsi="宋体" w:hint="eastAsia"/>
+          <w:rFonts w:hint="eastAsia" w:ascii="楷体_GB2312" w:hAnsi="宋体" w:eastAsia="楷体_GB2312"/>
+          <w:b/>
+          <w:bCs/>
+          <w:sz w:val="52"/>
+          <w:lang w:val="en-US" w:eastAsia="zh-CN"/>
+          <w14:shadow w14:blurRad="50800" w14:dist="38100" w14:dir="2700000" w14:sx="100000" w14:sy="100000" w14:kx="0" w14:ky="0" w14:algn="tl">
+            <w14:srgbClr w14:val="000000">
+              <w14:alpha w14:val="60000"/>
+            </w14:srgbClr>
+          </w14:shadow>
+        </w:rPr>
+        <w:t>学管平台</w:t>
+      </w:r>
+      <w:r>
+        <w:rPr>
+          <w:rFonts w:hint="eastAsia" w:ascii="楷体_GB2312" w:hAnsi="宋体" w:eastAsia="楷体_GB2312"/>
           <w:b/>
           <w:bCs/>
           <w:sz w:val="52"/>
@@ -45,14 +60,14 @@
             </w14:srgbClr>
           </w14:shadow>
         </w:rPr>
-        <w:t>口算练习软件系统</w:t>
+        <w:t>软件系统</w:t>
       </w:r>
     </w:p>
     <w:p>
       <w:pPr>
         <w:jc w:val="center"/>
         <w:rPr>
-          <w:rFonts w:ascii="楷体_GB2312" w:eastAsia="楷体_GB2312" w:hAnsi="宋体"/>
+          <w:rFonts w:ascii="楷体_GB2312" w:hAnsi="宋体" w:eastAsia="楷体_GB2312"/>
           <w:b/>
           <w:bCs/>
           <w:sz w:val="84"/>
@@ -65,7 +80,7 @@
       </w:pPr>
       <w:r>
         <w:rPr>
-          <w:rFonts w:ascii="楷体_GB2312" w:eastAsia="楷体_GB2312" w:hAnsi="宋体" w:hint="eastAsia"/>
+          <w:rFonts w:hint="eastAsia" w:ascii="楷体_GB2312" w:hAnsi="宋体" w:eastAsia="楷体_GB2312"/>
           <w:b/>
           <w:bCs/>
           <w:sz w:val="84"/>
@@ -118,7 +133,7 @@
       </w:pPr>
       <w:r>
         <w:rPr>
-          <w:rFonts w:hAnsi="宋体" w:hint="eastAsia"/>
+          <w:rFonts w:hint="eastAsia" w:hAnsi="宋体"/>
         </w:rPr>
         <w:t>版本：V</w:t>
       </w:r>
@@ -130,7 +145,7 @@
       </w:r>
       <w:r>
         <w:rPr>
-          <w:rFonts w:hAnsi="宋体" w:hint="eastAsia"/>
+          <w:rFonts w:hint="eastAsia" w:hAnsi="宋体"/>
         </w:rPr>
         <w:t>.</w:t>
       </w:r>
@@ -224,7 +239,7 @@
       </w:pPr>
       <w:r>
         <w:rPr>
-          <w:rFonts w:eastAsia="楷体_GB2312" w:hint="eastAsia"/>
+          <w:rFonts w:hint="eastAsia" w:eastAsia="楷体_GB2312"/>
           <w:sz w:val="28"/>
         </w:rPr>
         <w:t>软件构造开发团队</w:t>
@@ -245,8 +260,8 @@
         <w:sectPr>
           <w:pgSz w:w="11906" w:h="16838"/>
           <w:pgMar w:top="1418" w:right="1418" w:bottom="1191" w:left="1418" w:header="851" w:footer="992" w:gutter="284"/>
-          <w:cols w:space="425"/>
-          <w:docGrid w:type="lines" w:linePitch="312"/>
+          <w:cols w:space="425" w:num="1"/>
+          <w:docGrid w:type="lines" w:linePitch="312" w:charSpace="0"/>
         </w:sectPr>
       </w:pPr>
     </w:p>
@@ -259,26 +274,32 @@
       </w:pPr>
       <w:r>
         <w:rPr>
-          <w:rFonts w:ascii="黑体" w:eastAsia="黑体" w:hint="eastAsia"/>
-          <w:sz w:val="24"/>
-        </w:rPr>
-        <w:lastRenderedPageBreak/>
+          <w:rFonts w:hint="eastAsia" w:ascii="黑体" w:eastAsia="黑体"/>
+          <w:sz w:val="24"/>
+        </w:rPr>
         <w:t>文档修订记录</w:t>
       </w:r>
     </w:p>
     <w:tbl>
       <w:tblPr>
+        <w:tblStyle w:val="31"/>
         <w:tblW w:w="9108" w:type="dxa"/>
+        <w:tblInd w:w="0" w:type="dxa"/>
         <w:tblBorders>
-          <w:top w:val="single" w:sz="4" w:space="0" w:color="auto"/>
-          <w:left w:val="single" w:sz="4" w:space="0" w:color="auto"/>
-          <w:bottom w:val="single" w:sz="4" w:space="0" w:color="auto"/>
-          <w:right w:val="single" w:sz="4" w:space="0" w:color="auto"/>
-          <w:insideH w:val="single" w:sz="4" w:space="0" w:color="auto"/>
-          <w:insideV w:val="single" w:sz="4" w:space="0" w:color="auto"/>
+          <w:top w:val="single" w:color="auto" w:sz="4" w:space="0"/>
+          <w:left w:val="single" w:color="auto" w:sz="4" w:space="0"/>
+          <w:bottom w:val="single" w:color="auto" w:sz="4" w:space="0"/>
+          <w:right w:val="single" w:color="auto" w:sz="4" w:space="0"/>
+          <w:insideH w:val="single" w:color="auto" w:sz="4" w:space="0"/>
+          <w:insideV w:val="single" w:color="auto" w:sz="4" w:space="0"/>
         </w:tblBorders>
         <w:tblLayout w:type="fixed"/>
-        <w:tblLook w:val="04A0" w:firstRow="1" w:lastRow="0" w:firstColumn="1" w:lastColumn="0" w:noHBand="0" w:noVBand="1"/>
+        <w:tblCellMar>
+          <w:top w:w="0" w:type="dxa"/>
+          <w:left w:w="108" w:type="dxa"/>
+          <w:bottom w:w="0" w:type="dxa"/>
+          <w:right w:w="108" w:type="dxa"/>
+        </w:tblCellMar>
       </w:tblPr>
       <w:tblGrid>
         <w:gridCol w:w="1548"/>
@@ -290,6 +311,22 @@
         <w:gridCol w:w="960"/>
       </w:tblGrid>
       <w:tr>
+        <w:tblPrEx>
+          <w:tblBorders>
+            <w:top w:val="single" w:color="auto" w:sz="4" w:space="0"/>
+            <w:left w:val="single" w:color="auto" w:sz="4" w:space="0"/>
+            <w:bottom w:val="single" w:color="auto" w:sz="4" w:space="0"/>
+            <w:right w:val="single" w:color="auto" w:sz="4" w:space="0"/>
+            <w:insideH w:val="single" w:color="auto" w:sz="4" w:space="0"/>
+            <w:insideV w:val="single" w:color="auto" w:sz="4" w:space="0"/>
+          </w:tblBorders>
+          <w:tblCellMar>
+            <w:top w:w="0" w:type="dxa"/>
+            <w:left w:w="108" w:type="dxa"/>
+            <w:bottom w:w="0" w:type="dxa"/>
+            <w:right w:w="108" w:type="dxa"/>
+          </w:tblCellMar>
+        </w:tblPrEx>
         <w:trPr>
           <w:cantSplit/>
         </w:trPr>
@@ -311,7 +348,7 @@
             </w:pPr>
             <w:r>
               <w:rPr>
-                <w:rFonts w:hAnsi="宋体" w:hint="eastAsia"/>
+                <w:rFonts w:hint="eastAsia" w:hAnsi="宋体"/>
                 <w:b/>
                 <w:szCs w:val="21"/>
               </w:rPr>
@@ -337,7 +374,7 @@
             </w:pPr>
             <w:r>
               <w:rPr>
-                <w:rFonts w:hAnsi="宋体" w:hint="eastAsia"/>
+                <w:rFonts w:hint="eastAsia" w:hAnsi="宋体"/>
                 <w:b/>
                 <w:szCs w:val="21"/>
               </w:rPr>
@@ -356,7 +393,7 @@
             </w:pPr>
             <w:r>
               <w:rPr>
-                <w:rFonts w:hAnsi="宋体" w:hint="eastAsia"/>
+                <w:rFonts w:hint="eastAsia" w:hAnsi="宋体"/>
                 <w:b/>
                 <w:szCs w:val="21"/>
               </w:rPr>
@@ -382,7 +419,7 @@
             </w:pPr>
             <w:r>
               <w:rPr>
-                <w:rFonts w:hAnsi="宋体" w:hint="eastAsia"/>
+                <w:rFonts w:hint="eastAsia" w:hAnsi="宋体"/>
                 <w:b/>
                 <w:szCs w:val="21"/>
               </w:rPr>
@@ -408,7 +445,7 @@
             </w:pPr>
             <w:r>
               <w:rPr>
-                <w:rFonts w:hAnsi="宋体" w:hint="eastAsia"/>
+                <w:rFonts w:hint="eastAsia" w:hAnsi="宋体"/>
                 <w:b/>
                 <w:szCs w:val="21"/>
               </w:rPr>
@@ -434,7 +471,7 @@
             </w:pPr>
             <w:r>
               <w:rPr>
-                <w:rFonts w:hAnsi="宋体" w:hint="eastAsia"/>
+                <w:rFonts w:hint="eastAsia" w:hAnsi="宋体"/>
                 <w:b/>
                 <w:szCs w:val="21"/>
               </w:rPr>
@@ -460,7 +497,7 @@
             </w:pPr>
             <w:r>
               <w:rPr>
-                <w:rFonts w:hAnsi="宋体" w:hint="eastAsia"/>
+                <w:rFonts w:hint="eastAsia" w:hAnsi="宋体"/>
                 <w:b/>
                 <w:szCs w:val="21"/>
               </w:rPr>
@@ -486,7 +523,7 @@
             </w:pPr>
             <w:r>
               <w:rPr>
-                <w:rFonts w:hAnsi="宋体" w:hint="eastAsia"/>
+                <w:rFonts w:hint="eastAsia" w:hAnsi="宋体"/>
                 <w:b/>
                 <w:szCs w:val="21"/>
               </w:rPr>
@@ -496,6 +533,22 @@
         </w:tc>
       </w:tr>
       <w:tr>
+        <w:tblPrEx>
+          <w:tblBorders>
+            <w:top w:val="single" w:color="auto" w:sz="4" w:space="0"/>
+            <w:left w:val="single" w:color="auto" w:sz="4" w:space="0"/>
+            <w:bottom w:val="single" w:color="auto" w:sz="4" w:space="0"/>
+            <w:right w:val="single" w:color="auto" w:sz="4" w:space="0"/>
+            <w:insideH w:val="single" w:color="auto" w:sz="4" w:space="0"/>
+            <w:insideV w:val="single" w:color="auto" w:sz="4" w:space="0"/>
+          </w:tblBorders>
+          <w:tblCellMar>
+            <w:top w:w="0" w:type="dxa"/>
+            <w:left w:w="108" w:type="dxa"/>
+            <w:bottom w:w="0" w:type="dxa"/>
+            <w:right w:w="108" w:type="dxa"/>
+          </w:tblCellMar>
+        </w:tblPrEx>
         <w:trPr>
           <w:cantSplit/>
         </w:trPr>
@@ -514,7 +567,7 @@
             </w:pPr>
             <w:r>
               <w:rPr>
-                <w:rFonts w:hAnsi="宋体" w:hint="eastAsia"/>
+                <w:rFonts w:hint="eastAsia" w:hAnsi="宋体"/>
               </w:rPr>
               <w:t>V</w:t>
             </w:r>
@@ -541,7 +594,7 @@
             </w:pPr>
             <w:r>
               <w:rPr>
-                <w:rFonts w:hAnsi="宋体" w:hint="eastAsia"/>
+                <w:rFonts w:hint="eastAsia" w:hAnsi="宋体"/>
               </w:rPr>
               <w:t>A</w:t>
             </w:r>
@@ -554,12 +607,12 @@
           </w:tcPr>
           <w:p>
             <w:pPr>
-              <w:pStyle w:val="xl24"/>
+              <w:pStyle w:val="38"/>
               <w:widowControl w:val="0"/>
               <w:pBdr>
-                <w:left w:val="none" w:sz="0" w:space="0" w:color="auto"/>
-                <w:bottom w:val="none" w:sz="0" w:space="0" w:color="auto"/>
-                <w:right w:val="none" w:sz="0" w:space="0" w:color="auto"/>
+                <w:left w:val="none" w:color="auto" w:sz="0" w:space="0"/>
+                <w:bottom w:val="none" w:color="auto" w:sz="0" w:space="0"/>
+                <w:right w:val="none" w:color="auto" w:sz="0" w:space="0"/>
               </w:pBdr>
               <w:spacing w:before="0" w:beforeAutospacing="0" w:after="0" w:afterAutospacing="0" w:line="360" w:lineRule="auto"/>
               <w:jc w:val="both"/>
@@ -571,7 +624,7 @@
             </w:pPr>
             <w:r>
               <w:rPr>
-                <w:rFonts w:ascii="宋体" w:hAnsi="宋体" w:hint="eastAsia"/>
+                <w:rFonts w:hint="eastAsia" w:ascii="宋体" w:hAnsi="宋体"/>
                 <w:kern w:val="2"/>
                 <w:szCs w:val="20"/>
               </w:rPr>
@@ -589,12 +642,13 @@
               <w:spacing w:line="360" w:lineRule="auto"/>
               <w:jc w:val="center"/>
               <w:rPr>
-                <w:rFonts w:hAnsi="宋体"/>
+                <w:rFonts w:hint="default" w:hAnsi="宋体" w:eastAsia="宋体"/>
+                <w:lang w:val="en-US" w:eastAsia="zh-CN"/>
               </w:rPr>
             </w:pPr>
             <w:r>
               <w:rPr>
-                <w:rFonts w:hAnsi="宋体" w:hint="eastAsia"/>
+                <w:rFonts w:hint="eastAsia" w:hAnsi="宋体"/>
               </w:rPr>
               <w:t>2</w:t>
             </w:r>
@@ -602,8 +656,15 @@
               <w:rPr>
                 <w:rFonts w:hAnsi="宋体"/>
               </w:rPr>
-              <w:t>021.11.1</w:t>
+              <w:t>02</w:t>
             </w:r>
+            <w:r>
+              <w:rPr>
+                <w:rFonts w:hint="eastAsia" w:hAnsi="宋体"/>
+                <w:lang w:val="en-US" w:eastAsia="zh-CN"/>
+              </w:rPr>
+              <w:t>6.03.12</w:t>
+            </w:r>
           </w:p>
         </w:tc>
         <w:tc>
@@ -616,14 +677,16 @@
               <w:spacing w:line="360" w:lineRule="auto"/>
               <w:jc w:val="center"/>
               <w:rPr>
-                <w:rFonts w:hAnsi="宋体"/>
+                <w:rFonts w:hint="default" w:hAnsi="宋体" w:eastAsia="宋体"/>
+                <w:lang w:val="en-US" w:eastAsia="zh-CN"/>
               </w:rPr>
             </w:pPr>
             <w:r>
               <w:rPr>
-                <w:rFonts w:hAnsi="宋体" w:hint="eastAsia"/>
-              </w:rPr>
-              <w:t>陈宇</w:t>
+                <w:rFonts w:hint="eastAsia" w:hAnsi="宋体"/>
+                <w:lang w:val="en-US" w:eastAsia="zh-CN"/>
+              </w:rPr>
+              <w:t>诸葛瑞乐</w:t>
             </w:r>
           </w:p>
         </w:tc>
@@ -661,6 +724,22 @@
         </w:tc>
       </w:tr>
       <w:tr>
+        <w:tblPrEx>
+          <w:tblBorders>
+            <w:top w:val="single" w:color="auto" w:sz="4" w:space="0"/>
+            <w:left w:val="single" w:color="auto" w:sz="4" w:space="0"/>
+            <w:bottom w:val="single" w:color="auto" w:sz="4" w:space="0"/>
+            <w:right w:val="single" w:color="auto" w:sz="4" w:space="0"/>
+            <w:insideH w:val="single" w:color="auto" w:sz="4" w:space="0"/>
+            <w:insideV w:val="single" w:color="auto" w:sz="4" w:space="0"/>
+          </w:tblBorders>
+          <w:tblCellMar>
+            <w:top w:w="0" w:type="dxa"/>
+            <w:left w:w="108" w:type="dxa"/>
+            <w:bottom w:w="0" w:type="dxa"/>
+            <w:right w:w="108" w:type="dxa"/>
+          </w:tblCellMar>
+        </w:tblPrEx>
         <w:trPr>
           <w:cantSplit/>
         </w:trPr>
@@ -771,6 +850,22 @@
         </w:tc>
       </w:tr>
       <w:tr>
+        <w:tblPrEx>
+          <w:tblBorders>
+            <w:top w:val="single" w:color="auto" w:sz="4" w:space="0"/>
+            <w:left w:val="single" w:color="auto" w:sz="4" w:space="0"/>
+            <w:bottom w:val="single" w:color="auto" w:sz="4" w:space="0"/>
+            <w:right w:val="single" w:color="auto" w:sz="4" w:space="0"/>
+            <w:insideH w:val="single" w:color="auto" w:sz="4" w:space="0"/>
+            <w:insideV w:val="single" w:color="auto" w:sz="4" w:space="0"/>
+          </w:tblBorders>
+          <w:tblCellMar>
+            <w:top w:w="0" w:type="dxa"/>
+            <w:left w:w="108" w:type="dxa"/>
+            <w:bottom w:w="0" w:type="dxa"/>
+            <w:right w:w="108" w:type="dxa"/>
+          </w:tblCellMar>
+        </w:tblPrEx>
         <w:trPr>
           <w:cantSplit/>
         </w:trPr>
@@ -881,6 +976,16 @@
         </w:tc>
       </w:tr>
       <w:tr>
+        <w:tblPrEx>
+          <w:tblBorders>
+            <w:top w:val="single" w:color="auto" w:sz="4" w:space="0"/>
+            <w:left w:val="single" w:color="auto" w:sz="4" w:space="0"/>
+            <w:bottom w:val="single" w:color="auto" w:sz="4" w:space="0"/>
+            <w:right w:val="single" w:color="auto" w:sz="4" w:space="0"/>
+            <w:insideH w:val="single" w:color="auto" w:sz="4" w:space="0"/>
+            <w:insideV w:val="single" w:color="auto" w:sz="4" w:space="0"/>
+          </w:tblBorders>
+        </w:tblPrEx>
         <w:trPr>
           <w:cantSplit/>
         </w:trPr>
@@ -996,6 +1101,22 @@
         </w:tc>
       </w:tr>
       <w:tr>
+        <w:tblPrEx>
+          <w:tblBorders>
+            <w:top w:val="single" w:color="auto" w:sz="4" w:space="0"/>
+            <w:left w:val="single" w:color="auto" w:sz="4" w:space="0"/>
+            <w:bottom w:val="single" w:color="auto" w:sz="4" w:space="0"/>
+            <w:right w:val="single" w:color="auto" w:sz="4" w:space="0"/>
+            <w:insideH w:val="single" w:color="auto" w:sz="4" w:space="0"/>
+            <w:insideV w:val="single" w:color="auto" w:sz="4" w:space="0"/>
+          </w:tblBorders>
+          <w:tblCellMar>
+            <w:top w:w="0" w:type="dxa"/>
+            <w:left w:w="108" w:type="dxa"/>
+            <w:bottom w:w="0" w:type="dxa"/>
+            <w:right w:w="108" w:type="dxa"/>
+          </w:tblCellMar>
+        </w:tblPrEx>
         <w:trPr>
           <w:cantSplit/>
         </w:trPr>
@@ -1113,6 +1234,22 @@
         </w:tc>
       </w:tr>
       <w:tr>
+        <w:tblPrEx>
+          <w:tblBorders>
+            <w:top w:val="single" w:color="auto" w:sz="4" w:space="0"/>
+            <w:left w:val="single" w:color="auto" w:sz="4" w:space="0"/>
+            <w:bottom w:val="single" w:color="auto" w:sz="4" w:space="0"/>
+            <w:right w:val="single" w:color="auto" w:sz="4" w:space="0"/>
+            <w:insideH w:val="single" w:color="auto" w:sz="4" w:space="0"/>
+            <w:insideV w:val="single" w:color="auto" w:sz="4" w:space="0"/>
+          </w:tblBorders>
+          <w:tblCellMar>
+            <w:top w:w="0" w:type="dxa"/>
+            <w:left w:w="108" w:type="dxa"/>
+            <w:bottom w:w="0" w:type="dxa"/>
+            <w:right w:w="108" w:type="dxa"/>
+          </w:tblCellMar>
+        </w:tblPrEx>
         <w:trPr>
           <w:cantSplit/>
         </w:trPr>
@@ -1230,6 +1367,22 @@
         </w:tc>
       </w:tr>
       <w:tr>
+        <w:tblPrEx>
+          <w:tblBorders>
+            <w:top w:val="single" w:color="auto" w:sz="4" w:space="0"/>
+            <w:left w:val="single" w:color="auto" w:sz="4" w:space="0"/>
+            <w:bottom w:val="single" w:color="auto" w:sz="4" w:space="0"/>
+            <w:right w:val="single" w:color="auto" w:sz="4" w:space="0"/>
+            <w:insideH w:val="single" w:color="auto" w:sz="4" w:space="0"/>
+            <w:insideV w:val="single" w:color="auto" w:sz="4" w:space="0"/>
+          </w:tblBorders>
+          <w:tblCellMar>
+            <w:top w:w="0" w:type="dxa"/>
+            <w:left w:w="108" w:type="dxa"/>
+            <w:bottom w:w="0" w:type="dxa"/>
+            <w:right w:w="108" w:type="dxa"/>
+          </w:tblCellMar>
+        </w:tblPrEx>
         <w:trPr>
           <w:cantSplit/>
         </w:trPr>
@@ -1357,7 +1510,7 @@
       </w:pPr>
       <w:r>
         <w:rPr>
-          <w:rFonts w:hAnsi="宋体" w:hint="eastAsia"/>
+          <w:rFonts w:hint="eastAsia" w:hAnsi="宋体"/>
           <w:bCs/>
         </w:rPr>
         <w:t>*变化状态：A——增加，M——修改，D——删除，</w:t>
@@ -1371,7 +1524,7 @@
       </w:r>
       <w:r>
         <w:rPr>
-          <w:rFonts w:hAnsi="宋体" w:hint="eastAsia"/>
+          <w:rFonts w:hint="eastAsia" w:hAnsi="宋体"/>
           <w:bCs/>
         </w:rPr>
         <w:t>——正式发布</w:t>
@@ -1395,7 +1548,7 @@
       </w:pPr>
       <w:r>
         <w:rPr>
-          <w:rFonts w:ascii="黑体" w:eastAsia="黑体" w:hint="eastAsia"/>
+          <w:rFonts w:hint="eastAsia" w:ascii="黑体" w:eastAsia="黑体"/>
           <w:sz w:val="24"/>
         </w:rPr>
         <w:t>文档审阅信息</w:t>
@@ -1403,16 +1556,24 @@
     </w:p>
     <w:tbl>
       <w:tblPr>
+        <w:tblStyle w:val="31"/>
         <w:tblW w:w="9344" w:type="dxa"/>
+        <w:tblInd w:w="0" w:type="dxa"/>
         <w:tblBorders>
-          <w:top w:val="single" w:sz="4" w:space="0" w:color="auto"/>
-          <w:left w:val="single" w:sz="4" w:space="0" w:color="auto"/>
-          <w:bottom w:val="single" w:sz="4" w:space="0" w:color="auto"/>
-          <w:right w:val="single" w:sz="4" w:space="0" w:color="auto"/>
-          <w:insideH w:val="single" w:sz="4" w:space="0" w:color="auto"/>
-          <w:insideV w:val="single" w:sz="4" w:space="0" w:color="auto"/>
+          <w:top w:val="single" w:color="auto" w:sz="4" w:space="0"/>
+          <w:left w:val="single" w:color="auto" w:sz="4" w:space="0"/>
+          <w:bottom w:val="single" w:color="auto" w:sz="4" w:space="0"/>
+          <w:right w:val="single" w:color="auto" w:sz="4" w:space="0"/>
+          <w:insideH w:val="single" w:color="auto" w:sz="4" w:space="0"/>
+          <w:insideV w:val="single" w:color="auto" w:sz="4" w:space="0"/>
         </w:tblBorders>
-        <w:tblLook w:val="04A0" w:firstRow="1" w:lastRow="0" w:firstColumn="1" w:lastColumn="0" w:noHBand="0" w:noVBand="1"/>
+        <w:tblLayout w:type="autofit"/>
+        <w:tblCellMar>
+          <w:top w:w="0" w:type="dxa"/>
+          <w:left w:w="108" w:type="dxa"/>
+          <w:bottom w:w="0" w:type="dxa"/>
+          <w:right w:w="108" w:type="dxa"/>
+        </w:tblCellMar>
       </w:tblPr>
       <w:tblGrid>
         <w:gridCol w:w="828"/>
@@ -1423,6 +1584,22 @@
         <w:gridCol w:w="1680"/>
       </w:tblGrid>
       <w:tr>
+        <w:tblPrEx>
+          <w:tblBorders>
+            <w:top w:val="single" w:color="auto" w:sz="4" w:space="0"/>
+            <w:left w:val="single" w:color="auto" w:sz="4" w:space="0"/>
+            <w:bottom w:val="single" w:color="auto" w:sz="4" w:space="0"/>
+            <w:right w:val="single" w:color="auto" w:sz="4" w:space="0"/>
+            <w:insideH w:val="single" w:color="auto" w:sz="4" w:space="0"/>
+            <w:insideV w:val="single" w:color="auto" w:sz="4" w:space="0"/>
+          </w:tblBorders>
+          <w:tblCellMar>
+            <w:top w:w="0" w:type="dxa"/>
+            <w:left w:w="108" w:type="dxa"/>
+            <w:bottom w:w="0" w:type="dxa"/>
+            <w:right w:w="108" w:type="dxa"/>
+          </w:tblCellMar>
+        </w:tblPrEx>
         <w:tc>
           <w:tcPr>
             <w:tcW w:w="828" w:type="dxa"/>
@@ -1440,7 +1617,7 @@
             </w:pPr>
             <w:r>
               <w:rPr>
-                <w:rFonts w:hAnsi="宋体" w:hint="eastAsia"/>
+                <w:rFonts w:hint="eastAsia" w:hAnsi="宋体"/>
                 <w:b/>
                 <w:szCs w:val="21"/>
               </w:rPr>
@@ -1465,7 +1642,7 @@
             </w:pPr>
             <w:r>
               <w:rPr>
-                <w:rFonts w:hAnsi="宋体" w:hint="eastAsia"/>
+                <w:rFonts w:hint="eastAsia" w:hAnsi="宋体"/>
                 <w:b/>
                 <w:szCs w:val="21"/>
               </w:rPr>
@@ -1490,7 +1667,7 @@
             </w:pPr>
             <w:r>
               <w:rPr>
-                <w:rFonts w:hAnsi="宋体" w:hint="eastAsia"/>
+                <w:rFonts w:hint="eastAsia" w:hAnsi="宋体"/>
                 <w:b/>
                 <w:szCs w:val="21"/>
               </w:rPr>
@@ -1515,7 +1692,7 @@
             </w:pPr>
             <w:r>
               <w:rPr>
-                <w:rFonts w:hAnsi="宋体" w:hint="eastAsia"/>
+                <w:rFonts w:hint="eastAsia" w:hAnsi="宋体"/>
                 <w:b/>
                 <w:szCs w:val="21"/>
               </w:rPr>
@@ -1540,7 +1717,7 @@
             </w:pPr>
             <w:r>
               <w:rPr>
-                <w:rFonts w:hAnsi="宋体" w:hint="eastAsia"/>
+                <w:rFonts w:hint="eastAsia" w:hAnsi="宋体"/>
                 <w:b/>
                 <w:szCs w:val="21"/>
               </w:rPr>
@@ -1565,7 +1742,7 @@
             </w:pPr>
             <w:r>
               <w:rPr>
-                <w:rFonts w:hAnsi="宋体" w:hint="eastAsia"/>
+                <w:rFonts w:hint="eastAsia" w:hAnsi="宋体"/>
                 <w:b/>
                 <w:szCs w:val="21"/>
               </w:rPr>
@@ -1575,8 +1752,24 @@
         </w:tc>
       </w:tr>
       <w:tr>
+        <w:tblPrEx>
+          <w:tblBorders>
+            <w:top w:val="single" w:color="auto" w:sz="4" w:space="0"/>
+            <w:left w:val="single" w:color="auto" w:sz="4" w:space="0"/>
+            <w:bottom w:val="single" w:color="auto" w:sz="4" w:space="0"/>
+            <w:right w:val="single" w:color="auto" w:sz="4" w:space="0"/>
+            <w:insideH w:val="single" w:color="auto" w:sz="4" w:space="0"/>
+            <w:insideV w:val="single" w:color="auto" w:sz="4" w:space="0"/>
+          </w:tblBorders>
+          <w:tblCellMar>
+            <w:top w:w="0" w:type="dxa"/>
+            <w:left w:w="108" w:type="dxa"/>
+            <w:bottom w:w="0" w:type="dxa"/>
+            <w:right w:w="108" w:type="dxa"/>
+          </w:tblCellMar>
+        </w:tblPrEx>
         <w:trPr>
-          <w:trHeight w:val="454"/>
+          <w:trHeight w:val="454" w:hRule="atLeast"/>
         </w:trPr>
         <w:tc>
           <w:tcPr>
@@ -1664,8 +1857,24 @@
         </w:tc>
       </w:tr>
       <w:tr>
+        <w:tblPrEx>
+          <w:tblBorders>
+            <w:top w:val="single" w:color="auto" w:sz="4" w:space="0"/>
+            <w:left w:val="single" w:color="auto" w:sz="4" w:space="0"/>
+            <w:bottom w:val="single" w:color="auto" w:sz="4" w:space="0"/>
+            <w:right w:val="single" w:color="auto" w:sz="4" w:space="0"/>
+            <w:insideH w:val="single" w:color="auto" w:sz="4" w:space="0"/>
+            <w:insideV w:val="single" w:color="auto" w:sz="4" w:space="0"/>
+          </w:tblBorders>
+          <w:tblCellMar>
+            <w:top w:w="0" w:type="dxa"/>
+            <w:left w:w="108" w:type="dxa"/>
+            <w:bottom w:w="0" w:type="dxa"/>
+            <w:right w:w="108" w:type="dxa"/>
+          </w:tblCellMar>
+        </w:tblPrEx>
         <w:trPr>
-          <w:trHeight w:val="454"/>
+          <w:trHeight w:val="454" w:hRule="atLeast"/>
         </w:trPr>
         <w:tc>
           <w:tcPr>
@@ -1753,8 +1962,24 @@
         </w:tc>
       </w:tr>
       <w:tr>
+        <w:tblPrEx>
+          <w:tblBorders>
+            <w:top w:val="single" w:color="auto" w:sz="4" w:space="0"/>
+            <w:left w:val="single" w:color="auto" w:sz="4" w:space="0"/>
+            <w:bottom w:val="single" w:color="auto" w:sz="4" w:space="0"/>
+            <w:right w:val="single" w:color="auto" w:sz="4" w:space="0"/>
+            <w:insideH w:val="single" w:color="auto" w:sz="4" w:space="0"/>
+            <w:insideV w:val="single" w:color="auto" w:sz="4" w:space="0"/>
+          </w:tblBorders>
+          <w:tblCellMar>
+            <w:top w:w="0" w:type="dxa"/>
+            <w:left w:w="108" w:type="dxa"/>
+            <w:bottom w:w="0" w:type="dxa"/>
+            <w:right w:w="108" w:type="dxa"/>
+          </w:tblCellMar>
+        </w:tblPrEx>
         <w:trPr>
-          <w:trHeight w:val="454"/>
+          <w:trHeight w:val="454" w:hRule="atLeast"/>
         </w:trPr>
         <w:tc>
           <w:tcPr>
@@ -1842,8 +2067,24 @@
         </w:tc>
       </w:tr>
       <w:tr>
+        <w:tblPrEx>
+          <w:tblBorders>
+            <w:top w:val="single" w:color="auto" w:sz="4" w:space="0"/>
+            <w:left w:val="single" w:color="auto" w:sz="4" w:space="0"/>
+            <w:bottom w:val="single" w:color="auto" w:sz="4" w:space="0"/>
+            <w:right w:val="single" w:color="auto" w:sz="4" w:space="0"/>
+            <w:insideH w:val="single" w:color="auto" w:sz="4" w:space="0"/>
+            <w:insideV w:val="single" w:color="auto" w:sz="4" w:space="0"/>
+          </w:tblBorders>
+          <w:tblCellMar>
+            <w:top w:w="0" w:type="dxa"/>
+            <w:left w:w="108" w:type="dxa"/>
+            <w:bottom w:w="0" w:type="dxa"/>
+            <w:right w:w="108" w:type="dxa"/>
+          </w:tblCellMar>
+        </w:tblPrEx>
         <w:trPr>
-          <w:trHeight w:val="454"/>
+          <w:trHeight w:val="454" w:hRule="atLeast"/>
         </w:trPr>
         <w:tc>
           <w:tcPr>
@@ -1931,8 +2172,24 @@
         </w:tc>
       </w:tr>
       <w:tr>
+        <w:tblPrEx>
+          <w:tblBorders>
+            <w:top w:val="single" w:color="auto" w:sz="4" w:space="0"/>
+            <w:left w:val="single" w:color="auto" w:sz="4" w:space="0"/>
+            <w:bottom w:val="single" w:color="auto" w:sz="4" w:space="0"/>
+            <w:right w:val="single" w:color="auto" w:sz="4" w:space="0"/>
+            <w:insideH w:val="single" w:color="auto" w:sz="4" w:space="0"/>
+            <w:insideV w:val="single" w:color="auto" w:sz="4" w:space="0"/>
+          </w:tblBorders>
+          <w:tblCellMar>
+            <w:top w:w="0" w:type="dxa"/>
+            <w:left w:w="108" w:type="dxa"/>
+            <w:bottom w:w="0" w:type="dxa"/>
+            <w:right w:w="108" w:type="dxa"/>
+          </w:tblCellMar>
+        </w:tblPrEx>
         <w:trPr>
-          <w:trHeight w:val="454"/>
+          <w:trHeight w:val="454" w:hRule="atLeast"/>
         </w:trPr>
         <w:tc>
           <w:tcPr>
@@ -2020,8 +2277,24 @@
         </w:tc>
       </w:tr>
       <w:tr>
+        <w:tblPrEx>
+          <w:tblBorders>
+            <w:top w:val="single" w:color="auto" w:sz="4" w:space="0"/>
+            <w:left w:val="single" w:color="auto" w:sz="4" w:space="0"/>
+            <w:bottom w:val="single" w:color="auto" w:sz="4" w:space="0"/>
+            <w:right w:val="single" w:color="auto" w:sz="4" w:space="0"/>
+            <w:insideH w:val="single" w:color="auto" w:sz="4" w:space="0"/>
+            <w:insideV w:val="single" w:color="auto" w:sz="4" w:space="0"/>
+          </w:tblBorders>
+          <w:tblCellMar>
+            <w:top w:w="0" w:type="dxa"/>
+            <w:left w:w="108" w:type="dxa"/>
+            <w:bottom w:w="0" w:type="dxa"/>
+            <w:right w:w="108" w:type="dxa"/>
+          </w:tblCellMar>
+        </w:tblPrEx>
         <w:trPr>
-          <w:trHeight w:val="454"/>
+          <w:trHeight w:val="454" w:hRule="atLeast"/>
         </w:trPr>
         <w:tc>
           <w:tcPr>
@@ -2109,8 +2382,24 @@
         </w:tc>
       </w:tr>
       <w:tr>
+        <w:tblPrEx>
+          <w:tblBorders>
+            <w:top w:val="single" w:color="auto" w:sz="4" w:space="0"/>
+            <w:left w:val="single" w:color="auto" w:sz="4" w:space="0"/>
+            <w:bottom w:val="single" w:color="auto" w:sz="4" w:space="0"/>
+            <w:right w:val="single" w:color="auto" w:sz="4" w:space="0"/>
+            <w:insideH w:val="single" w:color="auto" w:sz="4" w:space="0"/>
+            <w:insideV w:val="single" w:color="auto" w:sz="4" w:space="0"/>
+          </w:tblBorders>
+          <w:tblCellMar>
+            <w:top w:w="0" w:type="dxa"/>
+            <w:left w:w="108" w:type="dxa"/>
+            <w:bottom w:w="0" w:type="dxa"/>
+            <w:right w:w="108" w:type="dxa"/>
+          </w:tblCellMar>
+        </w:tblPrEx>
         <w:trPr>
-          <w:trHeight w:val="454"/>
+          <w:trHeight w:val="454" w:hRule="atLeast"/>
         </w:trPr>
         <w:tc>
           <w:tcPr>
@@ -2198,8 +2487,24 @@
         </w:tc>
       </w:tr>
       <w:tr>
+        <w:tblPrEx>
+          <w:tblBorders>
+            <w:top w:val="single" w:color="auto" w:sz="4" w:space="0"/>
+            <w:left w:val="single" w:color="auto" w:sz="4" w:space="0"/>
+            <w:bottom w:val="single" w:color="auto" w:sz="4" w:space="0"/>
+            <w:right w:val="single" w:color="auto" w:sz="4" w:space="0"/>
+            <w:insideH w:val="single" w:color="auto" w:sz="4" w:space="0"/>
+            <w:insideV w:val="single" w:color="auto" w:sz="4" w:space="0"/>
+          </w:tblBorders>
+          <w:tblCellMar>
+            <w:top w:w="0" w:type="dxa"/>
+            <w:left w:w="108" w:type="dxa"/>
+            <w:bottom w:w="0" w:type="dxa"/>
+            <w:right w:w="108" w:type="dxa"/>
+          </w:tblCellMar>
+        </w:tblPrEx>
         <w:trPr>
-          <w:trHeight w:val="454"/>
+          <w:trHeight w:val="454" w:hRule="atLeast"/>
         </w:trPr>
         <w:tc>
           <w:tcPr>
@@ -2287,8 +2592,24 @@
         </w:tc>
       </w:tr>
       <w:tr>
+        <w:tblPrEx>
+          <w:tblBorders>
+            <w:top w:val="single" w:color="auto" w:sz="4" w:space="0"/>
+            <w:left w:val="single" w:color="auto" w:sz="4" w:space="0"/>
+            <w:bottom w:val="single" w:color="auto" w:sz="4" w:space="0"/>
+            <w:right w:val="single" w:color="auto" w:sz="4" w:space="0"/>
+            <w:insideH w:val="single" w:color="auto" w:sz="4" w:space="0"/>
+            <w:insideV w:val="single" w:color="auto" w:sz="4" w:space="0"/>
+          </w:tblBorders>
+          <w:tblCellMar>
+            <w:top w:w="0" w:type="dxa"/>
+            <w:left w:w="108" w:type="dxa"/>
+            <w:bottom w:w="0" w:type="dxa"/>
+            <w:right w:w="108" w:type="dxa"/>
+          </w:tblCellMar>
+        </w:tblPrEx>
         <w:trPr>
-          <w:trHeight w:val="454"/>
+          <w:trHeight w:val="454" w:hRule="atLeast"/>
         </w:trPr>
         <w:tc>
           <w:tcPr>
@@ -2403,13 +2724,17 @@
           <w:docPartUnique/>
         </w:docPartObj>
       </w:sdtPr>
-      <w:sdtEndPr/>
+      <w:sdtEndPr>
+        <w:rPr>
+          <w:rFonts w:hAnsi="宋体"/>
+        </w:rPr>
+      </w:sdtEndPr>
       <w:sdtContent>
         <w:p>
           <w:pPr>
             <w:jc w:val="center"/>
             <w:rPr>
-              <w:rFonts w:ascii="黑体" w:eastAsia="黑体" w:hAnsi="黑体"/>
+              <w:rFonts w:ascii="黑体" w:hAnsi="黑体" w:eastAsia="黑体"/>
               <w:b/>
               <w:bCs/>
               <w:sz w:val="36"/>
@@ -2418,7 +2743,7 @@
           </w:pPr>
           <w:r>
             <w:rPr>
-              <w:rFonts w:ascii="黑体" w:eastAsia="黑体" w:hAnsi="黑体"/>
+              <w:rFonts w:ascii="黑体" w:hAnsi="黑体" w:eastAsia="黑体"/>
               <w:b/>
               <w:bCs/>
               <w:sz w:val="36"/>
@@ -2428,7 +2753,7 @@
           </w:r>
           <w:r>
             <w:rPr>
-              <w:rFonts w:ascii="黑体" w:eastAsia="黑体" w:hAnsi="黑体" w:hint="eastAsia"/>
+              <w:rFonts w:hint="eastAsia" w:ascii="黑体" w:hAnsi="黑体" w:eastAsia="黑体"/>
               <w:b/>
               <w:bCs/>
               <w:sz w:val="36"/>
@@ -2438,7 +2763,7 @@
           </w:r>
           <w:r>
             <w:rPr>
-              <w:rFonts w:ascii="黑体" w:eastAsia="黑体" w:hAnsi="黑体"/>
+              <w:rFonts w:ascii="黑体" w:hAnsi="黑体" w:eastAsia="黑体"/>
               <w:b/>
               <w:bCs/>
               <w:sz w:val="36"/>
@@ -2449,13 +2774,13 @@
         </w:p>
         <w:p>
           <w:pPr>
-            <w:pStyle w:val="TOC1"/>
+            <w:pStyle w:val="23"/>
             <w:tabs>
               <w:tab w:val="left" w:pos="420"/>
               <w:tab w:val="right" w:leader="dot" w:pos="8776"/>
             </w:tabs>
             <w:rPr>
-              <w:rFonts w:asciiTheme="minorHAnsi" w:eastAsiaTheme="minorEastAsia" w:hAnsiTheme="minorHAnsi" w:cstheme="minorBidi"/>
+              <w:rFonts w:asciiTheme="minorHAnsi" w:hAnsiTheme="minorHAnsi" w:eastAsiaTheme="minorEastAsia" w:cstheme="minorBidi"/>
               <w:b w:val="0"/>
               <w:bCs w:val="0"/>
               <w:caps w:val="0"/>
@@ -2478,305 +2803,282 @@
             </w:rPr>
             <w:fldChar w:fldCharType="separate"/>
           </w:r>
-          <w:hyperlink w:anchor="_Toc84663399" w:history="1">
-            <w:r>
-              <w:rPr>
-                <w:rStyle w:val="af1"/>
-              </w:rPr>
-              <w:t>1</w:t>
-            </w:r>
-            <w:r>
-              <w:rPr>
-                <w:rFonts w:asciiTheme="minorHAnsi" w:eastAsiaTheme="minorEastAsia" w:hAnsiTheme="minorHAnsi" w:cstheme="minorBidi"/>
-                <w:b w:val="0"/>
-                <w:bCs w:val="0"/>
-                <w:caps w:val="0"/>
-                <w:sz w:val="21"/>
-                <w:szCs w:val="22"/>
-              </w:rPr>
-              <w:tab/>
-            </w:r>
-            <w:r>
-              <w:rPr>
-                <w:rStyle w:val="af1"/>
-              </w:rPr>
-              <w:t>引言</w:t>
-            </w:r>
-            <w:r>
-              <w:tab/>
-            </w:r>
-            <w:r>
-              <w:fldChar w:fldCharType="begin"/>
-            </w:r>
-            <w:r>
-              <w:instrText xml:space="preserve"> PAGEREF _Toc84663399 \h </w:instrText>
-            </w:r>
-            <w:r>
-              <w:fldChar w:fldCharType="separate"/>
-            </w:r>
-            <w:r>
-              <w:t>4</w:t>
-            </w:r>
-            <w:r>
-              <w:fldChar w:fldCharType="end"/>
-            </w:r>
-          </w:hyperlink>
-        </w:p>
-        <w:p>
-          <w:pPr>
-            <w:pStyle w:val="TOC2"/>
-            <w:tabs>
-              <w:tab w:val="left" w:pos="840"/>
-              <w:tab w:val="right" w:leader="dot" w:pos="8776"/>
-            </w:tabs>
-            <w:rPr>
-              <w:rFonts w:asciiTheme="minorHAnsi" w:eastAsiaTheme="minorEastAsia" w:hAnsiTheme="minorHAnsi" w:cstheme="minorBidi"/>
-              <w:smallCaps w:val="0"/>
-              <w:sz w:val="21"/>
-              <w:szCs w:val="22"/>
-            </w:rPr>
-          </w:pPr>
-          <w:hyperlink w:anchor="_Toc84663400" w:history="1">
-            <w:r>
-              <w:rPr>
-                <w:rStyle w:val="af1"/>
-                <w14:scene3d>
-                  <w14:camera w14:prst="orthographicFront"/>
-                  <w14:lightRig w14:rig="threePt" w14:dir="t">
-                    <w14:rot w14:lat="0" w14:lon="0" w14:rev="0"/>
-                  </w14:lightRig>
-                </w14:scene3d>
-              </w:rPr>
-              <w:t>1.1</w:t>
-            </w:r>
-            <w:r>
-              <w:rPr>
-                <w:rFonts w:asciiTheme="minorHAnsi" w:eastAsiaTheme="minorEastAsia" w:hAnsiTheme="minorHAnsi" w:cstheme="minorBidi"/>
-                <w:smallCaps w:val="0"/>
-                <w:sz w:val="21"/>
-                <w:szCs w:val="22"/>
-              </w:rPr>
-              <w:tab/>
-            </w:r>
-            <w:r>
-              <w:rPr>
-                <w:rStyle w:val="af1"/>
-              </w:rPr>
-              <w:t>文档目的</w:t>
-            </w:r>
-            <w:r>
-              <w:tab/>
-            </w:r>
-            <w:r>
-              <w:fldChar w:fldCharType="begin"/>
-            </w:r>
-            <w:r>
-              <w:instrText xml:space="preserve"> PAGEREF _Toc84663400 \h </w:instrText>
-            </w:r>
-            <w:r>
-              <w:fldChar w:fldCharType="separate"/>
-            </w:r>
-            <w:r>
-              <w:t>4</w:t>
-            </w:r>
-            <w:r>
-              <w:fldChar w:fldCharType="end"/>
-            </w:r>
-          </w:hyperlink>
-        </w:p>
-        <w:p>
-          <w:pPr>
-            <w:pStyle w:val="TOC2"/>
-            <w:tabs>
-              <w:tab w:val="left" w:pos="840"/>
-              <w:tab w:val="right" w:leader="dot" w:pos="8776"/>
-            </w:tabs>
-            <w:rPr>
-              <w:rFonts w:asciiTheme="minorHAnsi" w:eastAsiaTheme="minorEastAsia" w:hAnsiTheme="minorHAnsi" w:cstheme="minorBidi"/>
-              <w:smallCaps w:val="0"/>
-              <w:sz w:val="21"/>
-              <w:szCs w:val="22"/>
-            </w:rPr>
-          </w:pPr>
-          <w:hyperlink w:anchor="_Toc84663401" w:history="1">
-            <w:r>
-              <w:rPr>
-                <w:rStyle w:val="af1"/>
-                <w14:scene3d>
-                  <w14:camera w14:prst="orthographicFront"/>
-                  <w14:lightRig w14:rig="threePt" w14:dir="t">
-                    <w14:rot w14:lat="0" w14:lon="0" w14:rev="0"/>
-                  </w14:lightRig>
-                </w14:scene3d>
-              </w:rPr>
-              <w:t>1.2</w:t>
-            </w:r>
-            <w:r>
-              <w:rPr>
-                <w:rFonts w:asciiTheme="minorHAnsi" w:eastAsiaTheme="minorEastAsia" w:hAnsiTheme="minorHAnsi" w:cstheme="minorBidi"/>
-                <w:smallCaps w:val="0"/>
-                <w:sz w:val="21"/>
-                <w:szCs w:val="22"/>
-              </w:rPr>
-              <w:tab/>
-            </w:r>
-            <w:r>
-              <w:rPr>
-                <w:rStyle w:val="af1"/>
-              </w:rPr>
-              <w:t>项目背景</w:t>
-            </w:r>
-            <w:r>
-              <w:tab/>
-            </w:r>
-            <w:r>
-              <w:fldChar w:fldCharType="begin"/>
-            </w:r>
-            <w:r>
-              <w:instrText xml:space="preserve"> PAGEREF _Toc84663401 \h </w:instrText>
-            </w:r>
-            <w:r>
-              <w:fldChar w:fldCharType="separate"/>
-            </w:r>
-            <w:r>
-              <w:t>4</w:t>
-            </w:r>
-            <w:r>
-              <w:fldChar w:fldCharType="end"/>
-            </w:r>
-          </w:hyperlink>
-        </w:p>
-        <w:p>
-          <w:pPr>
-            <w:pStyle w:val="TOC2"/>
-            <w:tabs>
-              <w:tab w:val="left" w:pos="840"/>
-              <w:tab w:val="right" w:leader="dot" w:pos="8776"/>
-            </w:tabs>
-            <w:rPr>
-              <w:rFonts w:asciiTheme="minorHAnsi" w:eastAsiaTheme="minorEastAsia" w:hAnsiTheme="minorHAnsi" w:cstheme="minorBidi"/>
-              <w:smallCaps w:val="0"/>
-              <w:sz w:val="21"/>
-              <w:szCs w:val="22"/>
-            </w:rPr>
-          </w:pPr>
-          <w:hyperlink w:anchor="_Toc84663402" w:history="1">
-            <w:r>
-              <w:rPr>
-                <w:rStyle w:val="af1"/>
-                <w14:scene3d>
-                  <w14:camera w14:prst="orthographicFront"/>
-                  <w14:lightRig w14:rig="threePt" w14:dir="t">
-                    <w14:rot w14:lat="0" w14:lon="0" w14:rev="0"/>
-                  </w14:lightRig>
-                </w14:scene3d>
-              </w:rPr>
-              <w:t>1.3</w:t>
-            </w:r>
-            <w:r>
-              <w:rPr>
-                <w:rFonts w:asciiTheme="minorHAnsi" w:eastAsiaTheme="minorEastAsia" w:hAnsiTheme="minorHAnsi" w:cstheme="minorBidi"/>
-                <w:smallCaps w:val="0"/>
-                <w:sz w:val="21"/>
-                <w:szCs w:val="22"/>
-              </w:rPr>
-              <w:tab/>
-            </w:r>
-            <w:r>
-              <w:rPr>
-                <w:rStyle w:val="af1"/>
-              </w:rPr>
-              <w:t>术语定义</w:t>
-            </w:r>
-            <w:r>
-              <w:tab/>
-            </w:r>
-            <w:r>
-              <w:fldChar w:fldCharType="begin"/>
-            </w:r>
-            <w:r>
-              <w:instrText xml:space="preserve"> PAGEREF _Toc84663402 \h </w:instrText>
-            </w:r>
-            <w:r>
-              <w:fldChar w:fldCharType="separate"/>
-            </w:r>
-            <w:r>
-              <w:t>4</w:t>
-            </w:r>
-            <w:r>
-              <w:fldChar w:fldCharType="end"/>
-            </w:r>
-          </w:hyperlink>
-        </w:p>
-        <w:p>
-          <w:pPr>
-            <w:pStyle w:val="TOC1"/>
-            <w:tabs>
-              <w:tab w:val="left" w:pos="420"/>
-              <w:tab w:val="right" w:leader="dot" w:pos="8776"/>
-            </w:tabs>
-            <w:rPr>
-              <w:rFonts w:asciiTheme="minorHAnsi" w:eastAsiaTheme="minorEastAsia" w:hAnsiTheme="minorHAnsi" w:cstheme="minorBidi"/>
+          <w:r>
+            <w:fldChar w:fldCharType="begin"/>
+          </w:r>
+          <w:r>
+            <w:instrText xml:space="preserve"> HYPERLINK \l "_Toc84663399" </w:instrText>
+          </w:r>
+          <w:r>
+            <w:fldChar w:fldCharType="separate"/>
+          </w:r>
+          <w:r>
+            <w:rPr>
+              <w:rStyle w:val="36"/>
+            </w:rPr>
+            <w:t>1</w:t>
+          </w:r>
+          <w:r>
+            <w:rPr>
+              <w:rFonts w:asciiTheme="minorHAnsi" w:hAnsiTheme="minorHAnsi" w:eastAsiaTheme="minorEastAsia" w:cstheme="minorBidi"/>
               <w:b w:val="0"/>
               <w:bCs w:val="0"/>
               <w:caps w:val="0"/>
               <w:sz w:val="21"/>
               <w:szCs w:val="22"/>
             </w:rPr>
-          </w:pPr>
-          <w:hyperlink w:anchor="_Toc84663403" w:history="1">
-            <w:r>
-              <w:rPr>
-                <w:rStyle w:val="af1"/>
-              </w:rPr>
-              <w:t>2</w:t>
-            </w:r>
-            <w:r>
-              <w:rPr>
-                <w:rFonts w:asciiTheme="minorHAnsi" w:eastAsiaTheme="minorEastAsia" w:hAnsiTheme="minorHAnsi" w:cstheme="minorBidi"/>
-                <w:b w:val="0"/>
-                <w:bCs w:val="0"/>
-                <w:caps w:val="0"/>
-                <w:sz w:val="21"/>
-                <w:szCs w:val="22"/>
-              </w:rPr>
-              <w:tab/>
-            </w:r>
-            <w:r>
-              <w:rPr>
-                <w:rStyle w:val="af1"/>
-              </w:rPr>
-              <w:t>业务流程描述</w:t>
-            </w:r>
-            <w:r>
-              <w:tab/>
-            </w:r>
-            <w:r>
-              <w:fldChar w:fldCharType="begin"/>
-            </w:r>
-            <w:r>
-              <w:instrText xml:space="preserve"> PAGEREF _Toc84663403 \h </w:instrText>
-            </w:r>
-            <w:r>
-              <w:fldChar w:fldCharType="separate"/>
-            </w:r>
-            <w:r>
-              <w:t>5</w:t>
-            </w:r>
-            <w:r>
-              <w:fldChar w:fldCharType="end"/>
-            </w:r>
-          </w:hyperlink>
+            <w:tab/>
+          </w:r>
+          <w:r>
+            <w:rPr>
+              <w:rStyle w:val="36"/>
+            </w:rPr>
+            <w:t>引言</w:t>
+          </w:r>
+          <w:r>
+            <w:tab/>
+          </w:r>
+          <w:r>
+            <w:fldChar w:fldCharType="begin"/>
+          </w:r>
+          <w:r>
+            <w:instrText xml:space="preserve"> PAGEREF _Toc84663399 \h </w:instrText>
+          </w:r>
+          <w:r>
+            <w:fldChar w:fldCharType="separate"/>
+          </w:r>
+          <w:r>
+            <w:t>4</w:t>
+          </w:r>
+          <w:r>
+            <w:fldChar w:fldCharType="end"/>
+          </w:r>
+          <w:r>
+            <w:fldChar w:fldCharType="end"/>
+          </w:r>
         </w:p>
         <w:p>
           <w:pPr>
-            <w:pStyle w:val="TOC1"/>
+            <w:pStyle w:val="26"/>
+            <w:tabs>
+              <w:tab w:val="left" w:pos="840"/>
+              <w:tab w:val="right" w:leader="dot" w:pos="8776"/>
+            </w:tabs>
+            <w:rPr>
+              <w:rFonts w:asciiTheme="minorHAnsi" w:hAnsiTheme="minorHAnsi" w:eastAsiaTheme="minorEastAsia" w:cstheme="minorBidi"/>
+              <w:smallCaps w:val="0"/>
+              <w:sz w:val="21"/>
+              <w:szCs w:val="22"/>
+            </w:rPr>
+          </w:pPr>
+          <w:r>
+            <w:fldChar w:fldCharType="begin"/>
+          </w:r>
+          <w:r>
+            <w:instrText xml:space="preserve"> HYPERLINK \l "_Toc84663400" </w:instrText>
+          </w:r>
+          <w:r>
+            <w:fldChar w:fldCharType="separate"/>
+          </w:r>
+          <w:r>
+            <w:rPr>
+              <w:rStyle w:val="36"/>
+              <w14:scene3d w14:prst="orthographicFront">
+                <w14:lightRig w14:rig="threePt" w14:dir="t">
+                  <w14:rot w14:lat="0" w14:lon="0" w14:rev="0"/>
+                </w14:lightRig>
+              </w14:scene3d>
+            </w:rPr>
+            <w:t>1.1</w:t>
+          </w:r>
+          <w:r>
+            <w:rPr>
+              <w:rFonts w:asciiTheme="minorHAnsi" w:hAnsiTheme="minorHAnsi" w:eastAsiaTheme="minorEastAsia" w:cstheme="minorBidi"/>
+              <w:smallCaps w:val="0"/>
+              <w:sz w:val="21"/>
+              <w:szCs w:val="22"/>
+            </w:rPr>
+            <w:tab/>
+          </w:r>
+          <w:r>
+            <w:rPr>
+              <w:rStyle w:val="36"/>
+            </w:rPr>
+            <w:t>文档目的</w:t>
+          </w:r>
+          <w:r>
+            <w:tab/>
+          </w:r>
+          <w:r>
+            <w:fldChar w:fldCharType="begin"/>
+          </w:r>
+          <w:r>
+            <w:instrText xml:space="preserve"> PAGEREF _Toc84663400 \h </w:instrText>
+          </w:r>
+          <w:r>
+            <w:fldChar w:fldCharType="separate"/>
+          </w:r>
+          <w:r>
+            <w:t>4</w:t>
+          </w:r>
+          <w:r>
+            <w:fldChar w:fldCharType="end"/>
+          </w:r>
+          <w:r>
+            <w:fldChar w:fldCharType="end"/>
+          </w:r>
+        </w:p>
+        <w:p>
+          <w:pPr>
+            <w:pStyle w:val="26"/>
+            <w:tabs>
+              <w:tab w:val="left" w:pos="840"/>
+              <w:tab w:val="right" w:leader="dot" w:pos="8776"/>
+            </w:tabs>
+            <w:rPr>
+              <w:rFonts w:asciiTheme="minorHAnsi" w:hAnsiTheme="minorHAnsi" w:eastAsiaTheme="minorEastAsia" w:cstheme="minorBidi"/>
+              <w:smallCaps w:val="0"/>
+              <w:sz w:val="21"/>
+              <w:szCs w:val="22"/>
+            </w:rPr>
+          </w:pPr>
+          <w:r>
+            <w:fldChar w:fldCharType="begin"/>
+          </w:r>
+          <w:r>
+            <w:instrText xml:space="preserve"> HYPERLINK \l "_Toc84663401" </w:instrText>
+          </w:r>
+          <w:r>
+            <w:fldChar w:fldCharType="separate"/>
+          </w:r>
+          <w:r>
+            <w:rPr>
+              <w:rStyle w:val="36"/>
+              <w14:scene3d w14:prst="orthographicFront">
+                <w14:lightRig w14:rig="threePt" w14:dir="t">
+                  <w14:rot w14:lat="0" w14:lon="0" w14:rev="0"/>
+                </w14:lightRig>
+              </w14:scene3d>
+            </w:rPr>
+            <w:t>1.2</w:t>
+          </w:r>
+          <w:r>
+            <w:rPr>
+              <w:rFonts w:asciiTheme="minorHAnsi" w:hAnsiTheme="minorHAnsi" w:eastAsiaTheme="minorEastAsia" w:cstheme="minorBidi"/>
+              <w:smallCaps w:val="0"/>
+              <w:sz w:val="21"/>
+              <w:szCs w:val="22"/>
+            </w:rPr>
+            <w:tab/>
+          </w:r>
+          <w:r>
+            <w:rPr>
+              <w:rStyle w:val="36"/>
+            </w:rPr>
+            <w:t>项目背景</w:t>
+          </w:r>
+          <w:r>
+            <w:tab/>
+          </w:r>
+          <w:r>
+            <w:fldChar w:fldCharType="begin"/>
+          </w:r>
+          <w:r>
+            <w:instrText xml:space="preserve"> PAGEREF _Toc84663401 \h </w:instrText>
+          </w:r>
+          <w:r>
+            <w:fldChar w:fldCharType="separate"/>
+          </w:r>
+          <w:r>
+            <w:t>4</w:t>
+          </w:r>
+          <w:r>
+            <w:fldChar w:fldCharType="end"/>
+          </w:r>
+          <w:r>
+            <w:fldChar w:fldCharType="end"/>
+          </w:r>
+        </w:p>
+        <w:p>
+          <w:pPr>
+            <w:pStyle w:val="26"/>
+            <w:tabs>
+              <w:tab w:val="left" w:pos="840"/>
+              <w:tab w:val="right" w:leader="dot" w:pos="8776"/>
+            </w:tabs>
+            <w:rPr>
+              <w:rFonts w:asciiTheme="minorHAnsi" w:hAnsiTheme="minorHAnsi" w:eastAsiaTheme="minorEastAsia" w:cstheme="minorBidi"/>
+              <w:smallCaps w:val="0"/>
+              <w:sz w:val="21"/>
+              <w:szCs w:val="22"/>
+            </w:rPr>
+          </w:pPr>
+          <w:r>
+            <w:fldChar w:fldCharType="begin"/>
+          </w:r>
+          <w:r>
+            <w:instrText xml:space="preserve"> HYPERLINK \l "_Toc84663402" </w:instrText>
+          </w:r>
+          <w:r>
+            <w:fldChar w:fldCharType="separate"/>
+          </w:r>
+          <w:r>
+            <w:rPr>
+              <w:rStyle w:val="36"/>
+              <w14:scene3d w14:prst="orthographicFront">
+                <w14:lightRig w14:rig="threePt" w14:dir="t">
+                  <w14:rot w14:lat="0" w14:lon="0" w14:rev="0"/>
+                </w14:lightRig>
+              </w14:scene3d>
+            </w:rPr>
+            <w:t>1.3</w:t>
+          </w:r>
+          <w:r>
+            <w:rPr>
+              <w:rFonts w:asciiTheme="minorHAnsi" w:hAnsiTheme="minorHAnsi" w:eastAsiaTheme="minorEastAsia" w:cstheme="minorBidi"/>
+              <w:smallCaps w:val="0"/>
+              <w:sz w:val="21"/>
+              <w:szCs w:val="22"/>
+            </w:rPr>
+            <w:tab/>
+          </w:r>
+          <w:r>
+            <w:rPr>
+              <w:rStyle w:val="36"/>
+            </w:rPr>
+            <w:t>术语定义</w:t>
+          </w:r>
+          <w:r>
+            <w:tab/>
+          </w:r>
+          <w:r>
+            <w:fldChar w:fldCharType="begin"/>
+          </w:r>
+          <w:r>
+            <w:instrText xml:space="preserve"> PAGEREF _Toc84663402 \h </w:instrText>
+          </w:r>
+          <w:r>
+            <w:fldChar w:fldCharType="separate"/>
+          </w:r>
+          <w:r>
+            <w:t>4</w:t>
+          </w:r>
+          <w:r>
+            <w:fldChar w:fldCharType="end"/>
+          </w:r>
+          <w:r>
+            <w:fldChar w:fldCharType="end"/>
+          </w:r>
+        </w:p>
+        <w:p>
+          <w:pPr>
+            <w:pStyle w:val="23"/>
             <w:tabs>
               <w:tab w:val="left" w:pos="420"/>
               <w:tab w:val="right" w:leader="dot" w:pos="8776"/>
             </w:tabs>
             <w:rPr>
-              <w:rFonts w:asciiTheme="minorHAnsi" w:eastAsiaTheme="minorEastAsia" w:hAnsiTheme="minorHAnsi" w:cstheme="minorBidi"/>
+              <w:rFonts w:asciiTheme="minorHAnsi" w:hAnsiTheme="minorHAnsi" w:eastAsiaTheme="minorEastAsia" w:cstheme="minorBidi"/>
               <w:b w:val="0"/>
               <w:bCs w:val="0"/>
               <w:caps w:val="0"/>
@@ -2784,705 +3086,69 @@
               <w:szCs w:val="22"/>
             </w:rPr>
           </w:pPr>
-          <w:hyperlink w:anchor="_Toc84663404" w:history="1">
-            <w:r>
-              <w:rPr>
-                <w:rStyle w:val="af1"/>
-              </w:rPr>
-              <w:t>3</w:t>
-            </w:r>
-            <w:r>
-              <w:rPr>
-                <w:rFonts w:asciiTheme="minorHAnsi" w:eastAsiaTheme="minorEastAsia" w:hAnsiTheme="minorHAnsi" w:cstheme="minorBidi"/>
-                <w:b w:val="0"/>
-                <w:bCs w:val="0"/>
-                <w:caps w:val="0"/>
-                <w:sz w:val="21"/>
-                <w:szCs w:val="22"/>
-              </w:rPr>
-              <w:tab/>
-            </w:r>
-            <w:r>
-              <w:rPr>
-                <w:rStyle w:val="af1"/>
-              </w:rPr>
-              <w:t>任务概述</w:t>
-            </w:r>
-            <w:r>
-              <w:tab/>
-            </w:r>
-            <w:r>
-              <w:fldChar w:fldCharType="begin"/>
-            </w:r>
-            <w:r>
-              <w:instrText xml:space="preserve"> PAGEREF _Toc84663404 \h </w:instrText>
-            </w:r>
-            <w:r>
-              <w:fldChar w:fldCharType="separate"/>
-            </w:r>
-            <w:r>
-              <w:t>7</w:t>
-            </w:r>
-            <w:r>
-              <w:fldChar w:fldCharType="end"/>
-            </w:r>
-          </w:hyperlink>
-        </w:p>
-        <w:p>
-          <w:pPr>
-            <w:pStyle w:val="TOC2"/>
-            <w:tabs>
-              <w:tab w:val="left" w:pos="840"/>
-              <w:tab w:val="right" w:leader="dot" w:pos="8776"/>
-            </w:tabs>
-            <w:rPr>
-              <w:rFonts w:asciiTheme="minorHAnsi" w:eastAsiaTheme="minorEastAsia" w:hAnsiTheme="minorHAnsi" w:cstheme="minorBidi"/>
-              <w:smallCaps w:val="0"/>
-              <w:sz w:val="21"/>
-              <w:szCs w:val="22"/>
-            </w:rPr>
-          </w:pPr>
-          <w:hyperlink w:anchor="_Toc84663405" w:history="1">
-            <w:r>
-              <w:rPr>
-                <w:rStyle w:val="af1"/>
-                <w14:scene3d>
-                  <w14:camera w14:prst="orthographicFront"/>
-                  <w14:lightRig w14:rig="threePt" w14:dir="t">
-                    <w14:rot w14:lat="0" w14:lon="0" w14:rev="0"/>
-                  </w14:lightRig>
-                </w14:scene3d>
-              </w:rPr>
-              <w:t>3.1</w:t>
-            </w:r>
-            <w:r>
-              <w:rPr>
-                <w:rFonts w:asciiTheme="minorHAnsi" w:eastAsiaTheme="minorEastAsia" w:hAnsiTheme="minorHAnsi" w:cstheme="minorBidi"/>
-                <w:smallCaps w:val="0"/>
-                <w:sz w:val="21"/>
-                <w:szCs w:val="22"/>
-              </w:rPr>
-              <w:tab/>
-            </w:r>
-            <w:r>
-              <w:rPr>
-                <w:rStyle w:val="af1"/>
-              </w:rPr>
-              <w:t>目标</w:t>
-            </w:r>
-            <w:r>
-              <w:tab/>
-            </w:r>
-            <w:r>
-              <w:fldChar w:fldCharType="begin"/>
-            </w:r>
-            <w:r>
-              <w:instrText xml:space="preserve"> PAGEREF _Toc84663405 \h </w:instrText>
-            </w:r>
-            <w:r>
-              <w:fldChar w:fldCharType="separate"/>
-            </w:r>
-            <w:r>
-              <w:t>7</w:t>
-            </w:r>
-            <w:r>
-              <w:fldChar w:fldCharType="end"/>
-            </w:r>
-          </w:hyperlink>
-        </w:p>
-        <w:p>
-          <w:pPr>
-            <w:pStyle w:val="TOC2"/>
-            <w:tabs>
-              <w:tab w:val="left" w:pos="840"/>
-              <w:tab w:val="right" w:leader="dot" w:pos="8776"/>
-            </w:tabs>
-            <w:rPr>
-              <w:rFonts w:asciiTheme="minorHAnsi" w:eastAsiaTheme="minorEastAsia" w:hAnsiTheme="minorHAnsi" w:cstheme="minorBidi"/>
-              <w:smallCaps w:val="0"/>
-              <w:sz w:val="21"/>
-              <w:szCs w:val="22"/>
-            </w:rPr>
-          </w:pPr>
-          <w:hyperlink w:anchor="_Toc84663406" w:history="1">
-            <w:r>
-              <w:rPr>
-                <w:rStyle w:val="af1"/>
-                <w14:scene3d>
-                  <w14:camera w14:prst="orthographicFront"/>
-                  <w14:lightRig w14:rig="threePt" w14:dir="t">
-                    <w14:rot w14:lat="0" w14:lon="0" w14:rev="0"/>
-                  </w14:lightRig>
-                </w14:scene3d>
-              </w:rPr>
-              <w:t>3.2</w:t>
-            </w:r>
-            <w:r>
-              <w:rPr>
-                <w:rFonts w:asciiTheme="minorHAnsi" w:eastAsiaTheme="minorEastAsia" w:hAnsiTheme="minorHAnsi" w:cstheme="minorBidi"/>
-                <w:smallCaps w:val="0"/>
-                <w:sz w:val="21"/>
-                <w:szCs w:val="22"/>
-              </w:rPr>
-              <w:tab/>
-            </w:r>
-            <w:r>
-              <w:rPr>
-                <w:rStyle w:val="af1"/>
-              </w:rPr>
-              <w:t>运行环境</w:t>
-            </w:r>
-            <w:r>
-              <w:tab/>
-            </w:r>
-            <w:r>
-              <w:fldChar w:fldCharType="begin"/>
-            </w:r>
-            <w:r>
-              <w:instrText xml:space="preserve"> PAGEREF _Toc84663406 \h </w:instrText>
-            </w:r>
-            <w:r>
-              <w:fldChar w:fldCharType="separate"/>
-            </w:r>
-            <w:r>
-              <w:t>7</w:t>
-            </w:r>
-            <w:r>
-              <w:fldChar w:fldCharType="end"/>
-            </w:r>
-          </w:hyperlink>
-        </w:p>
-        <w:p>
-          <w:pPr>
-            <w:pStyle w:val="TOC3"/>
-            <w:tabs>
-              <w:tab w:val="left" w:pos="1260"/>
-              <w:tab w:val="right" w:leader="dot" w:pos="8776"/>
-            </w:tabs>
-            <w:rPr>
-              <w:rFonts w:asciiTheme="minorHAnsi" w:eastAsiaTheme="minorEastAsia" w:hAnsiTheme="minorHAnsi" w:cstheme="minorBidi"/>
-              <w:i w:val="0"/>
-              <w:iCs w:val="0"/>
-              <w:sz w:val="21"/>
-              <w:szCs w:val="22"/>
-            </w:rPr>
-          </w:pPr>
-          <w:hyperlink w:anchor="_Toc84663407" w:history="1">
-            <w:r>
-              <w:rPr>
-                <w:rStyle w:val="af1"/>
-                <w:i w:val="0"/>
-                <w:iCs w:val="0"/>
-              </w:rPr>
-              <w:t>3.2.1</w:t>
-            </w:r>
-            <w:r>
-              <w:rPr>
-                <w:rFonts w:asciiTheme="minorHAnsi" w:eastAsiaTheme="minorEastAsia" w:hAnsiTheme="minorHAnsi" w:cstheme="minorBidi"/>
-                <w:i w:val="0"/>
-                <w:iCs w:val="0"/>
-                <w:sz w:val="21"/>
-                <w:szCs w:val="22"/>
-              </w:rPr>
-              <w:tab/>
-            </w:r>
-            <w:r>
-              <w:rPr>
-                <w:rStyle w:val="af1"/>
-                <w:i w:val="0"/>
-                <w:iCs w:val="0"/>
-              </w:rPr>
-              <w:t>软件运行环境</w:t>
-            </w:r>
-            <w:r>
-              <w:rPr>
-                <w:i w:val="0"/>
-                <w:iCs w:val="0"/>
-              </w:rPr>
-              <w:tab/>
-            </w:r>
-            <w:r>
-              <w:rPr>
-                <w:i w:val="0"/>
-                <w:iCs w:val="0"/>
-              </w:rPr>
-              <w:fldChar w:fldCharType="begin"/>
-            </w:r>
-            <w:r>
-              <w:rPr>
-                <w:i w:val="0"/>
-                <w:iCs w:val="0"/>
-              </w:rPr>
-              <w:instrText xml:space="preserve"> PAGEREF _Toc84663407 \h </w:instrText>
-            </w:r>
-            <w:r>
-              <w:rPr>
-                <w:i w:val="0"/>
-                <w:iCs w:val="0"/>
-              </w:rPr>
-            </w:r>
-            <w:r>
-              <w:rPr>
-                <w:i w:val="0"/>
-                <w:iCs w:val="0"/>
-              </w:rPr>
-              <w:fldChar w:fldCharType="separate"/>
-            </w:r>
-            <w:r>
-              <w:rPr>
-                <w:i w:val="0"/>
-                <w:iCs w:val="0"/>
-              </w:rPr>
-              <w:t>7</w:t>
-            </w:r>
-            <w:r>
-              <w:rPr>
-                <w:i w:val="0"/>
-                <w:iCs w:val="0"/>
-              </w:rPr>
-              <w:fldChar w:fldCharType="end"/>
-            </w:r>
-          </w:hyperlink>
-        </w:p>
-        <w:p>
-          <w:pPr>
-            <w:pStyle w:val="TOC2"/>
-            <w:tabs>
-              <w:tab w:val="left" w:pos="840"/>
-              <w:tab w:val="right" w:leader="dot" w:pos="8776"/>
-            </w:tabs>
-            <w:rPr>
-              <w:rFonts w:asciiTheme="minorHAnsi" w:eastAsiaTheme="minorEastAsia" w:hAnsiTheme="minorHAnsi" w:cstheme="minorBidi"/>
-              <w:smallCaps w:val="0"/>
-              <w:sz w:val="21"/>
-              <w:szCs w:val="22"/>
-            </w:rPr>
-          </w:pPr>
-          <w:hyperlink w:anchor="_Toc84663408" w:history="1">
-            <w:r>
-              <w:rPr>
-                <w:rStyle w:val="af1"/>
-                <w14:scene3d>
-                  <w14:camera w14:prst="orthographicFront"/>
-                  <w14:lightRig w14:rig="threePt" w14:dir="t">
-                    <w14:rot w14:lat="0" w14:lon="0" w14:rev="0"/>
-                  </w14:lightRig>
-                </w14:scene3d>
-              </w:rPr>
-              <w:t>3.3</w:t>
-            </w:r>
-            <w:r>
-              <w:rPr>
-                <w:rFonts w:asciiTheme="minorHAnsi" w:eastAsiaTheme="minorEastAsia" w:hAnsiTheme="minorHAnsi" w:cstheme="minorBidi"/>
-                <w:smallCaps w:val="0"/>
-                <w:sz w:val="21"/>
-                <w:szCs w:val="22"/>
-              </w:rPr>
-              <w:tab/>
-            </w:r>
-            <w:r>
-              <w:rPr>
-                <w:rStyle w:val="af1"/>
-              </w:rPr>
-              <w:t>功能划分</w:t>
-            </w:r>
-            <w:r>
-              <w:tab/>
-            </w:r>
-            <w:r>
-              <w:fldChar w:fldCharType="begin"/>
-            </w:r>
-            <w:r>
-              <w:instrText xml:space="preserve"> PAGEREF _Toc84663408 \h </w:instrText>
-            </w:r>
-            <w:r>
-              <w:fldChar w:fldCharType="separate"/>
-            </w:r>
-            <w:r>
-              <w:t>7</w:t>
-            </w:r>
-            <w:r>
-              <w:fldChar w:fldCharType="end"/>
-            </w:r>
-          </w:hyperlink>
-        </w:p>
-        <w:p>
-          <w:pPr>
-            <w:pStyle w:val="TOC2"/>
-            <w:tabs>
-              <w:tab w:val="left" w:pos="840"/>
-              <w:tab w:val="right" w:leader="dot" w:pos="8776"/>
-            </w:tabs>
-            <w:rPr>
-              <w:rFonts w:asciiTheme="minorHAnsi" w:eastAsiaTheme="minorEastAsia" w:hAnsiTheme="minorHAnsi" w:cstheme="minorBidi"/>
-              <w:smallCaps w:val="0"/>
-              <w:sz w:val="21"/>
-              <w:szCs w:val="22"/>
-            </w:rPr>
-          </w:pPr>
-          <w:hyperlink w:anchor="_Toc84663409" w:history="1">
-            <w:r>
-              <w:rPr>
-                <w:rStyle w:val="af1"/>
-                <w14:scene3d>
-                  <w14:camera w14:prst="orthographicFront"/>
-                  <w14:lightRig w14:rig="threePt" w14:dir="t">
-                    <w14:rot w14:lat="0" w14:lon="0" w14:rev="0"/>
-                  </w14:lightRig>
-                </w14:scene3d>
-              </w:rPr>
-              <w:t>3.4</w:t>
-            </w:r>
-            <w:r>
-              <w:rPr>
-                <w:rFonts w:asciiTheme="minorHAnsi" w:eastAsiaTheme="minorEastAsia" w:hAnsiTheme="minorHAnsi" w:cstheme="minorBidi"/>
-                <w:smallCaps w:val="0"/>
-                <w:sz w:val="21"/>
-                <w:szCs w:val="22"/>
-              </w:rPr>
-              <w:tab/>
-            </w:r>
-            <w:r>
-              <w:rPr>
-                <w:rStyle w:val="af1"/>
-              </w:rPr>
-              <w:t>功能描述</w:t>
-            </w:r>
-            <w:r>
-              <w:tab/>
-            </w:r>
-            <w:r>
-              <w:fldChar w:fldCharType="begin"/>
-            </w:r>
-            <w:r>
-              <w:instrText xml:space="preserve"> PAGEREF _Toc84663409 \h </w:instrText>
-            </w:r>
-            <w:r>
-              <w:fldChar w:fldCharType="separate"/>
-            </w:r>
-            <w:r>
-              <w:t>8</w:t>
-            </w:r>
-            <w:r>
-              <w:fldChar w:fldCharType="end"/>
-            </w:r>
-          </w:hyperlink>
-        </w:p>
-        <w:p>
-          <w:pPr>
-            <w:pStyle w:val="TOC3"/>
-            <w:tabs>
-              <w:tab w:val="left" w:pos="1260"/>
-              <w:tab w:val="right" w:leader="dot" w:pos="8776"/>
-            </w:tabs>
-            <w:rPr>
-              <w:rFonts w:asciiTheme="minorHAnsi" w:eastAsiaTheme="minorEastAsia" w:hAnsiTheme="minorHAnsi" w:cstheme="minorBidi"/>
-              <w:i w:val="0"/>
-              <w:iCs w:val="0"/>
-              <w:sz w:val="21"/>
-              <w:szCs w:val="22"/>
-            </w:rPr>
-          </w:pPr>
-          <w:hyperlink w:anchor="_Toc84663410" w:history="1">
-            <w:r>
-              <w:rPr>
-                <w:rStyle w:val="af1"/>
-                <w:i w:val="0"/>
-                <w:iCs w:val="0"/>
-              </w:rPr>
-              <w:t>3.4.1</w:t>
-            </w:r>
-            <w:r>
-              <w:rPr>
-                <w:rFonts w:asciiTheme="minorHAnsi" w:eastAsiaTheme="minorEastAsia" w:hAnsiTheme="minorHAnsi" w:cstheme="minorBidi"/>
-                <w:i w:val="0"/>
-                <w:iCs w:val="0"/>
-                <w:sz w:val="21"/>
-                <w:szCs w:val="22"/>
-              </w:rPr>
-              <w:tab/>
-            </w:r>
-            <w:r>
-              <w:rPr>
-                <w:rStyle w:val="af1"/>
-                <w:i w:val="0"/>
-                <w:iCs w:val="0"/>
-              </w:rPr>
-              <w:t>系统信息管理</w:t>
-            </w:r>
-            <w:r>
-              <w:rPr>
-                <w:i w:val="0"/>
-                <w:iCs w:val="0"/>
-              </w:rPr>
-              <w:tab/>
-            </w:r>
-            <w:r>
-              <w:rPr>
-                <w:i w:val="0"/>
-                <w:iCs w:val="0"/>
-              </w:rPr>
-              <w:fldChar w:fldCharType="begin"/>
-            </w:r>
-            <w:r>
-              <w:rPr>
-                <w:i w:val="0"/>
-                <w:iCs w:val="0"/>
-              </w:rPr>
-              <w:instrText xml:space="preserve"> PAGEREF _Toc84663410 \h </w:instrText>
-            </w:r>
-            <w:r>
-              <w:rPr>
-                <w:i w:val="0"/>
-                <w:iCs w:val="0"/>
-              </w:rPr>
-            </w:r>
-            <w:r>
-              <w:rPr>
-                <w:i w:val="0"/>
-                <w:iCs w:val="0"/>
-              </w:rPr>
-              <w:fldChar w:fldCharType="separate"/>
-            </w:r>
-            <w:r>
-              <w:rPr>
-                <w:i w:val="0"/>
-                <w:iCs w:val="0"/>
-              </w:rPr>
-              <w:t>8</w:t>
-            </w:r>
-            <w:r>
-              <w:rPr>
-                <w:i w:val="0"/>
-                <w:iCs w:val="0"/>
-              </w:rPr>
-              <w:fldChar w:fldCharType="end"/>
-            </w:r>
-          </w:hyperlink>
-        </w:p>
-        <w:p>
-          <w:pPr>
-            <w:pStyle w:val="TOC3"/>
-            <w:tabs>
-              <w:tab w:val="left" w:pos="1260"/>
-              <w:tab w:val="right" w:leader="dot" w:pos="8776"/>
-            </w:tabs>
-            <w:rPr>
-              <w:rFonts w:asciiTheme="minorHAnsi" w:eastAsiaTheme="minorEastAsia" w:hAnsiTheme="minorHAnsi" w:cstheme="minorBidi"/>
-              <w:i w:val="0"/>
-              <w:iCs w:val="0"/>
-              <w:sz w:val="21"/>
-              <w:szCs w:val="22"/>
-            </w:rPr>
-          </w:pPr>
-          <w:hyperlink w:anchor="_Toc84663411" w:history="1">
-            <w:r>
-              <w:rPr>
-                <w:rStyle w:val="af1"/>
-                <w:i w:val="0"/>
-                <w:iCs w:val="0"/>
-              </w:rPr>
-              <w:t>3.4.2</w:t>
-            </w:r>
-            <w:r>
-              <w:rPr>
-                <w:rFonts w:asciiTheme="minorHAnsi" w:eastAsiaTheme="minorEastAsia" w:hAnsiTheme="minorHAnsi" w:cstheme="minorBidi"/>
-                <w:i w:val="0"/>
-                <w:iCs w:val="0"/>
-                <w:sz w:val="21"/>
-                <w:szCs w:val="22"/>
-              </w:rPr>
-              <w:tab/>
-            </w:r>
-            <w:r>
-              <w:rPr>
-                <w:rStyle w:val="af1"/>
-                <w:i w:val="0"/>
-                <w:iCs w:val="0"/>
-              </w:rPr>
-              <w:t>基础信息管理</w:t>
-            </w:r>
-            <w:r>
-              <w:rPr>
-                <w:i w:val="0"/>
-                <w:iCs w:val="0"/>
-              </w:rPr>
-              <w:tab/>
-            </w:r>
-            <w:r>
-              <w:rPr>
-                <w:i w:val="0"/>
-                <w:iCs w:val="0"/>
-              </w:rPr>
-              <w:fldChar w:fldCharType="begin"/>
-            </w:r>
-            <w:r>
-              <w:rPr>
-                <w:i w:val="0"/>
-                <w:iCs w:val="0"/>
-              </w:rPr>
-              <w:instrText xml:space="preserve"> PAGEREF _Toc84663411 \h </w:instrText>
-            </w:r>
-            <w:r>
-              <w:rPr>
-                <w:i w:val="0"/>
-                <w:iCs w:val="0"/>
-              </w:rPr>
-            </w:r>
-            <w:r>
-              <w:rPr>
-                <w:i w:val="0"/>
-                <w:iCs w:val="0"/>
-              </w:rPr>
-              <w:fldChar w:fldCharType="separate"/>
-            </w:r>
-            <w:r>
-              <w:rPr>
-                <w:i w:val="0"/>
-                <w:iCs w:val="0"/>
-              </w:rPr>
-              <w:t>10</w:t>
-            </w:r>
-            <w:r>
-              <w:rPr>
-                <w:i w:val="0"/>
-                <w:iCs w:val="0"/>
-              </w:rPr>
-              <w:fldChar w:fldCharType="end"/>
-            </w:r>
-          </w:hyperlink>
-        </w:p>
-        <w:p>
-          <w:pPr>
-            <w:pStyle w:val="TOC1"/>
-            <w:tabs>
-              <w:tab w:val="left" w:pos="420"/>
-              <w:tab w:val="right" w:leader="dot" w:pos="8776"/>
-            </w:tabs>
-            <w:rPr>
-              <w:rFonts w:asciiTheme="minorHAnsi" w:eastAsiaTheme="minorEastAsia" w:hAnsiTheme="minorHAnsi" w:cstheme="minorBidi"/>
+          <w:r>
+            <w:fldChar w:fldCharType="begin"/>
+          </w:r>
+          <w:r>
+            <w:instrText xml:space="preserve"> HYPERLINK \l "_Toc84663403" </w:instrText>
+          </w:r>
+          <w:r>
+            <w:fldChar w:fldCharType="separate"/>
+          </w:r>
+          <w:r>
+            <w:rPr>
+              <w:rStyle w:val="36"/>
+            </w:rPr>
+            <w:t>2</w:t>
+          </w:r>
+          <w:r>
+            <w:rPr>
+              <w:rFonts w:asciiTheme="minorHAnsi" w:hAnsiTheme="minorHAnsi" w:eastAsiaTheme="minorEastAsia" w:cstheme="minorBidi"/>
               <w:b w:val="0"/>
               <w:bCs w:val="0"/>
               <w:caps w:val="0"/>
               <w:sz w:val="21"/>
               <w:szCs w:val="22"/>
             </w:rPr>
-          </w:pPr>
-          <w:hyperlink w:anchor="_Toc84663415" w:history="1">
-            <w:r>
-              <w:rPr>
-                <w:rStyle w:val="af1"/>
-              </w:rPr>
-              <w:t>4</w:t>
-            </w:r>
-            <w:r>
-              <w:rPr>
-                <w:rFonts w:asciiTheme="minorHAnsi" w:eastAsiaTheme="minorEastAsia" w:hAnsiTheme="minorHAnsi" w:cstheme="minorBidi"/>
-                <w:b w:val="0"/>
-                <w:bCs w:val="0"/>
-                <w:caps w:val="0"/>
-                <w:sz w:val="21"/>
-                <w:szCs w:val="22"/>
-              </w:rPr>
-              <w:tab/>
-            </w:r>
-            <w:r>
-              <w:rPr>
-                <w:rStyle w:val="af1"/>
-              </w:rPr>
-              <w:t>性能描述</w:t>
-            </w:r>
-            <w:r>
-              <w:tab/>
-            </w:r>
-            <w:r>
-              <w:fldChar w:fldCharType="begin"/>
-            </w:r>
-            <w:r>
-              <w:instrText xml:space="preserve"> PAGEREF _Toc84663415 \h </w:instrText>
-            </w:r>
-            <w:r>
-              <w:fldChar w:fldCharType="separate"/>
-            </w:r>
-            <w:r>
-              <w:t>14</w:t>
-            </w:r>
-            <w:r>
-              <w:fldChar w:fldCharType="end"/>
-            </w:r>
-          </w:hyperlink>
+            <w:tab/>
+          </w:r>
+          <w:r>
+            <w:rPr>
+              <w:rStyle w:val="36"/>
+            </w:rPr>
+            <w:t>业务流程描述</w:t>
+          </w:r>
+          <w:r>
+            <w:tab/>
+          </w:r>
+          <w:r>
+            <w:fldChar w:fldCharType="begin"/>
+          </w:r>
+          <w:r>
+            <w:instrText xml:space="preserve"> PAGEREF _Toc84663403 \h </w:instrText>
+          </w:r>
+          <w:r>
+            <w:fldChar w:fldCharType="separate"/>
+          </w:r>
+          <w:r>
+            <w:t>5</w:t>
+          </w:r>
+          <w:r>
+            <w:fldChar w:fldCharType="end"/>
+          </w:r>
+          <w:r>
+            <w:fldChar w:fldCharType="end"/>
+          </w:r>
         </w:p>
         <w:p>
           <w:pPr>
-            <w:pStyle w:val="TOC2"/>
-            <w:tabs>
-              <w:tab w:val="left" w:pos="840"/>
-              <w:tab w:val="right" w:leader="dot" w:pos="8776"/>
-            </w:tabs>
-            <w:rPr>
-              <w:rFonts w:asciiTheme="minorHAnsi" w:eastAsiaTheme="minorEastAsia" w:hAnsiTheme="minorHAnsi" w:cstheme="minorBidi"/>
-              <w:smallCaps w:val="0"/>
-              <w:sz w:val="21"/>
-              <w:szCs w:val="22"/>
-            </w:rPr>
-          </w:pPr>
-          <w:hyperlink w:anchor="_Toc84663416" w:history="1">
-            <w:r>
-              <w:rPr>
-                <w:rStyle w:val="af1"/>
-                <w14:scene3d>
-                  <w14:camera w14:prst="orthographicFront"/>
-                  <w14:lightRig w14:rig="threePt" w14:dir="t">
-                    <w14:rot w14:lat="0" w14:lon="0" w14:rev="0"/>
-                  </w14:lightRig>
-                </w14:scene3d>
-              </w:rPr>
-              <w:t>4.1</w:t>
-            </w:r>
-            <w:r>
-              <w:rPr>
-                <w:rFonts w:asciiTheme="minorHAnsi" w:eastAsiaTheme="minorEastAsia" w:hAnsiTheme="minorHAnsi" w:cstheme="minorBidi"/>
-                <w:smallCaps w:val="0"/>
-                <w:sz w:val="21"/>
-                <w:szCs w:val="22"/>
-              </w:rPr>
-              <w:tab/>
-            </w:r>
-            <w:r>
-              <w:rPr>
-                <w:rStyle w:val="af1"/>
-              </w:rPr>
-              <w:t>适应性</w:t>
-            </w:r>
-            <w:r>
-              <w:tab/>
-            </w:r>
-            <w:r>
-              <w:fldChar w:fldCharType="begin"/>
-            </w:r>
-            <w:r>
-              <w:instrText xml:space="preserve"> PAGEREF _Toc84663416 \h </w:instrText>
-            </w:r>
-            <w:r>
-              <w:fldChar w:fldCharType="separate"/>
-            </w:r>
-            <w:r>
-              <w:t>14</w:t>
-            </w:r>
-            <w:r>
-              <w:fldChar w:fldCharType="end"/>
-            </w:r>
-          </w:hyperlink>
-        </w:p>
-        <w:p>
-          <w:pPr>
-            <w:pStyle w:val="TOC1"/>
+            <w:pStyle w:val="23"/>
             <w:tabs>
               <w:tab w:val="left" w:pos="420"/>
               <w:tab w:val="right" w:leader="dot" w:pos="8776"/>
             </w:tabs>
             <w:rPr>
-              <w:rFonts w:asciiTheme="minorHAnsi" w:eastAsiaTheme="minorEastAsia" w:hAnsiTheme="minorHAnsi" w:cstheme="minorBidi"/>
+              <w:rFonts w:asciiTheme="minorHAnsi" w:hAnsiTheme="minorHAnsi" w:eastAsiaTheme="minorEastAsia" w:cstheme="minorBidi"/>
               <w:b w:val="0"/>
               <w:bCs w:val="0"/>
               <w:caps w:val="0"/>
@@ -3490,173 +3156,996 @@
               <w:szCs w:val="22"/>
             </w:rPr>
           </w:pPr>
-          <w:hyperlink w:anchor="_Toc84663417" w:history="1">
-            <w:r>
-              <w:rPr>
-                <w:rStyle w:val="af1"/>
-              </w:rPr>
-              <w:t>5</w:t>
-            </w:r>
-            <w:r>
-              <w:rPr>
-                <w:rFonts w:asciiTheme="minorHAnsi" w:eastAsiaTheme="minorEastAsia" w:hAnsiTheme="minorHAnsi" w:cstheme="minorBidi"/>
-                <w:b w:val="0"/>
-                <w:bCs w:val="0"/>
-                <w:caps w:val="0"/>
-                <w:sz w:val="21"/>
-                <w:szCs w:val="22"/>
-              </w:rPr>
-              <w:tab/>
-            </w:r>
-            <w:r>
-              <w:rPr>
-                <w:rStyle w:val="af1"/>
-              </w:rPr>
-              <w:t>运行需求</w:t>
-            </w:r>
-            <w:r>
-              <w:tab/>
-            </w:r>
-            <w:r>
-              <w:fldChar w:fldCharType="begin"/>
-            </w:r>
-            <w:r>
-              <w:instrText xml:space="preserve"> PAGEREF _Toc84663417 \h </w:instrText>
-            </w:r>
-            <w:r>
-              <w:fldChar w:fldCharType="separate"/>
-            </w:r>
-            <w:r>
-              <w:t>14</w:t>
-            </w:r>
-            <w:r>
-              <w:fldChar w:fldCharType="end"/>
-            </w:r>
-          </w:hyperlink>
+          <w:r>
+            <w:fldChar w:fldCharType="begin"/>
+          </w:r>
+          <w:r>
+            <w:instrText xml:space="preserve"> HYPERLINK \l "_Toc84663404" </w:instrText>
+          </w:r>
+          <w:r>
+            <w:fldChar w:fldCharType="separate"/>
+          </w:r>
+          <w:r>
+            <w:rPr>
+              <w:rStyle w:val="36"/>
+            </w:rPr>
+            <w:t>3</w:t>
+          </w:r>
+          <w:r>
+            <w:rPr>
+              <w:rFonts w:asciiTheme="minorHAnsi" w:hAnsiTheme="minorHAnsi" w:eastAsiaTheme="minorEastAsia" w:cstheme="minorBidi"/>
+              <w:b w:val="0"/>
+              <w:bCs w:val="0"/>
+              <w:caps w:val="0"/>
+              <w:sz w:val="21"/>
+              <w:szCs w:val="22"/>
+            </w:rPr>
+            <w:tab/>
+          </w:r>
+          <w:r>
+            <w:rPr>
+              <w:rStyle w:val="36"/>
+            </w:rPr>
+            <w:t>任务概述</w:t>
+          </w:r>
+          <w:r>
+            <w:tab/>
+          </w:r>
+          <w:r>
+            <w:fldChar w:fldCharType="begin"/>
+          </w:r>
+          <w:r>
+            <w:instrText xml:space="preserve"> PAGEREF _Toc84663404 \h </w:instrText>
+          </w:r>
+          <w:r>
+            <w:fldChar w:fldCharType="separate"/>
+          </w:r>
+          <w:r>
+            <w:t>7</w:t>
+          </w:r>
+          <w:r>
+            <w:fldChar w:fldCharType="end"/>
+          </w:r>
+          <w:r>
+            <w:fldChar w:fldCharType="end"/>
+          </w:r>
         </w:p>
         <w:p>
           <w:pPr>
-            <w:pStyle w:val="TOC2"/>
+            <w:pStyle w:val="26"/>
             <w:tabs>
               <w:tab w:val="left" w:pos="840"/>
               <w:tab w:val="right" w:leader="dot" w:pos="8776"/>
             </w:tabs>
             <w:rPr>
-              <w:rFonts w:asciiTheme="minorHAnsi" w:eastAsiaTheme="minorEastAsia" w:hAnsiTheme="minorHAnsi" w:cstheme="minorBidi"/>
+              <w:rFonts w:asciiTheme="minorHAnsi" w:hAnsiTheme="minorHAnsi" w:eastAsiaTheme="minorEastAsia" w:cstheme="minorBidi"/>
               <w:smallCaps w:val="0"/>
               <w:sz w:val="21"/>
               <w:szCs w:val="22"/>
             </w:rPr>
           </w:pPr>
-          <w:hyperlink w:anchor="_Toc84663418" w:history="1">
-            <w:r>
-              <w:rPr>
-                <w:rStyle w:val="af1"/>
-                <w14:scene3d>
-                  <w14:camera w14:prst="orthographicFront"/>
-                  <w14:lightRig w14:rig="threePt" w14:dir="t">
-                    <w14:rot w14:lat="0" w14:lon="0" w14:rev="0"/>
-                  </w14:lightRig>
-                </w14:scene3d>
-              </w:rPr>
-              <w:t>5.1</w:t>
-            </w:r>
-            <w:r>
-              <w:rPr>
-                <w:rFonts w:asciiTheme="minorHAnsi" w:eastAsiaTheme="minorEastAsia" w:hAnsiTheme="minorHAnsi" w:cstheme="minorBidi"/>
-                <w:smallCaps w:val="0"/>
-                <w:sz w:val="21"/>
-                <w:szCs w:val="22"/>
-              </w:rPr>
-              <w:tab/>
-            </w:r>
-            <w:r>
-              <w:rPr>
-                <w:rStyle w:val="af1"/>
-              </w:rPr>
-              <w:t>用户界面</w:t>
-            </w:r>
-            <w:r>
-              <w:tab/>
-            </w:r>
-            <w:r>
-              <w:fldChar w:fldCharType="begin"/>
-            </w:r>
-            <w:r>
-              <w:instrText xml:space="preserve"> PAGEREF _Toc84663418 \h </w:instrText>
-            </w:r>
-            <w:r>
-              <w:fldChar w:fldCharType="separate"/>
-            </w:r>
-            <w:r>
-              <w:t>14</w:t>
-            </w:r>
-            <w:r>
-              <w:fldChar w:fldCharType="end"/>
-            </w:r>
-          </w:hyperlink>
+          <w:r>
+            <w:fldChar w:fldCharType="begin"/>
+          </w:r>
+          <w:r>
+            <w:instrText xml:space="preserve"> HYPERLINK \l "_Toc84663405" </w:instrText>
+          </w:r>
+          <w:r>
+            <w:fldChar w:fldCharType="separate"/>
+          </w:r>
+          <w:r>
+            <w:rPr>
+              <w:rStyle w:val="36"/>
+              <w14:scene3d w14:prst="orthographicFront">
+                <w14:lightRig w14:rig="threePt" w14:dir="t">
+                  <w14:rot w14:lat="0" w14:lon="0" w14:rev="0"/>
+                </w14:lightRig>
+              </w14:scene3d>
+            </w:rPr>
+            <w:t>3.1</w:t>
+          </w:r>
+          <w:r>
+            <w:rPr>
+              <w:rFonts w:asciiTheme="minorHAnsi" w:hAnsiTheme="minorHAnsi" w:eastAsiaTheme="minorEastAsia" w:cstheme="minorBidi"/>
+              <w:smallCaps w:val="0"/>
+              <w:sz w:val="21"/>
+              <w:szCs w:val="22"/>
+            </w:rPr>
+            <w:tab/>
+          </w:r>
+          <w:r>
+            <w:rPr>
+              <w:rStyle w:val="36"/>
+            </w:rPr>
+            <w:t>目标</w:t>
+          </w:r>
+          <w:r>
+            <w:tab/>
+          </w:r>
+          <w:r>
+            <w:fldChar w:fldCharType="begin"/>
+          </w:r>
+          <w:r>
+            <w:instrText xml:space="preserve"> PAGEREF _Toc84663405 \h </w:instrText>
+          </w:r>
+          <w:r>
+            <w:fldChar w:fldCharType="separate"/>
+          </w:r>
+          <w:r>
+            <w:t>7</w:t>
+          </w:r>
+          <w:r>
+            <w:fldChar w:fldCharType="end"/>
+          </w:r>
+          <w:r>
+            <w:fldChar w:fldCharType="end"/>
+          </w:r>
         </w:p>
         <w:p>
           <w:pPr>
-            <w:pStyle w:val="TOC2"/>
+            <w:pStyle w:val="26"/>
             <w:tabs>
               <w:tab w:val="left" w:pos="840"/>
               <w:tab w:val="right" w:leader="dot" w:pos="8776"/>
             </w:tabs>
             <w:rPr>
-              <w:rFonts w:asciiTheme="minorHAnsi" w:eastAsiaTheme="minorEastAsia" w:hAnsiTheme="minorHAnsi" w:cstheme="minorBidi"/>
+              <w:rFonts w:asciiTheme="minorHAnsi" w:hAnsiTheme="minorHAnsi" w:eastAsiaTheme="minorEastAsia" w:cstheme="minorBidi"/>
               <w:smallCaps w:val="0"/>
               <w:sz w:val="21"/>
               <w:szCs w:val="22"/>
             </w:rPr>
           </w:pPr>
-          <w:hyperlink w:anchor="_Toc84663419" w:history="1">
-            <w:r>
-              <w:rPr>
-                <w:rStyle w:val="af1"/>
-                <w14:scene3d>
-                  <w14:camera w14:prst="orthographicFront"/>
-                  <w14:lightRig w14:rig="threePt" w14:dir="t">
-                    <w14:rot w14:lat="0" w14:lon="0" w14:rev="0"/>
-                  </w14:lightRig>
-                </w14:scene3d>
-              </w:rPr>
-              <w:t>5.2</w:t>
-            </w:r>
-            <w:r>
-              <w:rPr>
-                <w:rFonts w:asciiTheme="minorHAnsi" w:eastAsiaTheme="minorEastAsia" w:hAnsiTheme="minorHAnsi" w:cstheme="minorBidi"/>
-                <w:smallCaps w:val="0"/>
-                <w:sz w:val="21"/>
-                <w:szCs w:val="22"/>
-              </w:rPr>
-              <w:tab/>
-            </w:r>
-            <w:r>
-              <w:rPr>
-                <w:rStyle w:val="af1"/>
-              </w:rPr>
-              <w:t>软件接口</w:t>
-            </w:r>
-            <w:r>
-              <w:tab/>
-            </w:r>
-            <w:r>
-              <w:fldChar w:fldCharType="begin"/>
-            </w:r>
-            <w:r>
-              <w:instrText xml:space="preserve"> PAGEREF _Toc84663419 \h </w:instrText>
-            </w:r>
-            <w:r>
-              <w:fldChar w:fldCharType="separate"/>
-            </w:r>
-            <w:r>
-              <w:t>15</w:t>
-            </w:r>
-            <w:r>
-              <w:fldChar w:fldCharType="end"/>
-            </w:r>
-          </w:hyperlink>
+          <w:r>
+            <w:fldChar w:fldCharType="begin"/>
+          </w:r>
+          <w:r>
+            <w:instrText xml:space="preserve"> HYPERLINK \l "_Toc84663406" </w:instrText>
+          </w:r>
+          <w:r>
+            <w:fldChar w:fldCharType="separate"/>
+          </w:r>
+          <w:r>
+            <w:rPr>
+              <w:rStyle w:val="36"/>
+              <w14:scene3d w14:prst="orthographicFront">
+                <w14:lightRig w14:rig="threePt" w14:dir="t">
+                  <w14:rot w14:lat="0" w14:lon="0" w14:rev="0"/>
+                </w14:lightRig>
+              </w14:scene3d>
+            </w:rPr>
+            <w:t>3.2</w:t>
+          </w:r>
+          <w:r>
+            <w:rPr>
+              <w:rFonts w:asciiTheme="minorHAnsi" w:hAnsiTheme="minorHAnsi" w:eastAsiaTheme="minorEastAsia" w:cstheme="minorBidi"/>
+              <w:smallCaps w:val="0"/>
+              <w:sz w:val="21"/>
+              <w:szCs w:val="22"/>
+            </w:rPr>
+            <w:tab/>
+          </w:r>
+          <w:r>
+            <w:rPr>
+              <w:rStyle w:val="36"/>
+            </w:rPr>
+            <w:t>运行环境</w:t>
+          </w:r>
+          <w:r>
+            <w:tab/>
+          </w:r>
+          <w:r>
+            <w:fldChar w:fldCharType="begin"/>
+          </w:r>
+          <w:r>
+            <w:instrText xml:space="preserve"> PAGEREF _Toc84663406 \h </w:instrText>
+          </w:r>
+          <w:r>
+            <w:fldChar w:fldCharType="separate"/>
+          </w:r>
+          <w:r>
+            <w:t>7</w:t>
+          </w:r>
+          <w:r>
+            <w:fldChar w:fldCharType="end"/>
+          </w:r>
+          <w:r>
+            <w:fldChar w:fldCharType="end"/>
+          </w:r>
+        </w:p>
+        <w:p>
+          <w:pPr>
+            <w:pStyle w:val="17"/>
+            <w:tabs>
+              <w:tab w:val="left" w:pos="1260"/>
+              <w:tab w:val="right" w:leader="dot" w:pos="8776"/>
+            </w:tabs>
+            <w:rPr>
+              <w:rFonts w:asciiTheme="minorHAnsi" w:hAnsiTheme="minorHAnsi" w:eastAsiaTheme="minorEastAsia" w:cstheme="minorBidi"/>
+              <w:i w:val="0"/>
+              <w:iCs w:val="0"/>
+              <w:sz w:val="21"/>
+              <w:szCs w:val="22"/>
+            </w:rPr>
+          </w:pPr>
+          <w:r>
+            <w:fldChar w:fldCharType="begin"/>
+          </w:r>
+          <w:r>
+            <w:instrText xml:space="preserve"> HYPERLINK \l "_Toc84663407" </w:instrText>
+          </w:r>
+          <w:r>
+            <w:fldChar w:fldCharType="separate"/>
+          </w:r>
+          <w:r>
+            <w:rPr>
+              <w:rStyle w:val="36"/>
+              <w:i w:val="0"/>
+              <w:iCs w:val="0"/>
+            </w:rPr>
+            <w:t>3.2.1</w:t>
+          </w:r>
+          <w:r>
+            <w:rPr>
+              <w:rFonts w:asciiTheme="minorHAnsi" w:hAnsiTheme="minorHAnsi" w:eastAsiaTheme="minorEastAsia" w:cstheme="minorBidi"/>
+              <w:i w:val="0"/>
+              <w:iCs w:val="0"/>
+              <w:sz w:val="21"/>
+              <w:szCs w:val="22"/>
+            </w:rPr>
+            <w:tab/>
+          </w:r>
+          <w:r>
+            <w:rPr>
+              <w:rStyle w:val="36"/>
+              <w:i w:val="0"/>
+              <w:iCs w:val="0"/>
+            </w:rPr>
+            <w:t>软件运行环境</w:t>
+          </w:r>
+          <w:r>
+            <w:rPr>
+              <w:i w:val="0"/>
+              <w:iCs w:val="0"/>
+            </w:rPr>
+            <w:tab/>
+          </w:r>
+          <w:r>
+            <w:rPr>
+              <w:i w:val="0"/>
+              <w:iCs w:val="0"/>
+            </w:rPr>
+            <w:fldChar w:fldCharType="begin"/>
+          </w:r>
+          <w:r>
+            <w:rPr>
+              <w:i w:val="0"/>
+              <w:iCs w:val="0"/>
+            </w:rPr>
+            <w:instrText xml:space="preserve"> PAGEREF _Toc84663407 \h </w:instrText>
+          </w:r>
+          <w:r>
+            <w:rPr>
+              <w:i w:val="0"/>
+              <w:iCs w:val="0"/>
+            </w:rPr>
+            <w:fldChar w:fldCharType="separate"/>
+          </w:r>
+          <w:r>
+            <w:rPr>
+              <w:i w:val="0"/>
+              <w:iCs w:val="0"/>
+            </w:rPr>
+            <w:t>7</w:t>
+          </w:r>
+          <w:r>
+            <w:rPr>
+              <w:i w:val="0"/>
+              <w:iCs w:val="0"/>
+            </w:rPr>
+            <w:fldChar w:fldCharType="end"/>
+          </w:r>
+          <w:r>
+            <w:rPr>
+              <w:i w:val="0"/>
+              <w:iCs w:val="0"/>
+            </w:rPr>
+            <w:fldChar w:fldCharType="end"/>
+          </w:r>
+        </w:p>
+        <w:p>
+          <w:pPr>
+            <w:pStyle w:val="26"/>
+            <w:tabs>
+              <w:tab w:val="left" w:pos="840"/>
+              <w:tab w:val="right" w:leader="dot" w:pos="8776"/>
+            </w:tabs>
+            <w:rPr>
+              <w:rFonts w:asciiTheme="minorHAnsi" w:hAnsiTheme="minorHAnsi" w:eastAsiaTheme="minorEastAsia" w:cstheme="minorBidi"/>
+              <w:smallCaps w:val="0"/>
+              <w:sz w:val="21"/>
+              <w:szCs w:val="22"/>
+            </w:rPr>
+          </w:pPr>
+          <w:r>
+            <w:fldChar w:fldCharType="begin"/>
+          </w:r>
+          <w:r>
+            <w:instrText xml:space="preserve"> HYPERLINK \l "_Toc84663408" </w:instrText>
+          </w:r>
+          <w:r>
+            <w:fldChar w:fldCharType="separate"/>
+          </w:r>
+          <w:r>
+            <w:rPr>
+              <w:rStyle w:val="36"/>
+              <w14:scene3d w14:prst="orthographicFront">
+                <w14:lightRig w14:rig="threePt" w14:dir="t">
+                  <w14:rot w14:lat="0" w14:lon="0" w14:rev="0"/>
+                </w14:lightRig>
+              </w14:scene3d>
+            </w:rPr>
+            <w:t>3.3</w:t>
+          </w:r>
+          <w:r>
+            <w:rPr>
+              <w:rFonts w:asciiTheme="minorHAnsi" w:hAnsiTheme="minorHAnsi" w:eastAsiaTheme="minorEastAsia" w:cstheme="minorBidi"/>
+              <w:smallCaps w:val="0"/>
+              <w:sz w:val="21"/>
+              <w:szCs w:val="22"/>
+            </w:rPr>
+            <w:tab/>
+          </w:r>
+          <w:r>
+            <w:rPr>
+              <w:rStyle w:val="36"/>
+            </w:rPr>
+            <w:t>功能划分</w:t>
+          </w:r>
+          <w:r>
+            <w:tab/>
+          </w:r>
+          <w:r>
+            <w:fldChar w:fldCharType="begin"/>
+          </w:r>
+          <w:r>
+            <w:instrText xml:space="preserve"> PAGEREF _Toc84663408 \h </w:instrText>
+          </w:r>
+          <w:r>
+            <w:fldChar w:fldCharType="separate"/>
+          </w:r>
+          <w:r>
+            <w:t>7</w:t>
+          </w:r>
+          <w:r>
+            <w:fldChar w:fldCharType="end"/>
+          </w:r>
+          <w:r>
+            <w:fldChar w:fldCharType="end"/>
+          </w:r>
+        </w:p>
+        <w:p>
+          <w:pPr>
+            <w:pStyle w:val="26"/>
+            <w:tabs>
+              <w:tab w:val="left" w:pos="840"/>
+              <w:tab w:val="right" w:leader="dot" w:pos="8776"/>
+            </w:tabs>
+            <w:rPr>
+              <w:rFonts w:asciiTheme="minorHAnsi" w:hAnsiTheme="minorHAnsi" w:eastAsiaTheme="minorEastAsia" w:cstheme="minorBidi"/>
+              <w:smallCaps w:val="0"/>
+              <w:sz w:val="21"/>
+              <w:szCs w:val="22"/>
+            </w:rPr>
+          </w:pPr>
+          <w:r>
+            <w:fldChar w:fldCharType="begin"/>
+          </w:r>
+          <w:r>
+            <w:instrText xml:space="preserve"> HYPERLINK \l "_Toc84663409" </w:instrText>
+          </w:r>
+          <w:r>
+            <w:fldChar w:fldCharType="separate"/>
+          </w:r>
+          <w:r>
+            <w:rPr>
+              <w:rStyle w:val="36"/>
+              <w14:scene3d w14:prst="orthographicFront">
+                <w14:lightRig w14:rig="threePt" w14:dir="t">
+                  <w14:rot w14:lat="0" w14:lon="0" w14:rev="0"/>
+                </w14:lightRig>
+              </w14:scene3d>
+            </w:rPr>
+            <w:t>3.4</w:t>
+          </w:r>
+          <w:r>
+            <w:rPr>
+              <w:rFonts w:asciiTheme="minorHAnsi" w:hAnsiTheme="minorHAnsi" w:eastAsiaTheme="minorEastAsia" w:cstheme="minorBidi"/>
+              <w:smallCaps w:val="0"/>
+              <w:sz w:val="21"/>
+              <w:szCs w:val="22"/>
+            </w:rPr>
+            <w:tab/>
+          </w:r>
+          <w:r>
+            <w:rPr>
+              <w:rStyle w:val="36"/>
+            </w:rPr>
+            <w:t>功能描述</w:t>
+          </w:r>
+          <w:r>
+            <w:tab/>
+          </w:r>
+          <w:r>
+            <w:fldChar w:fldCharType="begin"/>
+          </w:r>
+          <w:r>
+            <w:instrText xml:space="preserve"> PAGEREF _Toc84663409 \h </w:instrText>
+          </w:r>
+          <w:r>
+            <w:fldChar w:fldCharType="separate"/>
+          </w:r>
+          <w:r>
+            <w:t>8</w:t>
+          </w:r>
+          <w:r>
+            <w:fldChar w:fldCharType="end"/>
+          </w:r>
+          <w:r>
+            <w:fldChar w:fldCharType="end"/>
+          </w:r>
+        </w:p>
+        <w:p>
+          <w:pPr>
+            <w:pStyle w:val="17"/>
+            <w:tabs>
+              <w:tab w:val="left" w:pos="1260"/>
+              <w:tab w:val="right" w:leader="dot" w:pos="8776"/>
+            </w:tabs>
+            <w:rPr>
+              <w:rFonts w:asciiTheme="minorHAnsi" w:hAnsiTheme="minorHAnsi" w:eastAsiaTheme="minorEastAsia" w:cstheme="minorBidi"/>
+              <w:i w:val="0"/>
+              <w:iCs w:val="0"/>
+              <w:sz w:val="21"/>
+              <w:szCs w:val="22"/>
+            </w:rPr>
+          </w:pPr>
+          <w:r>
+            <w:fldChar w:fldCharType="begin"/>
+          </w:r>
+          <w:r>
+            <w:instrText xml:space="preserve"> HYPERLINK \l "_Toc84663410" </w:instrText>
+          </w:r>
+          <w:r>
+            <w:fldChar w:fldCharType="separate"/>
+          </w:r>
+          <w:r>
+            <w:rPr>
+              <w:rStyle w:val="36"/>
+              <w:i w:val="0"/>
+              <w:iCs w:val="0"/>
+            </w:rPr>
+            <w:t>3.4.1</w:t>
+          </w:r>
+          <w:r>
+            <w:rPr>
+              <w:rFonts w:asciiTheme="minorHAnsi" w:hAnsiTheme="minorHAnsi" w:eastAsiaTheme="minorEastAsia" w:cstheme="minorBidi"/>
+              <w:i w:val="0"/>
+              <w:iCs w:val="0"/>
+              <w:sz w:val="21"/>
+              <w:szCs w:val="22"/>
+            </w:rPr>
+            <w:tab/>
+          </w:r>
+          <w:r>
+            <w:rPr>
+              <w:rStyle w:val="36"/>
+              <w:i w:val="0"/>
+              <w:iCs w:val="0"/>
+            </w:rPr>
+            <w:t>系统信息管理</w:t>
+          </w:r>
+          <w:r>
+            <w:rPr>
+              <w:i w:val="0"/>
+              <w:iCs w:val="0"/>
+            </w:rPr>
+            <w:tab/>
+          </w:r>
+          <w:r>
+            <w:rPr>
+              <w:i w:val="0"/>
+              <w:iCs w:val="0"/>
+            </w:rPr>
+            <w:fldChar w:fldCharType="begin"/>
+          </w:r>
+          <w:r>
+            <w:rPr>
+              <w:i w:val="0"/>
+              <w:iCs w:val="0"/>
+            </w:rPr>
+            <w:instrText xml:space="preserve"> PAGEREF _Toc84663410 \h </w:instrText>
+          </w:r>
+          <w:r>
+            <w:rPr>
+              <w:i w:val="0"/>
+              <w:iCs w:val="0"/>
+            </w:rPr>
+            <w:fldChar w:fldCharType="separate"/>
+          </w:r>
+          <w:r>
+            <w:rPr>
+              <w:i w:val="0"/>
+              <w:iCs w:val="0"/>
+            </w:rPr>
+            <w:t>8</w:t>
+          </w:r>
+          <w:r>
+            <w:rPr>
+              <w:i w:val="0"/>
+              <w:iCs w:val="0"/>
+            </w:rPr>
+            <w:fldChar w:fldCharType="end"/>
+          </w:r>
+          <w:r>
+            <w:rPr>
+              <w:i w:val="0"/>
+              <w:iCs w:val="0"/>
+            </w:rPr>
+            <w:fldChar w:fldCharType="end"/>
+          </w:r>
+        </w:p>
+        <w:p>
+          <w:pPr>
+            <w:pStyle w:val="17"/>
+            <w:tabs>
+              <w:tab w:val="left" w:pos="1260"/>
+              <w:tab w:val="right" w:leader="dot" w:pos="8776"/>
+            </w:tabs>
+            <w:rPr>
+              <w:rFonts w:asciiTheme="minorHAnsi" w:hAnsiTheme="minorHAnsi" w:eastAsiaTheme="minorEastAsia" w:cstheme="minorBidi"/>
+              <w:i w:val="0"/>
+              <w:iCs w:val="0"/>
+              <w:sz w:val="21"/>
+              <w:szCs w:val="22"/>
+            </w:rPr>
+          </w:pPr>
+          <w:r>
+            <w:fldChar w:fldCharType="begin"/>
+          </w:r>
+          <w:r>
+            <w:instrText xml:space="preserve"> HYPERLINK \l "_Toc84663411" </w:instrText>
+          </w:r>
+          <w:r>
+            <w:fldChar w:fldCharType="separate"/>
+          </w:r>
+          <w:r>
+            <w:rPr>
+              <w:rStyle w:val="36"/>
+              <w:i w:val="0"/>
+              <w:iCs w:val="0"/>
+            </w:rPr>
+            <w:t>3.4.2</w:t>
+          </w:r>
+          <w:r>
+            <w:rPr>
+              <w:rFonts w:asciiTheme="minorHAnsi" w:hAnsiTheme="minorHAnsi" w:eastAsiaTheme="minorEastAsia" w:cstheme="minorBidi"/>
+              <w:i w:val="0"/>
+              <w:iCs w:val="0"/>
+              <w:sz w:val="21"/>
+              <w:szCs w:val="22"/>
+            </w:rPr>
+            <w:tab/>
+          </w:r>
+          <w:r>
+            <w:rPr>
+              <w:rStyle w:val="36"/>
+              <w:i w:val="0"/>
+              <w:iCs w:val="0"/>
+            </w:rPr>
+            <w:t>基础信息管理</w:t>
+          </w:r>
+          <w:r>
+            <w:rPr>
+              <w:i w:val="0"/>
+              <w:iCs w:val="0"/>
+            </w:rPr>
+            <w:tab/>
+          </w:r>
+          <w:r>
+            <w:rPr>
+              <w:i w:val="0"/>
+              <w:iCs w:val="0"/>
+            </w:rPr>
+            <w:fldChar w:fldCharType="begin"/>
+          </w:r>
+          <w:r>
+            <w:rPr>
+              <w:i w:val="0"/>
+              <w:iCs w:val="0"/>
+            </w:rPr>
+            <w:instrText xml:space="preserve"> PAGEREF _Toc84663411 \h </w:instrText>
+          </w:r>
+          <w:r>
+            <w:rPr>
+              <w:i w:val="0"/>
+              <w:iCs w:val="0"/>
+            </w:rPr>
+            <w:fldChar w:fldCharType="separate"/>
+          </w:r>
+          <w:r>
+            <w:rPr>
+              <w:i w:val="0"/>
+              <w:iCs w:val="0"/>
+            </w:rPr>
+            <w:t>10</w:t>
+          </w:r>
+          <w:r>
+            <w:rPr>
+              <w:i w:val="0"/>
+              <w:iCs w:val="0"/>
+            </w:rPr>
+            <w:fldChar w:fldCharType="end"/>
+          </w:r>
+          <w:r>
+            <w:rPr>
+              <w:i w:val="0"/>
+              <w:iCs w:val="0"/>
+            </w:rPr>
+            <w:fldChar w:fldCharType="end"/>
+          </w:r>
+        </w:p>
+        <w:p>
+          <w:pPr>
+            <w:pStyle w:val="23"/>
+            <w:tabs>
+              <w:tab w:val="left" w:pos="420"/>
+              <w:tab w:val="right" w:leader="dot" w:pos="8776"/>
+            </w:tabs>
+            <w:rPr>
+              <w:rFonts w:asciiTheme="minorHAnsi" w:hAnsiTheme="minorHAnsi" w:eastAsiaTheme="minorEastAsia" w:cstheme="minorBidi"/>
+              <w:b w:val="0"/>
+              <w:bCs w:val="0"/>
+              <w:caps w:val="0"/>
+              <w:sz w:val="21"/>
+              <w:szCs w:val="22"/>
+            </w:rPr>
+          </w:pPr>
+          <w:r>
+            <w:fldChar w:fldCharType="begin"/>
+          </w:r>
+          <w:r>
+            <w:instrText xml:space="preserve"> HYPERLINK \l "_Toc84663415" </w:instrText>
+          </w:r>
+          <w:r>
+            <w:fldChar w:fldCharType="separate"/>
+          </w:r>
+          <w:r>
+            <w:rPr>
+              <w:rStyle w:val="36"/>
+            </w:rPr>
+            <w:t>4</w:t>
+          </w:r>
+          <w:r>
+            <w:rPr>
+              <w:rFonts w:asciiTheme="minorHAnsi" w:hAnsiTheme="minorHAnsi" w:eastAsiaTheme="minorEastAsia" w:cstheme="minorBidi"/>
+              <w:b w:val="0"/>
+              <w:bCs w:val="0"/>
+              <w:caps w:val="0"/>
+              <w:sz w:val="21"/>
+              <w:szCs w:val="22"/>
+            </w:rPr>
+            <w:tab/>
+          </w:r>
+          <w:r>
+            <w:rPr>
+              <w:rStyle w:val="36"/>
+            </w:rPr>
+            <w:t>性能描述</w:t>
+          </w:r>
+          <w:r>
+            <w:tab/>
+          </w:r>
+          <w:r>
+            <w:fldChar w:fldCharType="begin"/>
+          </w:r>
+          <w:r>
+            <w:instrText xml:space="preserve"> PAGEREF _Toc84663415 \h </w:instrText>
+          </w:r>
+          <w:r>
+            <w:fldChar w:fldCharType="separate"/>
+          </w:r>
+          <w:r>
+            <w:t>14</w:t>
+          </w:r>
+          <w:r>
+            <w:fldChar w:fldCharType="end"/>
+          </w:r>
+          <w:r>
+            <w:fldChar w:fldCharType="end"/>
+          </w:r>
+        </w:p>
+        <w:p>
+          <w:pPr>
+            <w:pStyle w:val="26"/>
+            <w:tabs>
+              <w:tab w:val="left" w:pos="840"/>
+              <w:tab w:val="right" w:leader="dot" w:pos="8776"/>
+            </w:tabs>
+            <w:rPr>
+              <w:rFonts w:asciiTheme="minorHAnsi" w:hAnsiTheme="minorHAnsi" w:eastAsiaTheme="minorEastAsia" w:cstheme="minorBidi"/>
+              <w:smallCaps w:val="0"/>
+              <w:sz w:val="21"/>
+              <w:szCs w:val="22"/>
+            </w:rPr>
+          </w:pPr>
+          <w:r>
+            <w:fldChar w:fldCharType="begin"/>
+          </w:r>
+          <w:r>
+            <w:instrText xml:space="preserve"> HYPERLINK \l "_Toc84663416" </w:instrText>
+          </w:r>
+          <w:r>
+            <w:fldChar w:fldCharType="separate"/>
+          </w:r>
+          <w:r>
+            <w:rPr>
+              <w:rStyle w:val="36"/>
+              <w14:scene3d w14:prst="orthographicFront">
+                <w14:lightRig w14:rig="threePt" w14:dir="t">
+                  <w14:rot w14:lat="0" w14:lon="0" w14:rev="0"/>
+                </w14:lightRig>
+              </w14:scene3d>
+            </w:rPr>
+            <w:t>4.1</w:t>
+          </w:r>
+          <w:r>
+            <w:rPr>
+              <w:rFonts w:asciiTheme="minorHAnsi" w:hAnsiTheme="minorHAnsi" w:eastAsiaTheme="minorEastAsia" w:cstheme="minorBidi"/>
+              <w:smallCaps w:val="0"/>
+              <w:sz w:val="21"/>
+              <w:szCs w:val="22"/>
+            </w:rPr>
+            <w:tab/>
+          </w:r>
+          <w:r>
+            <w:rPr>
+              <w:rStyle w:val="36"/>
+            </w:rPr>
+            <w:t>适应性</w:t>
+          </w:r>
+          <w:r>
+            <w:tab/>
+          </w:r>
+          <w:r>
+            <w:fldChar w:fldCharType="begin"/>
+          </w:r>
+          <w:r>
+            <w:instrText xml:space="preserve"> PAGEREF _Toc84663416 \h </w:instrText>
+          </w:r>
+          <w:r>
+            <w:fldChar w:fldCharType="separate"/>
+          </w:r>
+          <w:r>
+            <w:t>14</w:t>
+          </w:r>
+          <w:r>
+            <w:fldChar w:fldCharType="end"/>
+          </w:r>
+          <w:r>
+            <w:fldChar w:fldCharType="end"/>
+          </w:r>
+        </w:p>
+        <w:p>
+          <w:pPr>
+            <w:pStyle w:val="23"/>
+            <w:tabs>
+              <w:tab w:val="left" w:pos="420"/>
+              <w:tab w:val="right" w:leader="dot" w:pos="8776"/>
+            </w:tabs>
+            <w:rPr>
+              <w:rFonts w:asciiTheme="minorHAnsi" w:hAnsiTheme="minorHAnsi" w:eastAsiaTheme="minorEastAsia" w:cstheme="minorBidi"/>
+              <w:b w:val="0"/>
+              <w:bCs w:val="0"/>
+              <w:caps w:val="0"/>
+              <w:sz w:val="21"/>
+              <w:szCs w:val="22"/>
+            </w:rPr>
+          </w:pPr>
+          <w:r>
+            <w:fldChar w:fldCharType="begin"/>
+          </w:r>
+          <w:r>
+            <w:instrText xml:space="preserve"> HYPERLINK \l "_Toc84663417" </w:instrText>
+          </w:r>
+          <w:r>
+            <w:fldChar w:fldCharType="separate"/>
+          </w:r>
+          <w:r>
+            <w:rPr>
+              <w:rStyle w:val="36"/>
+            </w:rPr>
+            <w:t>5</w:t>
+          </w:r>
+          <w:r>
+            <w:rPr>
+              <w:rFonts w:asciiTheme="minorHAnsi" w:hAnsiTheme="minorHAnsi" w:eastAsiaTheme="minorEastAsia" w:cstheme="minorBidi"/>
+              <w:b w:val="0"/>
+              <w:bCs w:val="0"/>
+              <w:caps w:val="0"/>
+              <w:sz w:val="21"/>
+              <w:szCs w:val="22"/>
+            </w:rPr>
+            <w:tab/>
+          </w:r>
+          <w:r>
+            <w:rPr>
+              <w:rStyle w:val="36"/>
+            </w:rPr>
+            <w:t>运行需求</w:t>
+          </w:r>
+          <w:r>
+            <w:tab/>
+          </w:r>
+          <w:r>
+            <w:fldChar w:fldCharType="begin"/>
+          </w:r>
+          <w:r>
+            <w:instrText xml:space="preserve"> PAGEREF _Toc84663417 \h </w:instrText>
+          </w:r>
+          <w:r>
+            <w:fldChar w:fldCharType="separate"/>
+          </w:r>
+          <w:r>
+            <w:t>14</w:t>
+          </w:r>
+          <w:r>
+            <w:fldChar w:fldCharType="end"/>
+          </w:r>
+          <w:r>
+            <w:fldChar w:fldCharType="end"/>
+          </w:r>
+        </w:p>
+        <w:p>
+          <w:pPr>
+            <w:pStyle w:val="26"/>
+            <w:tabs>
+              <w:tab w:val="left" w:pos="840"/>
+              <w:tab w:val="right" w:leader="dot" w:pos="8776"/>
+            </w:tabs>
+            <w:rPr>
+              <w:rFonts w:asciiTheme="minorHAnsi" w:hAnsiTheme="minorHAnsi" w:eastAsiaTheme="minorEastAsia" w:cstheme="minorBidi"/>
+              <w:smallCaps w:val="0"/>
+              <w:sz w:val="21"/>
+              <w:szCs w:val="22"/>
+            </w:rPr>
+          </w:pPr>
+          <w:r>
+            <w:fldChar w:fldCharType="begin"/>
+          </w:r>
+          <w:r>
+            <w:instrText xml:space="preserve"> HYPERLINK \l "_Toc84663418" </w:instrText>
+          </w:r>
+          <w:r>
+            <w:fldChar w:fldCharType="separate"/>
+          </w:r>
+          <w:r>
+            <w:rPr>
+              <w:rStyle w:val="36"/>
+              <w14:scene3d w14:prst="orthographicFront">
+                <w14:lightRig w14:rig="threePt" w14:dir="t">
+                  <w14:rot w14:lat="0" w14:lon="0" w14:rev="0"/>
+                </w14:lightRig>
+              </w14:scene3d>
+            </w:rPr>
+            <w:t>5.1</w:t>
+          </w:r>
+          <w:r>
+            <w:rPr>
+              <w:rFonts w:asciiTheme="minorHAnsi" w:hAnsiTheme="minorHAnsi" w:eastAsiaTheme="minorEastAsia" w:cstheme="minorBidi"/>
+              <w:smallCaps w:val="0"/>
+              <w:sz w:val="21"/>
+              <w:szCs w:val="22"/>
+            </w:rPr>
+            <w:tab/>
+          </w:r>
+          <w:r>
+            <w:rPr>
+              <w:rStyle w:val="36"/>
+            </w:rPr>
+            <w:t>用户界面</w:t>
+          </w:r>
+          <w:r>
+            <w:tab/>
+          </w:r>
+          <w:r>
+            <w:fldChar w:fldCharType="begin"/>
+          </w:r>
+          <w:r>
+            <w:instrText xml:space="preserve"> PAGEREF _Toc84663418 \h </w:instrText>
+          </w:r>
+          <w:r>
+            <w:fldChar w:fldCharType="separate"/>
+          </w:r>
+          <w:r>
+            <w:t>14</w:t>
+          </w:r>
+          <w:r>
+            <w:fldChar w:fldCharType="end"/>
+          </w:r>
+          <w:r>
+            <w:fldChar w:fldCharType="end"/>
+          </w:r>
+        </w:p>
+        <w:p>
+          <w:pPr>
+            <w:pStyle w:val="26"/>
+            <w:tabs>
+              <w:tab w:val="left" w:pos="840"/>
+              <w:tab w:val="right" w:leader="dot" w:pos="8776"/>
+            </w:tabs>
+            <w:rPr>
+              <w:rFonts w:asciiTheme="minorHAnsi" w:hAnsiTheme="minorHAnsi" w:eastAsiaTheme="minorEastAsia" w:cstheme="minorBidi"/>
+              <w:smallCaps w:val="0"/>
+              <w:sz w:val="21"/>
+              <w:szCs w:val="22"/>
+            </w:rPr>
+          </w:pPr>
+          <w:r>
+            <w:fldChar w:fldCharType="begin"/>
+          </w:r>
+          <w:r>
+            <w:instrText xml:space="preserve"> HYPERLINK \l "_Toc84663419" </w:instrText>
+          </w:r>
+          <w:r>
+            <w:fldChar w:fldCharType="separate"/>
+          </w:r>
+          <w:r>
+            <w:rPr>
+              <w:rStyle w:val="36"/>
+              <w14:scene3d w14:prst="orthographicFront">
+                <w14:lightRig w14:rig="threePt" w14:dir="t">
+                  <w14:rot w14:lat="0" w14:lon="0" w14:rev="0"/>
+                </w14:lightRig>
+              </w14:scene3d>
+            </w:rPr>
+            <w:t>5.2</w:t>
+          </w:r>
+          <w:r>
+            <w:rPr>
+              <w:rFonts w:asciiTheme="minorHAnsi" w:hAnsiTheme="minorHAnsi" w:eastAsiaTheme="minorEastAsia" w:cstheme="minorBidi"/>
+              <w:smallCaps w:val="0"/>
+              <w:sz w:val="21"/>
+              <w:szCs w:val="22"/>
+            </w:rPr>
+            <w:tab/>
+          </w:r>
+          <w:r>
+            <w:rPr>
+              <w:rStyle w:val="36"/>
+            </w:rPr>
+            <w:t>软件接口</w:t>
+          </w:r>
+          <w:r>
+            <w:tab/>
+          </w:r>
+          <w:r>
+            <w:fldChar w:fldCharType="begin"/>
+          </w:r>
+          <w:r>
+            <w:instrText xml:space="preserve"> PAGEREF _Toc84663419 \h </w:instrText>
+          </w:r>
+          <w:r>
+            <w:fldChar w:fldCharType="separate"/>
+          </w:r>
+          <w:r>
+            <w:t>15</w:t>
+          </w:r>
+          <w:r>
+            <w:fldChar w:fldCharType="end"/>
+          </w:r>
+          <w:r>
+            <w:fldChar w:fldCharType="end"/>
+          </w:r>
         </w:p>
         <w:p>
           <w:r>
@@ -3674,8 +4163,8 @@
           <w:shd w:val="clear" w:color="auto" w:fill="FFFFFF"/>
         </w:rPr>
       </w:pPr>
-      <w:bookmarkStart w:id="0" w:name="_Toc30325"/>
-      <w:bookmarkStart w:id="1" w:name="_Toc237314349"/>
+      <w:bookmarkStart w:id="0" w:name="_Toc237314349"/>
+      <w:bookmarkStart w:id="1" w:name="_Toc30325"/>
       <w:r>
         <w:rPr>
           <w:sz w:val="24"/>
@@ -3686,7 +4175,7 @@
     </w:p>
     <w:p>
       <w:pPr>
-        <w:pStyle w:val="1"/>
+        <w:pStyle w:val="2"/>
         <w:spacing w:before="260" w:after="260"/>
         <w:ind w:left="431" w:hanging="431"/>
       </w:pPr>
@@ -3695,7 +4184,6 @@
         <w:rPr>
           <w:rFonts w:hint="eastAsia"/>
         </w:rPr>
-        <w:lastRenderedPageBreak/>
         <w:t>引言</w:t>
       </w:r>
       <w:bookmarkEnd w:id="0"/>
@@ -3704,13 +4192,13 @@
     </w:p>
     <w:p>
       <w:pPr>
-        <w:pStyle w:val="2"/>
+        <w:pStyle w:val="3"/>
         <w:spacing w:before="260" w:after="260"/>
         <w:ind w:left="578" w:hanging="578"/>
       </w:pPr>
       <w:bookmarkStart w:id="3" w:name="_Toc237314350"/>
-      <w:bookmarkStart w:id="4" w:name="_Toc11933"/>
-      <w:bookmarkStart w:id="5" w:name="_Toc84663400"/>
+      <w:bookmarkStart w:id="4" w:name="_Toc84663400"/>
+      <w:bookmarkStart w:id="5" w:name="_Toc11933"/>
       <w:r>
         <w:rPr>
           <w:rFonts w:hint="eastAsia"/>
@@ -3732,6 +4220,7 @@
         <w:spacing w:line="360" w:lineRule="auto"/>
         <w:ind w:firstLine="420"/>
         <w:rPr>
+          <w:rFonts w:hint="eastAsia"/>
           <w:sz w:val="24"/>
           <w:shd w:val="clear" w:color="auto" w:fill="FFFFFF"/>
         </w:rPr>
@@ -3742,81 +4231,7 @@
           <w:sz w:val="24"/>
           <w:shd w:val="clear" w:color="auto" w:fill="FFFFFF"/>
         </w:rPr>
-        <w:t>本文档对</w:t>
-      </w:r>
-      <w:r>
-        <w:rPr>
-          <w:rFonts w:hint="eastAsia"/>
-          <w:sz w:val="24"/>
-        </w:rPr>
-        <w:t>口算练习软件</w:t>
-      </w:r>
-      <w:r>
-        <w:rPr>
-          <w:rFonts w:hint="eastAsia"/>
-          <w:sz w:val="24"/>
-        </w:rPr>
-        <w:t>系统</w:t>
-      </w:r>
-      <w:r>
-        <w:rPr>
-          <w:rFonts w:hint="eastAsia"/>
-          <w:sz w:val="24"/>
-          <w:shd w:val="clear" w:color="auto" w:fill="FFFFFF"/>
-        </w:rPr>
-        <w:t>的软件开发需求做了全面的分析，</w:t>
-      </w:r>
-      <w:r>
-        <w:rPr>
-          <w:sz w:val="24"/>
-          <w:shd w:val="clear" w:color="auto" w:fill="FFFFFF"/>
-        </w:rPr>
-        <w:t>明确所要开发的软件应具有的功能，性能</w:t>
-      </w:r>
-      <w:r>
-        <w:rPr>
-          <w:rFonts w:hint="eastAsia"/>
-          <w:sz w:val="24"/>
-          <w:shd w:val="clear" w:color="auto" w:fill="FFFFFF"/>
-        </w:rPr>
-        <w:t>及</w:t>
-      </w:r>
-      <w:r>
-        <w:rPr>
-          <w:sz w:val="24"/>
-          <w:shd w:val="clear" w:color="auto" w:fill="FFFFFF"/>
-        </w:rPr>
-        <w:t>界面设计</w:t>
-      </w:r>
-      <w:r>
-        <w:rPr>
-          <w:rFonts w:hint="eastAsia"/>
-          <w:sz w:val="24"/>
-          <w:shd w:val="clear" w:color="auto" w:fill="FFFFFF"/>
-        </w:rPr>
-        <w:t>。</w:t>
-      </w:r>
-      <w:r>
-        <w:rPr>
-          <w:sz w:val="24"/>
-          <w:shd w:val="clear" w:color="auto" w:fill="FFFFFF"/>
-        </w:rPr>
-        <w:t>使系统分析人员及软件开发人员能够清楚的了解用户的需求，</w:t>
-      </w:r>
-      <w:r>
-        <w:rPr>
-          <w:rFonts w:hint="eastAsia"/>
-          <w:sz w:val="24"/>
-          <w:shd w:val="clear" w:color="auto" w:fill="FFFFFF"/>
-        </w:rPr>
-        <w:t>了解该系统的使用场景、功能、性能需求，</w:t>
-      </w:r>
-      <w:r>
-        <w:rPr>
-          <w:sz w:val="24"/>
-          <w:shd w:val="clear" w:color="auto" w:fill="FFFFFF"/>
-        </w:rPr>
-        <w:t>并在此基础上进一步提出概要设计说明书和完成后续设计与开发工作。</w:t>
+        <w:t>本文档对“计算机学院数据中台系统”的软件开发需求做了全面的分析，明确所要开发的软件应具有的功能、性能及界面设计 。使系统分析人员及软件开发人员（如前端Vue开发、后端Java开发）能够清楚地了解用户的需求，了解该系统的使用场景、功能、性能需求，并在此基础上进一步提出概要设计说明书和完成后续设计与开发工作 。</w:t>
       </w:r>
     </w:p>
     <w:p>
@@ -3824,6 +4239,7 @@
         <w:spacing w:line="360" w:lineRule="auto"/>
         <w:ind w:firstLine="420"/>
         <w:rPr>
+          <w:rFonts w:hint="eastAsia"/>
           <w:sz w:val="24"/>
           <w:shd w:val="clear" w:color="auto" w:fill="FFFFFF"/>
         </w:rPr>
@@ -3834,103 +4250,18 @@
           <w:sz w:val="24"/>
           <w:shd w:val="clear" w:color="auto" w:fill="FFFFFF"/>
         </w:rPr>
-        <w:t>本文档</w:t>
-      </w:r>
-      <w:r>
-        <w:rPr>
-          <w:sz w:val="24"/>
-          <w:shd w:val="clear" w:color="auto" w:fill="FFFFFF"/>
-        </w:rPr>
-        <w:t>预期读者为项目经理、产品</w:t>
-      </w:r>
-      <w:r>
-        <w:rPr>
-          <w:rFonts w:hint="eastAsia"/>
-          <w:sz w:val="24"/>
-          <w:shd w:val="clear" w:color="auto" w:fill="FFFFFF"/>
-        </w:rPr>
-        <w:t>设计</w:t>
-      </w:r>
-      <w:r>
-        <w:rPr>
-          <w:sz w:val="24"/>
-          <w:shd w:val="clear" w:color="auto" w:fill="FFFFFF"/>
-        </w:rPr>
-        <w:t>人员、</w:t>
-      </w:r>
-      <w:r>
-        <w:rPr>
-          <w:rFonts w:hint="eastAsia"/>
-          <w:sz w:val="24"/>
-          <w:shd w:val="clear" w:color="auto" w:fill="FFFFFF"/>
-        </w:rPr>
-        <w:t>软件</w:t>
-      </w:r>
-      <w:r>
-        <w:rPr>
-          <w:sz w:val="24"/>
-          <w:shd w:val="clear" w:color="auto" w:fill="FFFFFF"/>
-        </w:rPr>
-        <w:t>设计人员、开发人员、测试人员、</w:t>
-      </w:r>
-      <w:r>
-        <w:rPr>
-          <w:rFonts w:hint="eastAsia"/>
-          <w:sz w:val="24"/>
-          <w:shd w:val="clear" w:color="auto" w:fill="FFFFFF"/>
-        </w:rPr>
-        <w:t>运</w:t>
-      </w:r>
-      <w:proofErr w:type="gramStart"/>
-      <w:r>
-        <w:rPr>
-          <w:rFonts w:hint="eastAsia"/>
-          <w:sz w:val="24"/>
-          <w:shd w:val="clear" w:color="auto" w:fill="FFFFFF"/>
-        </w:rPr>
-        <w:t>维人员</w:t>
-      </w:r>
-      <w:proofErr w:type="gramEnd"/>
-      <w:r>
-        <w:rPr>
-          <w:rFonts w:hint="eastAsia"/>
-          <w:sz w:val="24"/>
-          <w:shd w:val="clear" w:color="auto" w:fill="FFFFFF"/>
-        </w:rPr>
-        <w:t>及市场推广人员。</w:t>
-      </w:r>
-      <w:r>
-        <w:rPr>
-          <w:sz w:val="24"/>
-          <w:shd w:val="clear" w:color="auto" w:fill="FFFFFF"/>
-        </w:rPr>
-        <w:t>开发</w:t>
-      </w:r>
-      <w:r>
-        <w:rPr>
-          <w:rFonts w:hint="eastAsia"/>
-          <w:sz w:val="24"/>
-          <w:shd w:val="clear" w:color="auto" w:fill="FFFFFF"/>
-        </w:rPr>
-        <w:t>人员</w:t>
-      </w:r>
-      <w:r>
-        <w:rPr>
-          <w:sz w:val="24"/>
-          <w:shd w:val="clear" w:color="auto" w:fill="FFFFFF"/>
-        </w:rPr>
-        <w:t>阅读本需求规格说明书，需要特别注意功能需求中的具体需求描述和对软件设计过程中潜在出错地方的相关处理。</w:t>
-      </w:r>
-    </w:p>
-    <w:p>
-      <w:pPr>
-        <w:pStyle w:val="2"/>
+        <w:t>本文档预期读者为项目经理、产品设计人员、软件设计人员、开发人员、测试人员、运维人员及市场推广人员 。</w:t>
+      </w:r>
+    </w:p>
+    <w:p>
+      <w:pPr>
+        <w:pStyle w:val="3"/>
         <w:spacing w:before="260" w:after="260"/>
         <w:ind w:left="578" w:hanging="578"/>
       </w:pPr>
-      <w:bookmarkStart w:id="6" w:name="_Toc84663401"/>
-      <w:bookmarkStart w:id="7" w:name="_Toc237314351"/>
-      <w:bookmarkStart w:id="8" w:name="_Toc26351"/>
+      <w:bookmarkStart w:id="6" w:name="_Toc26351"/>
+      <w:bookmarkStart w:id="7" w:name="_Toc84663401"/>
+      <w:bookmarkStart w:id="8" w:name="_Toc237314351"/>
       <w:r>
         <w:rPr>
           <w:rFonts w:hint="eastAsia"/>
@@ -3958,117 +4289,31 @@
       </w:pPr>
       <w:r>
         <w:rPr>
+          <w:rFonts w:ascii="宋体" w:hAnsi="宋体" w:eastAsia="宋体" w:cs="宋体"/>
+          <w:sz w:val="24"/>
+          <w:szCs w:val="24"/>
+        </w:rPr>
+        <w:t>本项目需求是基于计算机学院内部数据统计、工程认证及日常管理的需求，开发学院专属的数据中台与可视化系统 。解决过去依赖Excel手工收集填报导致的数据易出错、统计周期长、领导无法实时掌握学院运行动态等难题</w:t>
+      </w:r>
+      <w:r>
+        <w:rPr>
           <w:rFonts w:hint="eastAsia"/>
           <w:sz w:val="24"/>
           <w:shd w:val="clear" w:color="auto" w:fill="FFFFFF"/>
         </w:rPr>
-        <w:t>本项目需求是基于</w:t>
-      </w:r>
-      <w:r>
-        <w:rPr>
-          <w:rFonts w:hint="eastAsia"/>
+        <w:t>；</w:t>
+      </w:r>
+      <w:r>
+        <w:rPr>
           <w:sz w:val="24"/>
           <w:shd w:val="clear" w:color="auto" w:fill="FFFFFF"/>
         </w:rPr>
-        <w:t>小学生口算练习</w:t>
-      </w:r>
-      <w:r>
-        <w:rPr>
-          <w:rFonts w:hint="eastAsia"/>
-          <w:sz w:val="24"/>
-          <w:shd w:val="clear" w:color="auto" w:fill="FFFFFF"/>
-        </w:rPr>
-        <w:t>需求，</w:t>
-      </w:r>
-      <w:r>
-        <w:rPr>
-          <w:rFonts w:hint="eastAsia"/>
-          <w:sz w:val="24"/>
-          <w:shd w:val="clear" w:color="auto" w:fill="FFFFFF"/>
-        </w:rPr>
-        <w:t>开发</w:t>
-      </w:r>
-      <w:r>
-        <w:rPr>
-          <w:rFonts w:hint="eastAsia"/>
-          <w:sz w:val="24"/>
-          <w:shd w:val="clear" w:color="auto" w:fill="FFFFFF"/>
-        </w:rPr>
-        <w:t>口算练习软件</w:t>
-      </w:r>
-      <w:r>
-        <w:rPr>
-          <w:rFonts w:hint="eastAsia"/>
-          <w:sz w:val="24"/>
-          <w:shd w:val="clear" w:color="auto" w:fill="FFFFFF"/>
-        </w:rPr>
-        <w:t>系统。软件部分包括：</w:t>
-      </w:r>
-      <w:r>
-        <w:rPr>
-          <w:rFonts w:hint="eastAsia"/>
-          <w:sz w:val="24"/>
-          <w:shd w:val="clear" w:color="auto" w:fill="FFFFFF"/>
-        </w:rPr>
         <w:t xml:space="preserve"> </w:t>
       </w:r>
-      <w:r>
-        <w:rPr>
-          <w:rFonts w:hint="eastAsia"/>
-          <w:sz w:val="24"/>
-          <w:shd w:val="clear" w:color="auto" w:fill="FFFFFF"/>
-        </w:rPr>
-        <w:t>“</w:t>
-      </w:r>
-      <w:r>
-        <w:rPr>
-          <w:rFonts w:hint="eastAsia"/>
-          <w:sz w:val="24"/>
-        </w:rPr>
-        <w:t>口算练习软件</w:t>
-      </w:r>
-      <w:r>
-        <w:rPr>
-          <w:rFonts w:hint="eastAsia"/>
-          <w:sz w:val="24"/>
-        </w:rPr>
-        <w:t>系统</w:t>
-      </w:r>
-      <w:r>
-        <w:rPr>
-          <w:rFonts w:hint="eastAsia"/>
-          <w:sz w:val="24"/>
-          <w:shd w:val="clear" w:color="auto" w:fill="FFFFFF"/>
-        </w:rPr>
-        <w:t>”</w:t>
-      </w:r>
-      <w:r>
-        <w:rPr>
-          <w:rFonts w:hint="eastAsia"/>
-          <w:sz w:val="24"/>
-          <w:shd w:val="clear" w:color="auto" w:fill="FFFFFF"/>
-        </w:rPr>
-        <w:t>……</w:t>
-      </w:r>
-      <w:r>
-        <w:rPr>
-          <w:rFonts w:hint="eastAsia"/>
-          <w:sz w:val="24"/>
-          <w:shd w:val="clear" w:color="auto" w:fill="FFFFFF"/>
-        </w:rPr>
-        <w:t>；</w:t>
-      </w:r>
-      <w:r>
-        <w:rPr>
-          <w:sz w:val="24"/>
-          <w:shd w:val="clear" w:color="auto" w:fill="FFFFFF"/>
-        </w:rPr>
-        <w:t xml:space="preserve"> </w:t>
-      </w:r>
-    </w:p>
-    <w:p>
-      <w:pPr>
-        <w:pStyle w:val="2"/>
+    </w:p>
+    <w:p>
+      <w:pPr>
+        <w:pStyle w:val="3"/>
         <w:spacing w:before="260" w:after="260"/>
         <w:ind w:left="578" w:hanging="578"/>
       </w:pPr>
@@ -4111,25 +4356,68 @@
     </w:p>
     <w:p>
       <w:pPr>
-        <w:pStyle w:val="20"/>
-        <w:spacing w:beforeLines="50" w:before="156" w:afterLines="50" w:after="156" w:line="360" w:lineRule="auto"/>
-        <w:ind w:leftChars="0" w:left="0" w:firstLine="480"/>
-        <w:rPr>
-          <w:sz w:val="24"/>
-        </w:rPr>
-      </w:pPr>
-      <w:r>
-        <w:rPr>
-          <w:rFonts w:hint="eastAsia"/>
-          <w:sz w:val="24"/>
-        </w:rPr>
-        <w:t>……</w:t>
-      </w:r>
-    </w:p>
-    <w:p>
-      <w:pPr>
-        <w:pStyle w:val="20"/>
-        <w:spacing w:beforeLines="50" w:before="156" w:afterLines="50" w:after="156" w:line="360" w:lineRule="auto"/>
+        <w:pStyle w:val="28"/>
+        <w:keepNext w:val="0"/>
+        <w:keepLines w:val="0"/>
+        <w:widowControl/>
+        <w:suppressLineNumbers w:val="0"/>
+      </w:pPr>
+      <w:r>
+        <w:rPr>
+          <w:b/>
+          <w:bCs/>
+        </w:rPr>
+        <w:t>数据大屏 (Data Dashboard)</w:t>
+      </w:r>
+      <w:r>
+        <w:t>：系统首页的全局可视化界面，动态呈现学院核心指标体系。</w:t>
+      </w:r>
+    </w:p>
+    <w:p>
+      <w:pPr>
+        <w:pStyle w:val="28"/>
+        <w:keepNext w:val="0"/>
+        <w:keepLines w:val="0"/>
+        <w:widowControl/>
+        <w:suppressLineNumbers w:val="0"/>
+      </w:pPr>
+      <w:r>
+        <w:rPr>
+          <w:b/>
+          <w:bCs/>
+        </w:rPr>
+        <w:t>角色访问控制 (RBAC)</w:t>
+      </w:r>
+      <w:r>
+        <w:t>：基于角色的权限管理，确保不同身份（教师、学生、管理员）只能访问授权的数据。</w:t>
+      </w:r>
+    </w:p>
+    <w:p>
+      <w:pPr>
+        <w:pStyle w:val="28"/>
+        <w:keepNext w:val="0"/>
+        <w:keepLines w:val="0"/>
+        <w:widowControl/>
+        <w:suppressLineNumbers w:val="0"/>
+        <w:rPr>
+          <w:sz w:val="24"/>
+        </w:rPr>
+      </w:pPr>
+      <w:r>
+        <w:rPr>
+          <w:b/>
+          <w:bCs/>
+        </w:rPr>
+        <w:t>SCI/EI/A区/B区/C区</w:t>
+      </w:r>
+      <w:r>
+        <w:t>：通用的科研论文检索数据库名称及学校内部对学术期刊级别的划分标准。</w:t>
+      </w:r>
+    </w:p>
+    <w:p>
+      <w:pPr>
+        <w:pStyle w:val="30"/>
+        <w:spacing w:before="156" w:beforeLines="50" w:after="156" w:afterLines="50" w:line="360" w:lineRule="auto"/>
         <w:ind w:firstLine="480"/>
         <w:rPr>
           <w:sz w:val="24"/>
@@ -4138,8 +4426,8 @@
     </w:p>
     <w:p>
       <w:pPr>
-        <w:pStyle w:val="20"/>
-        <w:spacing w:beforeLines="50" w:before="156" w:afterLines="50" w:after="156" w:line="360" w:lineRule="auto"/>
+        <w:pStyle w:val="30"/>
+        <w:spacing w:before="156" w:beforeLines="50" w:after="156" w:afterLines="50" w:line="360" w:lineRule="auto"/>
         <w:ind w:firstLine="480"/>
         <w:rPr>
           <w:sz w:val="24"/>
@@ -4148,8 +4436,8 @@
     </w:p>
     <w:p>
       <w:pPr>
-        <w:pStyle w:val="20"/>
-        <w:spacing w:beforeLines="50" w:before="156" w:afterLines="50" w:after="156" w:line="360" w:lineRule="auto"/>
+        <w:pStyle w:val="30"/>
+        <w:spacing w:before="156" w:beforeLines="50" w:after="156" w:afterLines="50" w:line="360" w:lineRule="auto"/>
         <w:ind w:firstLine="480"/>
         <w:rPr>
           <w:sz w:val="24"/>
@@ -4158,8 +4446,18 @@
     </w:p>
     <w:p>
       <w:pPr>
-        <w:pStyle w:val="20"/>
-        <w:spacing w:beforeLines="50" w:before="156" w:afterLines="50" w:after="156" w:line="360" w:lineRule="auto"/>
+        <w:pStyle w:val="30"/>
+        <w:spacing w:before="156" w:beforeLines="50" w:after="156" w:afterLines="50" w:line="360" w:lineRule="auto"/>
+        <w:ind w:left="0" w:leftChars="0" w:firstLine="0" w:firstLineChars="0"/>
+        <w:rPr>
+          <w:sz w:val="24"/>
+        </w:rPr>
+      </w:pPr>
+    </w:p>
+    <w:p>
+      <w:pPr>
+        <w:pStyle w:val="30"/>
+        <w:spacing w:before="156" w:beforeLines="50" w:after="156" w:afterLines="50" w:line="360" w:lineRule="auto"/>
         <w:ind w:firstLine="480"/>
         <w:rPr>
           <w:sz w:val="24"/>
@@ -4168,37 +4466,17 @@
     </w:p>
     <w:p>
       <w:pPr>
-        <w:pStyle w:val="20"/>
-        <w:spacing w:beforeLines="50" w:before="156" w:afterLines="50" w:after="156" w:line="360" w:lineRule="auto"/>
-        <w:ind w:firstLine="480"/>
-        <w:rPr>
-          <w:sz w:val="24"/>
-        </w:rPr>
-      </w:pPr>
-    </w:p>
-    <w:p>
-      <w:pPr>
-        <w:pStyle w:val="20"/>
-        <w:spacing w:beforeLines="50" w:before="156" w:afterLines="50" w:after="156" w:line="360" w:lineRule="auto"/>
-        <w:ind w:firstLine="480"/>
-        <w:rPr>
-          <w:sz w:val="24"/>
-        </w:rPr>
-      </w:pPr>
-    </w:p>
-    <w:p>
-      <w:pPr>
-        <w:pStyle w:val="20"/>
-        <w:spacing w:beforeLines="50" w:before="156" w:afterLines="50" w:after="156" w:line="360" w:lineRule="auto"/>
-        <w:ind w:firstLine="480"/>
-        <w:rPr>
-          <w:sz w:val="24"/>
-        </w:rPr>
-      </w:pPr>
-    </w:p>
-    <w:p>
-      <w:pPr>
-        <w:pStyle w:val="1"/>
+        <w:pStyle w:val="30"/>
+        <w:spacing w:before="156" w:beforeLines="50" w:after="156" w:afterLines="50" w:line="360" w:lineRule="auto"/>
+        <w:ind w:left="0" w:leftChars="0" w:firstLine="0" w:firstLineChars="0"/>
+        <w:rPr>
+          <w:sz w:val="24"/>
+        </w:rPr>
+      </w:pPr>
+    </w:p>
+    <w:p>
+      <w:pPr>
+        <w:pStyle w:val="2"/>
         <w:spacing w:before="260" w:after="260"/>
         <w:ind w:left="431" w:hanging="431"/>
       </w:pPr>
@@ -4209,7 +4487,6 @@
         <w:rPr>
           <w:rFonts w:hint="eastAsia"/>
         </w:rPr>
-        <w:lastRenderedPageBreak/>
         <w:t>业务流程描述</w:t>
       </w:r>
       <w:bookmarkEnd w:id="12"/>
@@ -4218,16 +4495,16 @@
     </w:p>
     <w:p>
       <w:pPr>
-        <w:spacing w:beforeLines="50" w:before="156" w:afterLines="50" w:after="156" w:line="360" w:lineRule="auto"/>
+        <w:spacing w:before="156" w:beforeLines="50" w:after="156" w:afterLines="50" w:line="360" w:lineRule="auto"/>
         <w:ind w:firstLine="420"/>
         <w:rPr>
-          <w:rFonts w:hAnsi="宋体"/>
-          <w:sz w:val="24"/>
-        </w:rPr>
-      </w:pPr>
-      <w:r>
-        <w:rPr>
-          <w:rFonts w:hAnsi="宋体" w:hint="eastAsia"/>
+          <w:rFonts w:hint="eastAsia" w:hAnsi="宋体"/>
+          <w:sz w:val="24"/>
+        </w:rPr>
+      </w:pPr>
+      <w:r>
+        <w:rPr>
+          <w:rFonts w:hint="eastAsia" w:hAnsi="宋体"/>
           <w:sz w:val="24"/>
         </w:rPr>
         <w:t>此处介绍有调研得来的客户需求、需求方需要的业务流程，一般以流程图或者泳道图的形式进行显示。</w:t>
@@ -4235,13 +4512,97 @@
     </w:p>
     <w:p>
       <w:pPr>
-        <w:pStyle w:val="1"/>
+        <w:spacing w:before="156" w:beforeLines="50" w:after="156" w:afterLines="50" w:line="360" w:lineRule="auto"/>
+        <w:ind w:firstLine="420"/>
+        <w:rPr>
+          <w:rFonts w:ascii="宋体" w:hAnsi="宋体" w:eastAsia="宋体" w:cs="宋体"/>
+          <w:sz w:val="24"/>
+          <w:szCs w:val="24"/>
+        </w:rPr>
+      </w:pPr>
+      <w:r>
+        <w:rPr>
+          <w:rFonts w:hint="eastAsia" w:hAnsi="宋体"/>
+          <w:sz w:val="24"/>
+          <w:lang w:val="en-US" w:eastAsia="zh-CN"/>
+        </w:rPr>
+        <w:t>数据产生与录入：</w:t>
+      </w:r>
+      <w:r>
+        <w:rPr>
+          <w:rFonts w:ascii="宋体" w:hAnsi="宋体" w:eastAsia="宋体" w:cs="宋体"/>
+          <w:sz w:val="24"/>
+          <w:szCs w:val="24"/>
+        </w:rPr>
+        <w:t>教师/学生登录系统，进入填报模块，提交科研成果（论文、项目）、教学课时或查询学分。</w:t>
+      </w:r>
+    </w:p>
+    <w:p>
+      <w:pPr>
+        <w:spacing w:before="156" w:beforeLines="50" w:after="156" w:afterLines="50" w:line="360" w:lineRule="auto"/>
+        <w:ind w:firstLine="420"/>
+        <w:rPr>
+          <w:rFonts w:ascii="宋体" w:hAnsi="宋体" w:eastAsia="宋体" w:cs="宋体"/>
+          <w:sz w:val="24"/>
+          <w:szCs w:val="24"/>
+        </w:rPr>
+      </w:pPr>
+      <w:r>
+        <w:rPr>
+          <w:rFonts w:hint="eastAsia" w:hAnsi="宋体" w:cs="宋体"/>
+          <w:sz w:val="24"/>
+          <w:szCs w:val="24"/>
+          <w:lang w:val="en-US" w:eastAsia="zh-CN"/>
+        </w:rPr>
+        <w:t>数据流转与审核：</w:t>
+      </w:r>
+      <w:r>
+        <w:rPr>
+          <w:rFonts w:ascii="宋体" w:hAnsi="宋体" w:eastAsia="宋体" w:cs="宋体"/>
+          <w:sz w:val="24"/>
+          <w:szCs w:val="24"/>
+        </w:rPr>
+        <w:t>数据提交后，流转至对应的办公室行政人员（如科研秘书、教学秘书）的待办列表，由管理员进行真实性和级别的审核。</w:t>
+      </w:r>
+    </w:p>
+    <w:p>
+      <w:pPr>
+        <w:spacing w:before="156" w:beforeLines="50" w:after="156" w:afterLines="50" w:line="360" w:lineRule="auto"/>
+        <w:ind w:firstLine="420"/>
+        <w:rPr>
+          <w:rFonts w:hint="default" w:ascii="宋体" w:hAnsi="宋体" w:eastAsia="宋体" w:cs="宋体"/>
+          <w:sz w:val="24"/>
+          <w:szCs w:val="24"/>
+          <w:lang w:val="en-US" w:eastAsia="zh-CN"/>
+        </w:rPr>
+      </w:pPr>
+      <w:r>
+        <w:rPr>
+          <w:rFonts w:hint="eastAsia" w:hAnsi="宋体" w:cs="宋体"/>
+          <w:sz w:val="24"/>
+          <w:szCs w:val="24"/>
+          <w:lang w:val="en-US" w:eastAsia="zh-CN"/>
+        </w:rPr>
+        <w:t>数据汇总与可视化：</w:t>
+      </w:r>
+      <w:r>
+        <w:rPr>
+          <w:rFonts w:ascii="宋体" w:hAnsi="宋体" w:eastAsia="宋体" w:cs="宋体"/>
+          <w:sz w:val="24"/>
+          <w:szCs w:val="24"/>
+        </w:rPr>
+        <w:t>审核通过的数据自动进入系统底层数据库进行汇总计算，并实时推送到“数据大屏”，供学院领导动态查看各项指标的累计值和进度。</w:t>
+      </w:r>
+    </w:p>
+    <w:p>
+      <w:pPr>
+        <w:pStyle w:val="2"/>
         <w:spacing w:before="260" w:after="260"/>
         <w:ind w:left="431" w:hanging="431"/>
       </w:pPr>
       <w:bookmarkStart w:id="15" w:name="_Toc237314355"/>
-      <w:bookmarkStart w:id="16" w:name="_Toc25552"/>
-      <w:bookmarkStart w:id="17" w:name="_Toc84663404"/>
+      <w:bookmarkStart w:id="16" w:name="_Toc84663404"/>
+      <w:bookmarkStart w:id="17" w:name="_Toc25552"/>
       <w:r>
         <w:rPr>
           <w:rFonts w:hint="eastAsia"/>
@@ -4254,13 +4615,13 @@
     </w:p>
     <w:p>
       <w:pPr>
-        <w:pStyle w:val="2"/>
+        <w:pStyle w:val="3"/>
         <w:spacing w:before="260" w:after="260"/>
         <w:ind w:left="578" w:hanging="578"/>
       </w:pPr>
       <w:bookmarkStart w:id="18" w:name="_Toc84663405"/>
-      <w:bookmarkStart w:id="19" w:name="_Toc24429"/>
-      <w:bookmarkStart w:id="20" w:name="_Toc237314356"/>
+      <w:bookmarkStart w:id="19" w:name="_Toc237314356"/>
+      <w:bookmarkStart w:id="20" w:name="_Toc24429"/>
       <w:r>
         <w:rPr>
           <w:rFonts w:hint="eastAsia"/>
@@ -4273,7 +4634,7 @@
     </w:p>
     <w:p>
       <w:pPr>
-        <w:spacing w:beforeLines="50" w:before="156" w:afterLines="50" w:after="156" w:line="360" w:lineRule="auto"/>
+        <w:spacing w:before="156" w:beforeLines="50" w:after="156" w:afterLines="50" w:line="360" w:lineRule="auto"/>
         <w:ind w:firstLine="420"/>
         <w:rPr>
           <w:sz w:val="24"/>
@@ -4281,21 +4642,22 @@
       </w:pPr>
       <w:r>
         <w:rPr>
-          <w:rFonts w:hAnsi="宋体" w:hint="eastAsia"/>
-          <w:sz w:val="24"/>
-        </w:rPr>
-        <w:t>此处介绍开发目标。</w:t>
-      </w:r>
-    </w:p>
-    <w:p>
-      <w:pPr>
-        <w:pStyle w:val="2"/>
+          <w:rFonts w:ascii="宋体" w:hAnsi="宋体" w:eastAsia="宋体" w:cs="宋体"/>
+          <w:sz w:val="24"/>
+          <w:szCs w:val="24"/>
+        </w:rPr>
+        <w:t>构建一个涵盖教师、管理员、学生等多角色管理的数据中台 。实现科研项目经费、论文检索及教学课时、学分等数据的实时统计与可视化展示，消除信息孤岛，提高学院行政运行效率。</w:t>
+      </w:r>
+    </w:p>
+    <w:p>
+      <w:pPr>
+        <w:pStyle w:val="3"/>
         <w:spacing w:before="260" w:after="260"/>
         <w:ind w:left="578" w:hanging="578"/>
       </w:pPr>
-      <w:bookmarkStart w:id="21" w:name="_Toc237314357"/>
-      <w:bookmarkStart w:id="22" w:name="_Toc84663406"/>
-      <w:bookmarkStart w:id="23" w:name="_Toc14399"/>
+      <w:bookmarkStart w:id="21" w:name="_Toc14399"/>
+      <w:bookmarkStart w:id="22" w:name="_Toc237314357"/>
+      <w:bookmarkStart w:id="23" w:name="_Toc84663406"/>
       <w:r>
         <w:rPr>
           <w:rFonts w:hint="eastAsia"/>
@@ -4314,7 +4676,7 @@
     </w:p>
     <w:p>
       <w:pPr>
-        <w:pStyle w:val="3"/>
+        <w:pStyle w:val="4"/>
         <w:spacing w:before="260" w:after="260"/>
         <w:rPr>
           <w:b/>
@@ -4322,8 +4684,8 @@
         </w:rPr>
       </w:pPr>
       <w:bookmarkStart w:id="24" w:name="_Toc237314358"/>
-      <w:bookmarkStart w:id="25" w:name="_Toc84663407"/>
-      <w:bookmarkStart w:id="26" w:name="_Toc5306"/>
+      <w:bookmarkStart w:id="25" w:name="_Toc5306"/>
+      <w:bookmarkStart w:id="26" w:name="_Toc84663407"/>
       <w:r>
         <w:rPr>
           <w:rFonts w:hint="eastAsia"/>
@@ -4338,44 +4700,71 @@
     </w:p>
     <w:p>
       <w:pPr>
-        <w:spacing w:beforeLines="50" w:before="156" w:afterLines="50" w:after="156" w:line="360" w:lineRule="auto"/>
+        <w:spacing w:before="156" w:beforeLines="50" w:after="156" w:afterLines="50" w:line="360" w:lineRule="auto"/>
         <w:ind w:firstLine="420"/>
-      </w:pPr>
-      <w:r>
-        <w:rPr>
-          <w:rFonts w:hAnsi="宋体" w:hint="eastAsia"/>
+        <w:rPr>
+          <w:rFonts w:ascii="宋体" w:hAnsi="宋体" w:eastAsia="宋体" w:cs="宋体"/>
+          <w:sz w:val="24"/>
+          <w:szCs w:val="24"/>
+        </w:rPr>
+      </w:pPr>
+      <w:r>
+        <w:rPr>
+          <w:rFonts w:hint="eastAsia" w:hAnsi="宋体"/>
           <w:sz w:val="24"/>
         </w:rPr>
         <w:t>操作系统：</w:t>
       </w:r>
-      <w:bookmarkStart w:id="27" w:name="_Toc35761834"/>
-      <w:bookmarkStart w:id="28" w:name="_Toc35761830"/>
-      <w:bookmarkStart w:id="29" w:name="_Toc35761831"/>
-      <w:bookmarkStart w:id="30" w:name="_Toc35761832"/>
-      <w:bookmarkStart w:id="31" w:name="_Toc35761835"/>
-      <w:bookmarkStart w:id="32" w:name="_Toc35761833"/>
+      <w:bookmarkStart w:id="27" w:name="_Toc35761830"/>
       <w:bookmarkEnd w:id="27"/>
+      <w:bookmarkStart w:id="28" w:name="_Toc35761834"/>
       <w:bookmarkEnd w:id="28"/>
+      <w:bookmarkStart w:id="29" w:name="_Toc35761832"/>
       <w:bookmarkEnd w:id="29"/>
+      <w:bookmarkStart w:id="30" w:name="_Toc35761835"/>
       <w:bookmarkEnd w:id="30"/>
+      <w:bookmarkStart w:id="31" w:name="_Toc35761833"/>
       <w:bookmarkEnd w:id="31"/>
+      <w:bookmarkStart w:id="32" w:name="_Toc35761831"/>
       <w:bookmarkEnd w:id="32"/>
       <w:r>
         <w:rPr>
-          <w:rFonts w:hAnsi="宋体" w:hint="eastAsia"/>
-          <w:sz w:val="24"/>
-        </w:rPr>
-        <w:t>Windows</w:t>
-      </w:r>
-    </w:p>
-    <w:p>
-      <w:pPr>
-        <w:pStyle w:val="2"/>
+          <w:rFonts w:ascii="宋体" w:hAnsi="宋体" w:eastAsia="宋体" w:cs="宋体"/>
+          <w:sz w:val="24"/>
+          <w:szCs w:val="24"/>
+        </w:rPr>
+        <w:t>Windows 、macOS、Linux（支持主流操作系统的现代浏览器访问）。</w:t>
+      </w:r>
+    </w:p>
+    <w:p>
+      <w:pPr>
+        <w:spacing w:before="156" w:beforeLines="50" w:after="156" w:afterLines="50" w:line="360" w:lineRule="auto"/>
+        <w:ind w:firstLine="420"/>
+        <w:rPr>
+          <w:rFonts w:hint="default" w:ascii="宋体" w:hAnsi="宋体" w:eastAsia="宋体" w:cs="宋体"/>
+          <w:sz w:val="24"/>
+          <w:szCs w:val="24"/>
+          <w:lang w:val="en-US" w:eastAsia="zh-CN"/>
+        </w:rPr>
+      </w:pPr>
+      <w:r>
+        <w:rPr>
+          <w:rFonts w:hint="eastAsia" w:hAnsi="宋体" w:cs="宋体"/>
+          <w:sz w:val="24"/>
+          <w:szCs w:val="24"/>
+          <w:lang w:val="en-US" w:eastAsia="zh-CN"/>
+        </w:rPr>
+        <w:t>服务端：linux，java21，docker</w:t>
+      </w:r>
+    </w:p>
+    <w:p>
+      <w:pPr>
+        <w:pStyle w:val="3"/>
         <w:spacing w:before="260" w:after="260"/>
         <w:ind w:left="578" w:hanging="578"/>
       </w:pPr>
-      <w:bookmarkStart w:id="33" w:name="_Toc84663408"/>
-      <w:bookmarkStart w:id="34" w:name="_Toc237314362"/>
+      <w:bookmarkStart w:id="33" w:name="_Toc237314362"/>
+      <w:bookmarkStart w:id="34" w:name="_Toc84663408"/>
       <w:bookmarkStart w:id="35" w:name="_Toc22583"/>
       <w:r>
         <w:rPr>
@@ -4390,25 +4779,26 @@
     <w:p>
       <w:pPr>
         <w:spacing w:line="300" w:lineRule="auto"/>
-        <w:ind w:firstLineChars="200" w:firstLine="480"/>
-      </w:pPr>
-      <w:r>
-        <w:rPr>
-          <w:rFonts w:hAnsi="宋体" w:hint="eastAsia"/>
-          <w:sz w:val="24"/>
-        </w:rPr>
-        <w:t>此处列出软件需要的功能模块。</w:t>
-      </w:r>
-    </w:p>
-    <w:p>
-      <w:pPr>
-        <w:pStyle w:val="2"/>
+        <w:ind w:firstLine="480" w:firstLineChars="200"/>
+      </w:pPr>
+      <w:r>
+        <w:rPr>
+          <w:rFonts w:ascii="宋体" w:hAnsi="宋体" w:eastAsia="宋体" w:cs="宋体"/>
+          <w:sz w:val="24"/>
+          <w:szCs w:val="24"/>
+        </w:rPr>
+        <w:t>系统主要划分为五大模块：系统信息管理、基础信息管理、科研数据管理、教学与学生数据管理、可视化数据大屏 。</w:t>
+      </w:r>
+    </w:p>
+    <w:p>
+      <w:pPr>
+        <w:pStyle w:val="3"/>
         <w:spacing w:before="260" w:after="260"/>
         <w:ind w:left="578" w:hanging="578"/>
       </w:pPr>
       <w:bookmarkStart w:id="36" w:name="_Toc30484"/>
-      <w:bookmarkStart w:id="37" w:name="_Toc237314363"/>
-      <w:bookmarkStart w:id="38" w:name="_Toc84663409"/>
+      <w:bookmarkStart w:id="37" w:name="_Toc84663409"/>
+      <w:bookmarkStart w:id="38" w:name="_Toc237314363"/>
       <w:r>
         <w:rPr>
           <w:rFonts w:hint="eastAsia"/>
@@ -4421,7 +4811,7 @@
     </w:p>
     <w:p>
       <w:pPr>
-        <w:pStyle w:val="3"/>
+        <w:pStyle w:val="4"/>
         <w:spacing w:before="260" w:after="260"/>
         <w:rPr>
           <w:b/>
@@ -4456,32 +4846,26 @@
       </w:pPr>
       <w:r>
         <w:rPr>
-          <w:rFonts w:hAnsi="宋体" w:cs="宋体" w:hint="eastAsia"/>
+          <w:rFonts w:hint="eastAsia" w:hAnsi="宋体" w:cs="宋体"/>
           <w:color w:val="000000"/>
           <w:kern w:val="0"/>
           <w:sz w:val="24"/>
           <w:lang w:bidi="ar"/>
         </w:rPr>
-        <w:t>此模块用于系统的基本信息管理，包</w:t>
-      </w:r>
-      <w:r>
-        <w:rPr>
-          <w:rFonts w:hAnsi="宋体" w:hint="eastAsia"/>
-          <w:sz w:val="24"/>
-        </w:rPr>
-        <w:t>括组织结构、人员管理、角色管理、数据字典、菜单管理、系统权限、日志管理。</w:t>
-      </w:r>
-      <w:r>
-        <w:rPr>
-          <w:rFonts w:hAnsi="宋体"/>
-          <w:sz w:val="24"/>
-        </w:rPr>
-        <w:t xml:space="preserve"> </w:t>
-      </w:r>
-    </w:p>
-    <w:p>
-      <w:pPr>
-        <w:pStyle w:val="4"/>
+        <w:t>此</w:t>
+      </w:r>
+      <w:r>
+        <w:rPr>
+          <w:rFonts w:ascii="宋体" w:hAnsi="宋体" w:eastAsia="宋体" w:cs="宋体"/>
+          <w:sz w:val="24"/>
+          <w:szCs w:val="24"/>
+        </w:rPr>
+        <w:t>模块用于系统的基本信息管理，包括组织结构、人员管理、角色管理、数据字典、菜单管理、系统权限、日志管理 。</w:t>
+      </w:r>
+    </w:p>
+    <w:p>
+      <w:pPr>
+        <w:pStyle w:val="5"/>
         <w:spacing w:before="260" w:after="260"/>
         <w:ind w:left="862" w:hanging="862"/>
         <w:rPr>
@@ -4500,78 +4884,379 @@
     </w:p>
     <w:p>
       <w:pPr>
-        <w:pStyle w:val="af4"/>
+        <w:pStyle w:val="42"/>
+        <w:numPr>
+          <w:ilvl w:val="0"/>
+          <w:numId w:val="2"/>
+        </w:numPr>
+        <w:spacing w:before="156" w:beforeLines="50" w:after="156" w:afterLines="50" w:line="360" w:lineRule="auto"/>
+        <w:ind w:firstLine="480"/>
+      </w:pPr>
+      <w:r>
+        <w:rPr>
+          <w:rFonts w:hint="eastAsia" w:hAnsi="宋体"/>
+          <w:sz w:val="24"/>
+        </w:rPr>
+        <w:t>用于创建和存储组织结构层级和基本信息。</w:t>
+      </w:r>
+    </w:p>
+    <w:p>
+      <w:pPr>
+        <w:pStyle w:val="42"/>
+        <w:numPr>
+          <w:ilvl w:val="0"/>
+          <w:numId w:val="2"/>
+        </w:numPr>
+        <w:spacing w:before="156" w:beforeLines="50" w:after="156" w:afterLines="50" w:line="360" w:lineRule="auto"/>
+        <w:ind w:left="0" w:firstLineChars="0"/>
+        <w:rPr>
+          <w:rFonts w:hAnsi="宋体"/>
+          <w:sz w:val="24"/>
+        </w:rPr>
+      </w:pPr>
+      <w:bookmarkStart w:id="40" w:name="_Hlk38833718"/>
+      <w:r>
+        <w:rPr>
+          <w:rFonts w:hint="eastAsia" w:hAnsi="宋体"/>
+          <w:sz w:val="24"/>
+        </w:rPr>
+        <w:t>可对部门信息进行增删改查，可对部门的层级进行维护。</w:t>
+      </w:r>
+    </w:p>
+    <w:p>
+      <w:pPr>
+        <w:pStyle w:val="42"/>
+        <w:numPr>
+          <w:ilvl w:val="0"/>
+          <w:numId w:val="2"/>
+        </w:numPr>
+        <w:spacing w:before="156" w:beforeLines="50" w:after="156" w:afterLines="50" w:line="360" w:lineRule="auto"/>
+        <w:ind w:left="0" w:firstLineChars="0"/>
+        <w:rPr>
+          <w:rFonts w:hAnsi="宋体"/>
+          <w:sz w:val="24"/>
+        </w:rPr>
+      </w:pPr>
+      <w:r>
+        <w:rPr>
+          <w:rFonts w:hint="eastAsia" w:hAnsi="宋体"/>
+          <w:sz w:val="24"/>
+        </w:rPr>
+        <w:t>添加部门时需要填写的信息有：部门名称、部门编码、部门描述、是否是父级，其中部门名称、部门编码是必填项。</w:t>
+      </w:r>
+    </w:p>
+    <w:p>
+      <w:pPr>
+        <w:pStyle w:val="42"/>
+        <w:widowControl w:val="0"/>
+        <w:numPr>
+          <w:numId w:val="0"/>
+        </w:numPr>
+        <w:spacing w:before="156" w:beforeLines="50" w:after="156" w:afterLines="50" w:line="360" w:lineRule="auto"/>
+        <w:jc w:val="both"/>
+        <w:rPr>
+          <w:rFonts w:hint="eastAsia" w:hAnsi="宋体"/>
+          <w:sz w:val="24"/>
+          <w:lang w:val="en-US" w:eastAsia="zh-CN"/>
+        </w:rPr>
+      </w:pPr>
+      <w:r>
+        <w:rPr>
+          <w:rFonts w:hint="eastAsia" w:hAnsi="宋体"/>
+          <w:sz w:val="24"/>
+          <w:lang w:val="en-US" w:eastAsia="zh-CN"/>
+        </w:rPr>
+        <w:t>3.4.1.2角色与权限管理：</w:t>
+      </w:r>
+    </w:p>
+    <w:p>
+      <w:pPr>
+        <w:pStyle w:val="42"/>
+        <w:widowControl w:val="0"/>
+        <w:numPr>
+          <w:numId w:val="0"/>
+        </w:numPr>
+        <w:spacing w:before="156" w:beforeLines="50" w:after="156" w:afterLines="50" w:line="360" w:lineRule="auto"/>
+        <w:ind w:firstLine="420" w:firstLineChars="0"/>
+        <w:jc w:val="both"/>
+        <w:rPr>
+          <w:rFonts w:ascii="宋体" w:hAnsi="宋体" w:eastAsia="宋体" w:cs="宋体"/>
+          <w:sz w:val="24"/>
+          <w:szCs w:val="24"/>
+        </w:rPr>
+      </w:pPr>
+      <w:r>
+        <w:rPr>
+          <w:rFonts w:ascii="宋体" w:hAnsi="宋体" w:eastAsia="宋体" w:cs="宋体"/>
+          <w:sz w:val="24"/>
+          <w:szCs w:val="24"/>
+        </w:rPr>
+        <w:t>严格区分“领导”、“管理员”、“教师”、“学生”四大基础角色，并配置对应的数据查看与操作菜单权限。</w:t>
+      </w:r>
+    </w:p>
+    <w:p>
+      <w:pPr>
+        <w:pStyle w:val="42"/>
+        <w:widowControl w:val="0"/>
+        <w:numPr>
+          <w:numId w:val="0"/>
+        </w:numPr>
+        <w:spacing w:before="156" w:beforeLines="50" w:after="156" w:afterLines="50" w:line="360" w:lineRule="auto"/>
+        <w:jc w:val="both"/>
+        <w:rPr>
+          <w:rFonts w:hint="eastAsia" w:hAnsi="宋体" w:cs="宋体"/>
+          <w:sz w:val="24"/>
+          <w:szCs w:val="24"/>
+          <w:lang w:val="en-US" w:eastAsia="zh-CN"/>
+        </w:rPr>
+      </w:pPr>
+      <w:r>
+        <w:rPr>
+          <w:rFonts w:hint="eastAsia" w:hAnsi="宋体" w:cs="宋体"/>
+          <w:sz w:val="24"/>
+          <w:szCs w:val="24"/>
+          <w:lang w:val="en-US" w:eastAsia="zh-CN"/>
+        </w:rPr>
+        <w:t>3.4.2基础信息管理</w:t>
+      </w:r>
+    </w:p>
+    <w:p>
+      <w:pPr>
+        <w:pStyle w:val="42"/>
+        <w:widowControl w:val="0"/>
+        <w:numPr>
+          <w:numId w:val="0"/>
+        </w:numPr>
+        <w:spacing w:before="156" w:beforeLines="50" w:after="156" w:afterLines="50" w:line="360" w:lineRule="auto"/>
+        <w:ind w:firstLine="420" w:firstLineChars="0"/>
+        <w:jc w:val="both"/>
+        <w:rPr>
+          <w:rFonts w:hint="eastAsia" w:hAnsi="宋体" w:cs="宋体"/>
+          <w:sz w:val="24"/>
+          <w:szCs w:val="24"/>
+          <w:lang w:val="en-US" w:eastAsia="zh-CN"/>
+        </w:rPr>
+      </w:pPr>
+      <w:r>
+        <w:rPr>
+          <w:rFonts w:hint="eastAsia" w:hAnsi="宋体" w:cs="宋体"/>
+          <w:sz w:val="24"/>
+          <w:szCs w:val="24"/>
+          <w:lang w:val="en-US" w:eastAsia="zh-CN"/>
+        </w:rPr>
+        <w:t>可视化数据大屏模块：</w:t>
+      </w:r>
+    </w:p>
+    <w:p>
+      <w:pPr>
+        <w:pStyle w:val="28"/>
+        <w:keepNext w:val="0"/>
+        <w:keepLines w:val="0"/>
+        <w:widowControl/>
         <w:numPr>
           <w:ilvl w:val="0"/>
           <w:numId w:val="3"/>
         </w:numPr>
-        <w:spacing w:beforeLines="50" w:before="156" w:afterLines="50" w:after="156" w:line="360" w:lineRule="auto"/>
-        <w:ind w:firstLine="480"/>
-      </w:pPr>
-      <w:r>
-        <w:rPr>
-          <w:rFonts w:hAnsi="宋体" w:hint="eastAsia"/>
-          <w:sz w:val="24"/>
-        </w:rPr>
-        <w:t>用于创建和存储组织结构层级和基本信息。</w:t>
-      </w:r>
-    </w:p>
-    <w:p>
-      <w:pPr>
-        <w:pStyle w:val="af4"/>
+        <w:suppressLineNumbers w:val="0"/>
+        <w:ind w:left="772" w:leftChars="0" w:firstLine="0" w:firstLineChars="0"/>
+      </w:pPr>
+      <w:r>
+        <w:t>实时展示指定年月学院到账的总经费、获批与下达项目总数。</w:t>
+      </w:r>
+    </w:p>
+    <w:p>
+      <w:pPr>
+        <w:pStyle w:val="28"/>
+        <w:keepNext w:val="0"/>
+        <w:keepLines w:val="0"/>
+        <w:widowControl/>
         <w:numPr>
           <w:ilvl w:val="0"/>
           <w:numId w:val="3"/>
         </w:numPr>
-        <w:spacing w:beforeLines="50" w:before="156" w:afterLines="50" w:after="156" w:line="360" w:lineRule="auto"/>
-        <w:ind w:left="0" w:firstLineChars="0"/>
-        <w:rPr>
-          <w:rFonts w:hAnsi="宋体"/>
-          <w:sz w:val="24"/>
-        </w:rPr>
-      </w:pPr>
-      <w:bookmarkStart w:id="40" w:name="_Hlk38833718"/>
-      <w:r>
-        <w:rPr>
-          <w:rFonts w:hAnsi="宋体" w:hint="eastAsia"/>
-          <w:sz w:val="24"/>
-        </w:rPr>
-        <w:t>可对部门信息进行增删改查，可对部门的层级进行维护。</w:t>
-      </w:r>
-    </w:p>
-    <w:p>
-      <w:pPr>
-        <w:pStyle w:val="af4"/>
+        <w:suppressLineNumbers w:val="0"/>
+        <w:ind w:left="772" w:leftChars="0" w:firstLine="0" w:firstLineChars="0"/>
+      </w:pPr>
+      <w:r>
+        <w:t>分类统计并展示接受论文的总数，以图表形式细分EI检索、SCI检索数量及A区、B区、C区分布。</w:t>
+      </w:r>
+    </w:p>
+    <w:p>
+      <w:pPr>
+        <w:pStyle w:val="28"/>
+        <w:keepNext w:val="0"/>
+        <w:keepLines w:val="0"/>
+        <w:widowControl/>
         <w:numPr>
           <w:ilvl w:val="0"/>
           <w:numId w:val="3"/>
         </w:numPr>
-        <w:spacing w:beforeLines="50" w:before="156" w:afterLines="50" w:after="156" w:line="360" w:lineRule="auto"/>
-        <w:ind w:left="0" w:firstLineChars="0"/>
-        <w:rPr>
-          <w:rFonts w:hAnsi="宋体"/>
-          <w:sz w:val="24"/>
-        </w:rPr>
-      </w:pPr>
-      <w:r>
-        <w:rPr>
-          <w:rFonts w:hAnsi="宋体" w:hint="eastAsia"/>
-          <w:sz w:val="24"/>
-        </w:rPr>
-        <w:t>添加部门时需要填写的信息有：部门名称、部门编码、部门描述、是否是父级，</w:t>
-      </w:r>
-      <w:r>
-        <w:rPr>
-          <w:rFonts w:hAnsi="宋体" w:hint="eastAsia"/>
-          <w:sz w:val="24"/>
-        </w:rPr>
-        <w:lastRenderedPageBreak/>
-        <w:t>其中部门名称、部门编码是必填项。</w:t>
-      </w:r>
-    </w:p>
-    <w:p>
-      <w:pPr>
-        <w:ind w:firstLineChars="200" w:firstLine="480"/>
+        <w:suppressLineNumbers w:val="0"/>
+        <w:ind w:left="772" w:leftChars="0" w:firstLine="0" w:firstLineChars="0"/>
+      </w:pPr>
+      <w:r>
+        <w:rPr>
+          <w:rFonts w:hint="eastAsia" w:ascii="宋体" w:hAnsi="宋体" w:eastAsia="宋体" w:cs="宋体"/>
+          <w:sz w:val="24"/>
+        </w:rPr>
+        <w:t xml:space="preserve"> </w:t>
+      </w:r>
+      <w:r>
+        <w:t>展示本学期全院开课总数及教师平均课时量完成度。</w:t>
+      </w:r>
+    </w:p>
+    <w:p>
+      <w:pPr>
+        <w:pStyle w:val="28"/>
+        <w:keepNext w:val="0"/>
+        <w:keepLines w:val="0"/>
+        <w:widowControl/>
+        <w:numPr>
+          <w:numId w:val="0"/>
+        </w:numPr>
+        <w:suppressLineNumbers w:val="0"/>
+        <w:spacing w:before="0" w:beforeAutospacing="1" w:after="0" w:afterAutospacing="1"/>
+        <w:ind w:right="0" w:rightChars="0" w:firstLine="420" w:firstLineChars="0"/>
+        <w:jc w:val="left"/>
+        <w:rPr>
+          <w:rFonts w:hint="eastAsia"/>
+          <w:lang w:val="en-US" w:eastAsia="zh-CN"/>
+        </w:rPr>
+      </w:pPr>
+      <w:r>
+        <w:rPr>
+          <w:rFonts w:hint="eastAsia"/>
+          <w:lang w:val="en-US" w:eastAsia="zh-CN"/>
+        </w:rPr>
+        <w:t>科研与教学管理模块（教师/管理员侧）:</w:t>
+      </w:r>
+      <w:bookmarkStart w:id="57" w:name="_GoBack"/>
+      <w:bookmarkEnd w:id="57"/>
+    </w:p>
+    <w:p>
+      <w:pPr>
+        <w:pStyle w:val="28"/>
+        <w:keepNext w:val="0"/>
+        <w:keepLines w:val="0"/>
+        <w:widowControl/>
+        <w:numPr>
+          <w:ilvl w:val="0"/>
+          <w:numId w:val="4"/>
+        </w:numPr>
+        <w:suppressLineNumbers w:val="0"/>
+        <w:ind w:left="772" w:leftChars="0" w:firstLine="0" w:firstLineChars="0"/>
+      </w:pPr>
+      <w:r>
+        <w:rPr>
+          <w:rFonts w:ascii="宋体" w:hAnsi="宋体" w:eastAsia="宋体" w:cs="宋体"/>
+          <w:sz w:val="24"/>
+          <w:szCs w:val="24"/>
+        </w:rPr>
+        <w:t>提供科研项目、到账经费、学术论文的录入表单及证明材料上传接口。</w:t>
+      </w:r>
+    </w:p>
+    <w:p>
+      <w:pPr>
+        <w:pStyle w:val="28"/>
+        <w:keepNext w:val="0"/>
+        <w:keepLines w:val="0"/>
+        <w:widowControl/>
+        <w:numPr>
+          <w:ilvl w:val="0"/>
+          <w:numId w:val="4"/>
+        </w:numPr>
+        <w:suppressLineNumbers w:val="0"/>
+        <w:ind w:left="772" w:leftChars="0" w:firstLine="0" w:firstLineChars="0"/>
+      </w:pPr>
+      <w:r>
+        <w:rPr>
+          <w:rFonts w:ascii="宋体" w:hAnsi="宋体" w:eastAsia="宋体" w:cs="宋体"/>
+          <w:sz w:val="24"/>
+          <w:szCs w:val="24"/>
+        </w:rPr>
+        <w:t>提供教师个人课时量的录入与统计比对功能（比对学校下达任务）。</w:t>
+      </w:r>
+    </w:p>
+    <w:p>
+      <w:pPr>
+        <w:pStyle w:val="28"/>
+        <w:keepNext w:val="0"/>
+        <w:keepLines w:val="0"/>
+        <w:widowControl/>
+        <w:numPr>
+          <w:numId w:val="0"/>
+        </w:numPr>
+        <w:suppressLineNumbers w:val="0"/>
+        <w:spacing w:before="0" w:beforeAutospacing="1" w:after="0" w:afterAutospacing="1"/>
+        <w:ind w:right="0" w:rightChars="0" w:firstLine="420" w:firstLineChars="0"/>
+        <w:jc w:val="left"/>
+        <w:rPr>
+          <w:rFonts w:hint="eastAsia"/>
+          <w:lang w:val="en-US" w:eastAsia="zh-CN"/>
+        </w:rPr>
+      </w:pPr>
+      <w:r>
+        <w:rPr>
+          <w:rFonts w:hint="eastAsia"/>
+          <w:lang w:val="en-US" w:eastAsia="zh-CN"/>
+        </w:rPr>
+        <w:t>学生数据展示模块（学生侧）:</w:t>
+      </w:r>
+    </w:p>
+    <w:p>
+      <w:pPr>
+        <w:pStyle w:val="28"/>
+        <w:keepNext w:val="0"/>
+        <w:keepLines w:val="0"/>
+        <w:widowControl/>
+        <w:numPr>
+          <w:ilvl w:val="0"/>
+          <w:numId w:val="4"/>
+        </w:numPr>
+        <w:suppressLineNumbers w:val="0"/>
+        <w:ind w:left="772" w:leftChars="0" w:firstLine="0" w:firstLineChars="0"/>
+      </w:pPr>
+      <w:r>
+        <w:rPr>
+          <w:rFonts w:ascii="宋体" w:hAnsi="宋体" w:eastAsia="宋体" w:cs="宋体"/>
+          <w:sz w:val="24"/>
+          <w:szCs w:val="24"/>
+        </w:rPr>
+        <w:t>展示学生个人已完成学分数及剩余要求。</w:t>
+      </w:r>
+    </w:p>
+    <w:p>
+      <w:pPr>
+        <w:pStyle w:val="28"/>
+        <w:keepNext w:val="0"/>
+        <w:keepLines w:val="0"/>
+        <w:widowControl/>
+        <w:numPr>
+          <w:ilvl w:val="0"/>
+          <w:numId w:val="4"/>
+        </w:numPr>
+        <w:suppressLineNumbers w:val="0"/>
+        <w:ind w:left="772" w:leftChars="0" w:firstLine="0" w:firstLineChars="0"/>
+        <w:rPr>
+          <w:rFonts w:hint="default" w:hAnsi="宋体" w:cs="宋体"/>
+          <w:sz w:val="24"/>
+          <w:szCs w:val="24"/>
+          <w:lang w:val="en-US" w:eastAsia="zh-CN"/>
+        </w:rPr>
+      </w:pPr>
+      <w:r>
+        <w:rPr>
+          <w:rFonts w:ascii="宋体" w:hAnsi="宋体" w:eastAsia="宋体" w:cs="宋体"/>
+          <w:sz w:val="24"/>
+          <w:szCs w:val="24"/>
+        </w:rPr>
+        <w:t>实时展示该学生的专业排名情况。</w:t>
+      </w:r>
+    </w:p>
+    <w:bookmarkEnd w:id="40"/>
+    <w:p>
+      <w:pPr>
+        <w:ind w:firstLine="480" w:firstLineChars="200"/>
         <w:rPr>
           <w:rFonts w:hAnsi="宋体"/>
           <w:sz w:val="24"/>
@@ -4579,32 +5264,17 @@
       </w:pPr>
       <w:bookmarkStart w:id="41" w:name="_Toc237314364"/>
       <w:bookmarkStart w:id="42" w:name="_Toc2522"/>
-      <w:bookmarkEnd w:id="40"/>
-      <w:r>
-        <w:rPr>
-          <w:rFonts w:hAnsi="宋体" w:hint="eastAsia"/>
-          <w:sz w:val="24"/>
-        </w:rPr>
-        <w:t>此处应基于用户需求详细介绍每一个功能模块</w:t>
-      </w:r>
-      <w:r>
-        <w:rPr>
-          <w:rFonts w:hAnsi="宋体" w:hint="eastAsia"/>
-          <w:sz w:val="24"/>
-        </w:rPr>
-        <w:t>，以及该模块要完成的工作</w:t>
-      </w:r>
-      <w:r>
-        <w:rPr>
-          <w:rFonts w:hAnsi="宋体" w:hint="eastAsia"/>
-          <w:sz w:val="24"/>
-        </w:rPr>
-        <w:t>……</w:t>
-      </w:r>
-    </w:p>
-    <w:p>
-      <w:pPr>
-        <w:pStyle w:val="1"/>
+      <w:r>
+        <w:rPr>
+          <w:rFonts w:hint="eastAsia" w:hAnsi="宋体"/>
+          <w:sz w:val="24"/>
+        </w:rPr>
+        <w:t>此处应基于用户需求详细介绍每一个功能模块，以及该模块要完成的工作……</w:t>
+      </w:r>
+    </w:p>
+    <w:p>
+      <w:pPr>
+        <w:pStyle w:val="2"/>
         <w:spacing w:before="260" w:after="260"/>
         <w:ind w:left="431" w:hanging="431"/>
       </w:pPr>
@@ -4621,13 +5291,13 @@
     </w:p>
     <w:p>
       <w:pPr>
-        <w:pStyle w:val="2"/>
+        <w:pStyle w:val="3"/>
         <w:spacing w:before="260" w:after="260"/>
         <w:ind w:left="578" w:hanging="578"/>
       </w:pPr>
-      <w:bookmarkStart w:id="44" w:name="_Toc237314367"/>
+      <w:bookmarkStart w:id="44" w:name="_Toc7393"/>
       <w:bookmarkStart w:id="45" w:name="_Toc84663416"/>
-      <w:bookmarkStart w:id="46" w:name="_Toc7393"/>
+      <w:bookmarkStart w:id="46" w:name="_Toc237314367"/>
       <w:r>
         <w:rPr>
           <w:rFonts w:hint="eastAsia"/>
@@ -4641,9 +5311,9 @@
     <w:p>
       <w:pPr>
         <w:spacing w:line="360" w:lineRule="auto"/>
-        <w:ind w:firstLineChars="200" w:firstLine="480"/>
-        <w:rPr>
-          <w:rFonts w:hAnsi="宋体" w:cs="宋体"/>
+        <w:ind w:firstLine="480" w:firstLineChars="200"/>
+        <w:rPr>
+          <w:rFonts w:hint="eastAsia" w:hAnsi="宋体" w:cs="宋体"/>
           <w:color w:val="000000"/>
           <w:kern w:val="0"/>
           <w:sz w:val="24"/>
@@ -4652,13 +5322,71 @@
       </w:pPr>
       <w:r>
         <w:rPr>
-          <w:rFonts w:hAnsi="宋体" w:cs="宋体" w:hint="eastAsia"/>
+          <w:rFonts w:hint="eastAsia" w:hAnsi="宋体" w:cs="宋体"/>
           <w:color w:val="000000"/>
           <w:kern w:val="0"/>
           <w:sz w:val="24"/>
           <w:lang w:bidi="ar"/>
         </w:rPr>
         <w:t>在操作方式、运行环境、与其他软件的接口以及开发计划等发生变化时，应具有的适应能力，以及客户的使用习惯。</w:t>
+      </w:r>
+    </w:p>
+    <w:p>
+      <w:pPr>
+        <w:spacing w:line="360" w:lineRule="auto"/>
+        <w:ind w:firstLine="480" w:firstLineChars="200"/>
+        <w:rPr>
+          <w:rFonts w:ascii="宋体" w:hAnsi="宋体" w:eastAsia="宋体" w:cs="宋体"/>
+          <w:sz w:val="24"/>
+          <w:szCs w:val="24"/>
+        </w:rPr>
+      </w:pPr>
+      <w:r>
+        <w:rPr>
+          <w:rFonts w:hint="eastAsia" w:hAnsi="宋体" w:cs="宋体"/>
+          <w:color w:val="000000"/>
+          <w:kern w:val="0"/>
+          <w:sz w:val="24"/>
+          <w:lang w:val="en-US" w:eastAsia="zh-CN" w:bidi="ar"/>
+        </w:rPr>
+        <w:t>可配置性：</w:t>
+      </w:r>
+      <w:r>
+        <w:rPr>
+          <w:rFonts w:ascii="宋体" w:hAnsi="宋体" w:eastAsia="宋体" w:cs="宋体"/>
+          <w:sz w:val="24"/>
+          <w:szCs w:val="24"/>
+        </w:rPr>
+        <w:t>相关的参数设置（如每学期的基础考核课时要求、A/B/C区期刊目录的年度更新）可配置，不可写死在代码里 。</w:t>
+      </w:r>
+    </w:p>
+    <w:p>
+      <w:pPr>
+        <w:spacing w:line="360" w:lineRule="auto"/>
+        <w:ind w:firstLine="420" w:firstLineChars="0"/>
+        <w:rPr>
+          <w:rFonts w:hint="default" w:ascii="宋体" w:hAnsi="宋体" w:eastAsia="宋体" w:cs="宋体"/>
+          <w:sz w:val="24"/>
+          <w:szCs w:val="24"/>
+          <w:lang w:val="en-US" w:eastAsia="zh-CN"/>
+        </w:rPr>
+      </w:pPr>
+      <w:r>
+        <w:rPr>
+          <w:rFonts w:hint="eastAsia" w:hAnsi="宋体" w:cs="宋体"/>
+          <w:sz w:val="24"/>
+          <w:szCs w:val="24"/>
+          <w:lang w:val="en-US" w:eastAsia="zh-CN"/>
+        </w:rPr>
+        <w:t>并发响应：</w:t>
+      </w:r>
+      <w:r>
+        <w:rPr>
+          <w:rFonts w:ascii="宋体" w:hAnsi="宋体" w:eastAsia="宋体" w:cs="宋体"/>
+          <w:sz w:val="24"/>
+          <w:szCs w:val="24"/>
+        </w:rPr>
+        <w:t>由于涉及全院师生可能在期末集中登录填报数据，系统需具备良好的并发处理能力，大屏数据刷新延迟应控制在秒级。</w:t>
       </w:r>
     </w:p>
     <w:p>
@@ -4666,8 +5394,8 @@
         <w:tabs>
           <w:tab w:val="left" w:pos="840"/>
         </w:tabs>
-        <w:spacing w:beforeLines="50" w:before="156" w:afterLines="50" w:after="156" w:line="360" w:lineRule="auto"/>
-        <w:ind w:firstLineChars="200" w:firstLine="480"/>
+        <w:spacing w:before="156" w:beforeLines="50" w:after="156" w:afterLines="50" w:line="360" w:lineRule="auto"/>
+        <w:ind w:firstLine="480" w:firstLineChars="200"/>
         <w:rPr>
           <w:rFonts w:hAnsi="宋体"/>
           <w:sz w:val="24"/>
@@ -4675,7 +5403,7 @@
       </w:pPr>
       <w:r>
         <w:rPr>
-          <w:rFonts w:hAnsi="宋体" w:hint="eastAsia"/>
+          <w:rFonts w:hint="eastAsia" w:hAnsi="宋体"/>
           <w:sz w:val="24"/>
         </w:rPr>
         <w:t>相关参数设置可配置，不可写在代码里</w:t>
@@ -4683,13 +5411,13 @@
     </w:p>
     <w:p>
       <w:pPr>
-        <w:pStyle w:val="1"/>
+        <w:pStyle w:val="2"/>
         <w:spacing w:before="260" w:after="260"/>
         <w:ind w:left="431" w:hanging="431"/>
       </w:pPr>
-      <w:bookmarkStart w:id="47" w:name="_Toc237314368"/>
-      <w:bookmarkStart w:id="48" w:name="_Toc84663417"/>
-      <w:bookmarkStart w:id="49" w:name="_Toc24005"/>
+      <w:bookmarkStart w:id="47" w:name="_Toc24005"/>
+      <w:bookmarkStart w:id="48" w:name="_Toc237314368"/>
+      <w:bookmarkStart w:id="49" w:name="_Toc84663417"/>
       <w:r>
         <w:rPr>
           <w:rFonts w:hint="eastAsia"/>
@@ -4702,13 +5430,13 @@
     </w:p>
     <w:p>
       <w:pPr>
-        <w:pStyle w:val="2"/>
+        <w:pStyle w:val="3"/>
         <w:spacing w:before="260" w:after="260"/>
         <w:ind w:left="578" w:hanging="578"/>
       </w:pPr>
-      <w:bookmarkStart w:id="50" w:name="_Toc237314369"/>
-      <w:bookmarkStart w:id="51" w:name="_Toc18128"/>
-      <w:bookmarkStart w:id="52" w:name="_Toc84663418"/>
+      <w:bookmarkStart w:id="50" w:name="_Toc18128"/>
+      <w:bookmarkStart w:id="51" w:name="_Toc84663418"/>
+      <w:bookmarkStart w:id="52" w:name="_Toc237314369"/>
       <w:r>
         <w:rPr>
           <w:rFonts w:hint="eastAsia"/>
@@ -4721,13 +5449,13 @@
     </w:p>
     <w:p>
       <w:pPr>
-        <w:pStyle w:val="af4"/>
+        <w:pStyle w:val="42"/>
         <w:numPr>
           <w:ilvl w:val="1"/>
-          <w:numId w:val="30"/>
+          <w:numId w:val="5"/>
         </w:numPr>
-        <w:spacing w:beforeLines="50" w:before="156" w:afterLines="50" w:after="156" w:line="360" w:lineRule="auto"/>
-        <w:ind w:left="856" w:firstLineChars="0" w:hanging="363"/>
+        <w:spacing w:before="156" w:beforeLines="50" w:after="156" w:afterLines="50" w:line="360" w:lineRule="auto"/>
+        <w:ind w:left="856" w:hanging="363" w:firstLineChars="0"/>
         <w:rPr>
           <w:rFonts w:hAnsi="宋体"/>
           <w:sz w:val="24"/>
@@ -4736,28 +5464,21 @@
       <w:bookmarkStart w:id="53" w:name="_Hlk40792120"/>
       <w:r>
         <w:rPr>
-          <w:rFonts w:hAnsi="宋体" w:hint="eastAsia"/>
-          <w:sz w:val="24"/>
-        </w:rPr>
-        <w:t>界面布局合理</w:t>
-      </w:r>
-      <w:r>
-        <w:rPr>
-          <w:rFonts w:hAnsi="宋体" w:hint="eastAsia"/>
-          <w:sz w:val="24"/>
-        </w:rPr>
-        <w:t>；</w:t>
-      </w:r>
-    </w:p>
-    <w:p>
-      <w:pPr>
-        <w:pStyle w:val="af4"/>
+          <w:rFonts w:hint="eastAsia" w:hAnsi="宋体"/>
+          <w:sz w:val="24"/>
+        </w:rPr>
+        <w:t>界面布局合理；</w:t>
+      </w:r>
+    </w:p>
+    <w:p>
+      <w:pPr>
+        <w:pStyle w:val="42"/>
         <w:numPr>
           <w:ilvl w:val="1"/>
-          <w:numId w:val="30"/>
+          <w:numId w:val="5"/>
         </w:numPr>
-        <w:spacing w:beforeLines="50" w:before="156" w:afterLines="50" w:after="156" w:line="360" w:lineRule="auto"/>
-        <w:ind w:left="856" w:firstLineChars="0" w:hanging="363"/>
+        <w:spacing w:before="156" w:beforeLines="50" w:after="156" w:afterLines="50" w:line="360" w:lineRule="auto"/>
+        <w:ind w:left="856" w:hanging="363" w:firstLineChars="0"/>
         <w:rPr>
           <w:rFonts w:hAnsi="宋体"/>
           <w:sz w:val="24"/>
@@ -4765,54 +5486,40 @@
       </w:pPr>
       <w:r>
         <w:rPr>
-          <w:rFonts w:hAnsi="宋体" w:hint="eastAsia"/>
-          <w:sz w:val="24"/>
-        </w:rPr>
-        <w:t>界面图标设计体现应用的含义</w:t>
-      </w:r>
-      <w:r>
-        <w:rPr>
-          <w:rFonts w:hAnsi="宋体" w:hint="eastAsia"/>
-          <w:sz w:val="24"/>
-        </w:rPr>
-        <w:t>；</w:t>
-      </w:r>
-    </w:p>
-    <w:p>
-      <w:pPr>
-        <w:pStyle w:val="af4"/>
+          <w:rFonts w:hint="eastAsia" w:hAnsi="宋体"/>
+          <w:sz w:val="24"/>
+        </w:rPr>
+        <w:t>界面图标设计体现应用的含义；</w:t>
+      </w:r>
+    </w:p>
+    <w:p>
+      <w:pPr>
+        <w:pStyle w:val="42"/>
         <w:numPr>
           <w:ilvl w:val="1"/>
-          <w:numId w:val="30"/>
+          <w:numId w:val="5"/>
         </w:numPr>
-        <w:spacing w:beforeLines="50" w:before="156" w:afterLines="50" w:after="156" w:line="360" w:lineRule="auto"/>
-        <w:ind w:left="856" w:firstLineChars="0" w:hanging="363"/>
-      </w:pPr>
-      <w:r>
-        <w:rPr>
-          <w:rFonts w:hAnsi="宋体" w:hint="eastAsia"/>
-          <w:sz w:val="24"/>
-        </w:rPr>
-        <w:t>界面大小自适应屏幕大小</w:t>
-      </w:r>
-      <w:r>
-        <w:rPr>
-          <w:rFonts w:hAnsi="宋体" w:hint="eastAsia"/>
-          <w:sz w:val="24"/>
-        </w:rPr>
-        <w:t>。</w:t>
+        <w:spacing w:before="156" w:beforeLines="50" w:after="156" w:afterLines="50" w:line="360" w:lineRule="auto"/>
+        <w:ind w:left="856" w:hanging="363" w:firstLineChars="0"/>
+      </w:pPr>
+      <w:r>
+        <w:rPr>
+          <w:rFonts w:hint="eastAsia" w:hAnsi="宋体"/>
+          <w:sz w:val="24"/>
+        </w:rPr>
+        <w:t>界面大小自适应屏幕大小。</w:t>
       </w:r>
       <w:bookmarkEnd w:id="53"/>
     </w:p>
     <w:p>
       <w:pPr>
-        <w:pStyle w:val="2"/>
+        <w:pStyle w:val="3"/>
         <w:spacing w:before="260" w:after="260"/>
         <w:ind w:left="578" w:hanging="578"/>
       </w:pPr>
       <w:bookmarkStart w:id="54" w:name="_Toc1362"/>
-      <w:bookmarkStart w:id="55" w:name="_Toc237314371"/>
-      <w:bookmarkStart w:id="56" w:name="_Toc84663419"/>
+      <w:bookmarkStart w:id="55" w:name="_Toc84663419"/>
+      <w:bookmarkStart w:id="56" w:name="_Toc237314371"/>
       <w:r>
         <w:rPr>
           <w:rFonts w:hint="eastAsia"/>
@@ -4825,13 +5532,13 @@
     </w:p>
     <w:p>
       <w:pPr>
-        <w:pStyle w:val="af4"/>
+        <w:pStyle w:val="42"/>
         <w:numPr>
           <w:ilvl w:val="1"/>
-          <w:numId w:val="31"/>
+          <w:numId w:val="6"/>
         </w:numPr>
-        <w:spacing w:beforeLines="50" w:before="156" w:afterLines="50" w:after="156" w:line="360" w:lineRule="auto"/>
-        <w:ind w:left="856" w:firstLineChars="0" w:hanging="363"/>
+        <w:spacing w:before="156" w:beforeLines="50" w:after="156" w:afterLines="50" w:line="360" w:lineRule="auto"/>
+        <w:ind w:left="856" w:hanging="363" w:firstLineChars="0"/>
         <w:rPr>
           <w:rFonts w:hAnsi="宋体"/>
           <w:sz w:val="24"/>
@@ -4839,28 +5546,21 @@
       </w:pPr>
       <w:r>
         <w:rPr>
-          <w:rFonts w:hAnsi="宋体" w:hint="eastAsia"/>
-          <w:sz w:val="24"/>
-        </w:rPr>
-        <w:t>消息推送</w:t>
-      </w:r>
-      <w:r>
-        <w:rPr>
-          <w:rFonts w:hAnsi="宋体" w:hint="eastAsia"/>
-          <w:sz w:val="24"/>
-        </w:rPr>
-        <w:t>采用WebSocket协议</w:t>
-      </w:r>
-    </w:p>
-    <w:p>
-      <w:pPr>
-        <w:pStyle w:val="af4"/>
+          <w:rFonts w:hint="eastAsia" w:hAnsi="宋体"/>
+          <w:sz w:val="24"/>
+        </w:rPr>
+        <w:t>消息推送采用WebSocket协议</w:t>
+      </w:r>
+    </w:p>
+    <w:p>
+      <w:pPr>
+        <w:pStyle w:val="42"/>
         <w:numPr>
           <w:ilvl w:val="1"/>
-          <w:numId w:val="31"/>
+          <w:numId w:val="6"/>
         </w:numPr>
-        <w:spacing w:beforeLines="50" w:before="156" w:afterLines="50" w:after="156" w:line="360" w:lineRule="auto"/>
-        <w:ind w:left="856" w:firstLineChars="0" w:hanging="363"/>
+        <w:spacing w:before="156" w:beforeLines="50" w:after="156" w:afterLines="50" w:line="360" w:lineRule="auto"/>
+        <w:ind w:left="856" w:hanging="363" w:firstLineChars="0"/>
         <w:rPr>
           <w:rFonts w:hAnsi="宋体"/>
           <w:sz w:val="24"/>
@@ -4868,21 +5568,29 @@
       </w:pPr>
       <w:r>
         <w:rPr>
-          <w:rFonts w:hAnsi="宋体" w:hint="eastAsia"/>
+          <w:rFonts w:hint="eastAsia" w:hAnsi="宋体"/>
           <w:sz w:val="24"/>
         </w:rPr>
         <w:t>预留手机app数据接口</w:t>
       </w:r>
-    </w:p>
-    <w:p>
-      <w:pPr>
-        <w:pStyle w:val="af4"/>
+      <w:r>
+        <w:rPr>
+          <w:rFonts w:ascii="宋体" w:hAnsi="宋体" w:eastAsia="宋体" w:cs="宋体"/>
+          <w:sz w:val="24"/>
+          <w:szCs w:val="24"/>
+        </w:rPr>
+        <w:t>，以便未来支持移动端查看数据。</w:t>
+      </w:r>
+    </w:p>
+    <w:p>
+      <w:pPr>
+        <w:pStyle w:val="42"/>
         <w:numPr>
           <w:ilvl w:val="1"/>
-          <w:numId w:val="31"/>
+          <w:numId w:val="6"/>
         </w:numPr>
-        <w:spacing w:beforeLines="50" w:before="156" w:afterLines="50" w:after="156" w:line="360" w:lineRule="auto"/>
-        <w:ind w:left="856" w:firstLineChars="0" w:hanging="363"/>
+        <w:spacing w:before="156" w:beforeLines="50" w:after="156" w:afterLines="50" w:line="360" w:lineRule="auto"/>
+        <w:ind w:left="856" w:hanging="363" w:firstLineChars="0"/>
         <w:rPr>
           <w:rFonts w:hAnsi="宋体"/>
           <w:sz w:val="24"/>
@@ -4890,10 +5598,26 @@
       </w:pPr>
       <w:r>
         <w:rPr>
-          <w:rFonts w:hAnsi="宋体" w:hint="eastAsia"/>
+          <w:rFonts w:hint="eastAsia" w:hAnsi="宋体"/>
           <w:sz w:val="24"/>
         </w:rPr>
         <w:t>预留微服务数据接口</w:t>
+      </w:r>
+      <w:r>
+        <w:rPr>
+          <w:rFonts w:hint="eastAsia" w:hAnsi="宋体"/>
+          <w:sz w:val="24"/>
+          <w:lang w:eastAsia="zh-CN"/>
+        </w:rPr>
+        <w:t>，</w:t>
+      </w:r>
+      <w:r>
+        <w:rPr>
+          <w:rFonts w:ascii="宋体" w:hAnsi="宋体" w:eastAsia="宋体" w:cs="宋体"/>
+          <w:sz w:val="24"/>
+          <w:szCs w:val="24"/>
+        </w:rPr>
+        <w:t>以便未来可能与学校统一的教务系统或财务系统进行底层数据库对接。</w:t>
       </w:r>
     </w:p>
     <w:p>
@@ -4906,41 +5630,22 @@
       </w:pPr>
     </w:p>
     <w:sectPr>
-      <w:headerReference w:type="default" r:id="rId8"/>
-      <w:footerReference w:type="default" r:id="rId9"/>
+      <w:headerReference r:id="rId3" w:type="default"/>
+      <w:footerReference r:id="rId4" w:type="default"/>
       <w:pgSz w:w="11906" w:h="16838"/>
       <w:pgMar w:top="1418" w:right="1418" w:bottom="1191" w:left="1418" w:header="851" w:footer="992" w:gutter="284"/>
-      <w:cols w:space="425"/>
-      <w:docGrid w:type="lines" w:linePitch="312"/>
+      <w:cols w:space="425" w:num="1"/>
+      <w:docGrid w:type="lines" w:linePitch="312" w:charSpace="0"/>
     </w:sectPr>
   </w:body>
 </w:document>
 </file>
 
-<file path=word/endnotes.xml><?xml version="1.0" encoding="utf-8"?>
-<w:endnotes xmlns:wpc="http://schemas.microsoft.com/office/word/2010/wordprocessingCanvas" xmlns:cx="http://schemas.microsoft.com/office/drawing/2014/chartex" xmlns:cx1="http://schemas.microsoft.com/office/drawing/2015/9/8/chartex" xmlns:cx2="http://schemas.microsoft.com/office/drawing/2015/10/21/chartex" xmlns:cx3="http://schemas.microsoft.com/office/drawing/2016/5/9/chartex" xmlns:cx4="http://schemas.microsoft.com/office/drawing/2016/5/10/chartex" xmlns:cx5="http://schemas.microsoft.com/office/drawing/2016/5/11/chartex" xmlns:cx6="http://schemas.microsoft.com/office/drawing/2016/5/12/chartex" xmlns:cx7="http://schemas.microsoft.com/office/drawing/2016/5/13/chartex" xmlns:cx8="http://schemas.microsoft.com/office/drawing/2016/5/14/chartex" xmlns:mc="http://schemas.openxmlformats.org/markup-compatibility/2006" xmlns:aink="http://schemas.microsoft.com/office/drawing/2016/ink" xmlns:am3d="http://schemas.microsoft.com/office/drawing/2017/model3d" xmlns:o="urn:schemas-microsoft-com:office:office" xmlns:r="http://schemas.openxmlformats.org/officeDocument/2006/relationships" xmlns:m="http://schemas.openxmlformats.org/officeDocument/2006/math" xmlns:v="urn:schemas-microsoft-com:vml" xmlns:wp14="http://schemas.microsoft.com/office/word/2010/wordprocessingDrawing" xmlns:wp="http://schemas.openxmlformats.org/drawingml/2006/wordprocessingDrawing" xmlns:w10="urn:schemas-microsoft-com:office:word" xmlns:w="http://schemas.openxmlformats.org/wordprocessingml/2006/main" xmlns:w14="http://schemas.microsoft.com/office/word/2010/wordml" xmlns:w15="http://schemas.microsoft.com/office/word/2012/wordml" xmlns:w16cex="http://schemas.microsoft.com/office/word/2018/wordml/cex" xmlns:w16cid="http://schemas.microsoft.com/office/word/2016/wordml/cid" xmlns:w16="http://schemas.microsoft.com/office/word/2018/wordml" xmlns:w16sdtdh="http://schemas.microsoft.com/office/word/2020/wordml/sdtdatahash" xmlns:w16se="http://schemas.microsoft.com/office/word/2015/wordml/symex" xmlns:wpg="http://schemas.microsoft.com/office/word/2010/wordprocessingGroup" xmlns:wpi="http://schemas.microsoft.com/office/word/2010/wordprocessingInk" xmlns:wne="http://schemas.microsoft.com/office/word/2006/wordml" xmlns:wps="http://schemas.microsoft.com/office/word/2010/wordprocessingShape" mc:Ignorable="w14 w15 w16se w16cid w16 w16cex w16sdtdh wp14">
-  <w:endnote w:type="separator" w:id="-1">
-    <w:p>
-      <w:r>
-        <w:separator/>
-      </w:r>
-    </w:p>
-  </w:endnote>
-  <w:endnote w:type="continuationSeparator" w:id="0">
-    <w:p>
-      <w:r>
-        <w:continuationSeparator/>
-      </w:r>
-    </w:p>
-  </w:endnote>
-</w:endnotes>
-</file>
-
 <file path=word/footer1.xml><?xml version="1.0" encoding="utf-8"?>
-<w:ftr xmlns:wpc="http://schemas.microsoft.com/office/word/2010/wordprocessingCanvas" xmlns:cx="http://schemas.microsoft.com/office/drawing/2014/chartex" xmlns:cx1="http://schemas.microsoft.com/office/drawing/2015/9/8/chartex" xmlns:cx2="http://schemas.microsoft.com/office/drawing/2015/10/21/chartex" xmlns:cx3="http://schemas.microsoft.com/office/drawing/2016/5/9/chartex" xmlns:cx4="http://schemas.microsoft.com/office/drawing/2016/5/10/chartex" xmlns:cx5="http://schemas.microsoft.com/office/drawing/2016/5/11/chartex" xmlns:cx6="http://schemas.microsoft.com/office/drawing/2016/5/12/chartex" xmlns:cx7="http://schemas.microsoft.com/office/drawing/2016/5/13/chartex" xmlns:cx8="http://schemas.microsoft.com/office/drawing/2016/5/14/chartex" xmlns:mc="http://schemas.openxmlformats.org/markup-compatibility/2006" xmlns:aink="http://schemas.microsoft.com/office/drawing/2016/ink" xmlns:am3d="http://schemas.microsoft.com/office/drawing/2017/model3d" xmlns:o="urn:schemas-microsoft-com:office:office" xmlns:r="http://schemas.openxmlformats.org/officeDocument/2006/relationships" xmlns:m="http://schemas.openxmlformats.org/officeDocument/2006/math" xmlns:v="urn:schemas-microsoft-com:vml" xmlns:wp14="http://schemas.microsoft.com/office/word/2010/wordprocessingDrawing" xmlns:wp="http://schemas.openxmlformats.org/drawingml/2006/wordprocessingDrawing" xmlns:w10="urn:schemas-microsoft-com:office:word" xmlns:w="http://schemas.openxmlformats.org/wordprocessingml/2006/main" xmlns:w14="http://schemas.microsoft.com/office/word/2010/wordml" xmlns:w15="http://schemas.microsoft.com/office/word/2012/wordml" xmlns:w16cex="http://schemas.microsoft.com/office/word/2018/wordml/cex" xmlns:w16cid="http://schemas.microsoft.com/office/word/2016/wordml/cid" xmlns:w16="http://schemas.microsoft.com/office/word/2018/wordml" xmlns:w16sdtdh="http://schemas.microsoft.com/office/word/2020/wordml/sdtdatahash" xmlns:w16se="http://schemas.microsoft.com/office/word/2015/wordml/symex" xmlns:wpg="http://schemas.microsoft.com/office/word/2010/wordprocessingGroup" xmlns:wpi="http://schemas.microsoft.com/office/word/2010/wordprocessingInk" xmlns:wne="http://schemas.microsoft.com/office/word/2006/wordml" xmlns:wps="http://schemas.microsoft.com/office/word/2010/wordprocessingShape" mc:Ignorable="w14 w15 w16se w16cid w16 w16cex w16sdtdh wp14">
+<w:ftr xmlns:wpc="http://schemas.microsoft.com/office/word/2010/wordprocessingCanvas" xmlns:mc="http://schemas.openxmlformats.org/markup-compatibility/2006" xmlns:o="urn:schemas-microsoft-com:office:office" xmlns:r="http://schemas.openxmlformats.org/officeDocument/2006/relationships" xmlns:m="http://schemas.openxmlformats.org/officeDocument/2006/math" xmlns:v="urn:schemas-microsoft-com:vml" xmlns:wp14="http://schemas.microsoft.com/office/word/2010/wordprocessingDrawing" xmlns:wp="http://schemas.openxmlformats.org/drawingml/2006/wordprocessingDrawing" xmlns:w10="urn:schemas-microsoft-com:office:word" xmlns:w="http://schemas.openxmlformats.org/wordprocessingml/2006/main" xmlns:w14="http://schemas.microsoft.com/office/word/2010/wordml" xmlns:w15="http://schemas.microsoft.com/office/word/2012/wordml" xmlns:wpg="http://schemas.microsoft.com/office/word/2010/wordprocessingGroup" xmlns:wpi="http://schemas.microsoft.com/office/word/2010/wordprocessingInk" xmlns:wne="http://schemas.microsoft.com/office/word/2006/wordml" xmlns:wps="http://schemas.microsoft.com/office/word/2010/wordprocessingShape" xmlns:wpsCustomData="http://www.wps.cn/officeDocument/2013/wpsCustomData" mc:Ignorable="w14 w15 wp14">
   <w:p>
     <w:pPr>
-      <w:pStyle w:val="aa"/>
+      <w:pStyle w:val="21"/>
       <w:jc w:val="center"/>
       <w:rPr>
         <w:rFonts w:hAnsi="宋体"/>
@@ -4948,14 +5653,13 @@
     </w:pPr>
     <w:r>
       <w:rPr>
-        <w:noProof/>
         <w:kern w:val="0"/>
         <w:sz w:val="20"/>
       </w:rPr>
       <mc:AlternateContent>
         <mc:Choice Requires="wps">
           <w:drawing>
-            <wp:anchor distT="0" distB="0" distL="114300" distR="114300" simplePos="0" relativeHeight="251659264" behindDoc="0" locked="0" layoutInCell="1" allowOverlap="1" wp14:anchorId="3D34E57E" wp14:editId="3154DFA7">
+            <wp:anchor distT="0" distB="0" distL="114300" distR="114300" simplePos="0" relativeHeight="251659264" behindDoc="0" locked="0" layoutInCell="1" allowOverlap="1">
               <wp:simplePos x="0" y="0"/>
               <wp:positionH relativeFrom="column">
                 <wp:posOffset>0</wp:posOffset>
@@ -4967,9 +5671,7 @@
               <wp:effectExtent l="9525" t="10160" r="9525" b="8890"/>
               <wp:wrapNone/>
               <wp:docPr id="1" name="Line 59"/>
-              <wp:cNvGraphicFramePr>
-                <a:graphicFrameLocks xmlns:a="http://schemas.openxmlformats.org/drawingml/2006/main"/>
-              </wp:cNvGraphicFramePr>
+              <wp:cNvGraphicFramePr/>
               <a:graphic xmlns:a="http://schemas.openxmlformats.org/drawingml/2006/main">
                 <a:graphicData uri="http://schemas.microsoft.com/office/word/2010/wordprocessingShape">
                   <wps:wsp>
@@ -4999,7 +5701,7 @@
             </wp:anchor>
           </w:drawing>
         </mc:Choice>
-        <mc:Fallback xmlns:wpsCustomData="http://www.wps.cn/officeDocument/2013/wpsCustomData">
+        <mc:Fallback>
           <w:pict>
             <v:line id="Line 59" o:spid="_x0000_s1026" o:spt="20" style="position:absolute;left:0pt;margin-left:0pt;margin-top:-1.45pt;height:0pt;width:441pt;z-index:251659264;mso-width-relative:page;mso-height-relative:page;" filled="f" stroked="t" coordsize="21600,21600" o:gfxdata="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">
               <v:fill on="f" focussize="0,0"/>
@@ -5070,31 +5772,31 @@
     </w:r>
     <w:r>
       <w:rPr>
-        <w:rStyle w:val="af"/>
+        <w:rStyle w:val="34"/>
       </w:rPr>
       <w:fldChar w:fldCharType="begin"/>
     </w:r>
     <w:r>
       <w:rPr>
-        <w:rStyle w:val="af"/>
+        <w:rStyle w:val="34"/>
       </w:rPr>
       <w:instrText xml:space="preserve"> NUMPAGES </w:instrText>
     </w:r>
     <w:r>
       <w:rPr>
-        <w:rStyle w:val="af"/>
+        <w:rStyle w:val="34"/>
       </w:rPr>
       <w:fldChar w:fldCharType="separate"/>
     </w:r>
     <w:r>
       <w:rPr>
-        <w:rStyle w:val="af"/>
+        <w:rStyle w:val="34"/>
       </w:rPr>
       <w:t>6</w:t>
     </w:r>
     <w:r>
       <w:rPr>
-        <w:rStyle w:val="af"/>
+        <w:rStyle w:val="34"/>
       </w:rPr>
       <w:fldChar w:fldCharType="end"/>
     </w:r>
@@ -5109,57 +5811,53 @@
 </w:ftr>
 </file>
 
-<file path=word/footnotes.xml><?xml version="1.0" encoding="utf-8"?>
-<w:footnotes xmlns:wpc="http://schemas.microsoft.com/office/word/2010/wordprocessingCanvas" xmlns:cx="http://schemas.microsoft.com/office/drawing/2014/chartex" xmlns:cx1="http://schemas.microsoft.com/office/drawing/2015/9/8/chartex" xmlns:cx2="http://schemas.microsoft.com/office/drawing/2015/10/21/chartex" xmlns:cx3="http://schemas.microsoft.com/office/drawing/2016/5/9/chartex" xmlns:cx4="http://schemas.microsoft.com/office/drawing/2016/5/10/chartex" xmlns:cx5="http://schemas.microsoft.com/office/drawing/2016/5/11/chartex" xmlns:cx6="http://schemas.microsoft.com/office/drawing/2016/5/12/chartex" xmlns:cx7="http://schemas.microsoft.com/office/drawing/2016/5/13/chartex" xmlns:cx8="http://schemas.microsoft.com/office/drawing/2016/5/14/chartex" xmlns:mc="http://schemas.openxmlformats.org/markup-compatibility/2006" xmlns:aink="http://schemas.microsoft.com/office/drawing/2016/ink" xmlns:am3d="http://schemas.microsoft.com/office/drawing/2017/model3d" xmlns:o="urn:schemas-microsoft-com:office:office" xmlns:r="http://schemas.openxmlformats.org/officeDocument/2006/relationships" xmlns:m="http://schemas.openxmlformats.org/officeDocument/2006/math" xmlns:v="urn:schemas-microsoft-com:vml" xmlns:wp14="http://schemas.microsoft.com/office/word/2010/wordprocessingDrawing" xmlns:wp="http://schemas.openxmlformats.org/drawingml/2006/wordprocessingDrawing" xmlns:w10="urn:schemas-microsoft-com:office:word" xmlns:w="http://schemas.openxmlformats.org/wordprocessingml/2006/main" xmlns:w14="http://schemas.microsoft.com/office/word/2010/wordml" xmlns:w15="http://schemas.microsoft.com/office/word/2012/wordml" xmlns:w16cex="http://schemas.microsoft.com/office/word/2018/wordml/cex" xmlns:w16cid="http://schemas.microsoft.com/office/word/2016/wordml/cid" xmlns:w16="http://schemas.microsoft.com/office/word/2018/wordml" xmlns:w16sdtdh="http://schemas.microsoft.com/office/word/2020/wordml/sdtdatahash" xmlns:w16se="http://schemas.microsoft.com/office/word/2015/wordml/symex" xmlns:wpg="http://schemas.microsoft.com/office/word/2010/wordprocessingGroup" xmlns:wpi="http://schemas.microsoft.com/office/word/2010/wordprocessingInk" xmlns:wne="http://schemas.microsoft.com/office/word/2006/wordml" xmlns:wps="http://schemas.microsoft.com/office/word/2010/wordprocessingShape" mc:Ignorable="w14 w15 w16se w16cid w16 w16cex w16sdtdh wp14">
-  <w:footnote w:type="separator" w:id="-1">
-    <w:p>
-      <w:r>
-        <w:separator/>
-      </w:r>
-    </w:p>
-  </w:footnote>
-  <w:footnote w:type="continuationSeparator" w:id="0">
-    <w:p>
-      <w:r>
-        <w:continuationSeparator/>
-      </w:r>
-    </w:p>
-  </w:footnote>
-</w:footnotes>
-</file>
-
 <file path=word/header1.xml><?xml version="1.0" encoding="utf-8"?>
-<w:hdr xmlns:wpc="http://schemas.microsoft.com/office/word/2010/wordprocessingCanvas" xmlns:cx="http://schemas.microsoft.com/office/drawing/2014/chartex" xmlns:cx1="http://schemas.microsoft.com/office/drawing/2015/9/8/chartex" xmlns:cx2="http://schemas.microsoft.com/office/drawing/2015/10/21/chartex" xmlns:cx3="http://schemas.microsoft.com/office/drawing/2016/5/9/chartex" xmlns:cx4="http://schemas.microsoft.com/office/drawing/2016/5/10/chartex" xmlns:cx5="http://schemas.microsoft.com/office/drawing/2016/5/11/chartex" xmlns:cx6="http://schemas.microsoft.com/office/drawing/2016/5/12/chartex" xmlns:cx7="http://schemas.microsoft.com/office/drawing/2016/5/13/chartex" xmlns:cx8="http://schemas.microsoft.com/office/drawing/2016/5/14/chartex" xmlns:mc="http://schemas.openxmlformats.org/markup-compatibility/2006" xmlns:aink="http://schemas.microsoft.com/office/drawing/2016/ink" xmlns:am3d="http://schemas.microsoft.com/office/drawing/2017/model3d" xmlns:o="urn:schemas-microsoft-com:office:office" xmlns:r="http://schemas.openxmlformats.org/officeDocument/2006/relationships" xmlns:m="http://schemas.openxmlformats.org/officeDocument/2006/math" xmlns:v="urn:schemas-microsoft-com:vml" xmlns:wp14="http://schemas.microsoft.com/office/word/2010/wordprocessingDrawing" xmlns:wp="http://schemas.openxmlformats.org/drawingml/2006/wordprocessingDrawing" xmlns:w10="urn:schemas-microsoft-com:office:word" xmlns:w="http://schemas.openxmlformats.org/wordprocessingml/2006/main" xmlns:w14="http://schemas.microsoft.com/office/word/2010/wordml" xmlns:w15="http://schemas.microsoft.com/office/word/2012/wordml" xmlns:w16cex="http://schemas.microsoft.com/office/word/2018/wordml/cex" xmlns:w16cid="http://schemas.microsoft.com/office/word/2016/wordml/cid" xmlns:w16="http://schemas.microsoft.com/office/word/2018/wordml" xmlns:w16sdtdh="http://schemas.microsoft.com/office/word/2020/wordml/sdtdatahash" xmlns:w16se="http://schemas.microsoft.com/office/word/2015/wordml/symex" xmlns:wpg="http://schemas.microsoft.com/office/word/2010/wordprocessingGroup" xmlns:wpi="http://schemas.microsoft.com/office/word/2010/wordprocessingInk" xmlns:wne="http://schemas.microsoft.com/office/word/2006/wordml" xmlns:wps="http://schemas.microsoft.com/office/word/2010/wordprocessingShape" mc:Ignorable="w14 w15 w16se w16cid w16 w16cex w16sdtdh wp14">
+<w:hdr xmlns:wpc="http://schemas.microsoft.com/office/word/2010/wordprocessingCanvas" xmlns:mc="http://schemas.openxmlformats.org/markup-compatibility/2006" xmlns:o="urn:schemas-microsoft-com:office:office" xmlns:r="http://schemas.openxmlformats.org/officeDocument/2006/relationships" xmlns:m="http://schemas.openxmlformats.org/officeDocument/2006/math" xmlns:v="urn:schemas-microsoft-com:vml" xmlns:wp14="http://schemas.microsoft.com/office/word/2010/wordprocessingDrawing" xmlns:wp="http://schemas.openxmlformats.org/drawingml/2006/wordprocessingDrawing" xmlns:w10="urn:schemas-microsoft-com:office:word" xmlns:w="http://schemas.openxmlformats.org/wordprocessingml/2006/main" xmlns:w14="http://schemas.microsoft.com/office/word/2010/wordml" xmlns:w15="http://schemas.microsoft.com/office/word/2012/wordml" xmlns:wpg="http://schemas.microsoft.com/office/word/2010/wordprocessingGroup" xmlns:wpi="http://schemas.microsoft.com/office/word/2010/wordprocessingInk" xmlns:wne="http://schemas.microsoft.com/office/word/2006/wordml" xmlns:wps="http://schemas.microsoft.com/office/word/2010/wordprocessingShape" xmlns:wpsCustomData="http://www.wps.cn/officeDocument/2013/wpsCustomData" mc:Ignorable="w14 w15 wp14">
   <w:p>
     <w:pPr>
-      <w:pStyle w:val="ab"/>
+      <w:pStyle w:val="22"/>
     </w:pPr>
   </w:p>
 </w:hdr>
 </file>
 
 <file path=word/numbering.xml><?xml version="1.0" encoding="utf-8"?>
-<w:numbering xmlns:wpc="http://schemas.microsoft.com/office/word/2010/wordprocessingCanvas" xmlns:cx="http://schemas.microsoft.com/office/drawing/2014/chartex" xmlns:cx1="http://schemas.microsoft.com/office/drawing/2015/9/8/chartex" xmlns:cx2="http://schemas.microsoft.com/office/drawing/2015/10/21/chartex" xmlns:cx3="http://schemas.microsoft.com/office/drawing/2016/5/9/chartex" xmlns:cx4="http://schemas.microsoft.com/office/drawing/2016/5/10/chartex" xmlns:cx5="http://schemas.microsoft.com/office/drawing/2016/5/11/chartex" xmlns:cx6="http://schemas.microsoft.com/office/drawing/2016/5/12/chartex" xmlns:cx7="http://schemas.microsoft.com/office/drawing/2016/5/13/chartex" xmlns:cx8="http://schemas.microsoft.com/office/drawing/2016/5/14/chartex" xmlns:mc="http://schemas.openxmlformats.org/markup-compatibility/2006" xmlns:aink="http://schemas.microsoft.com/office/drawing/2016/ink" xmlns:am3d="http://schemas.microsoft.com/office/drawing/2017/model3d" xmlns:o="urn:schemas-microsoft-com:office:office" xmlns:r="http://schemas.openxmlformats.org/officeDocument/2006/relationships" xmlns:m="http://schemas.openxmlformats.org/officeDocument/2006/math" xmlns:v="urn:schemas-microsoft-com:vml" xmlns:wp14="http://schemas.microsoft.com/office/word/2010/wordprocessingDrawing" xmlns:wp="http://schemas.openxmlformats.org/drawingml/2006/wordprocessingDrawing" xmlns:w10="urn:schemas-microsoft-com:office:word" xmlns:w="http://schemas.openxmlformats.org/wordprocessingml/2006/main" xmlns:w14="http://schemas.microsoft.com/office/word/2010/wordml" xmlns:w15="http://schemas.microsoft.com/office/word/2012/wordml" xmlns:w16cex="http://schemas.microsoft.com/office/word/2018/wordml/cex" xmlns:w16cid="http://schemas.microsoft.com/office/word/2016/wordml/cid" xmlns:w16="http://schemas.microsoft.com/office/word/2018/wordml" xmlns:w16sdtdh="http://schemas.microsoft.com/office/word/2020/wordml/sdtdatahash" xmlns:w16se="http://schemas.microsoft.com/office/word/2015/wordml/symex" xmlns:wpg="http://schemas.microsoft.com/office/word/2010/wordprocessingGroup" xmlns:wpi="http://schemas.microsoft.com/office/word/2010/wordprocessingInk" xmlns:wne="http://schemas.microsoft.com/office/word/2006/wordml" xmlns:wps="http://schemas.microsoft.com/office/word/2010/wordprocessingShape" mc:Ignorable="w14 w15 w16se w16cid w16 w16cex w16sdtdh wp14">
-  <w:abstractNum w:abstractNumId="0" w15:restartNumberingAfterBreak="0">
-    <w:nsid w:val="8FCB75E4"/>
+<w:numbering xmlns:wpc="http://schemas.microsoft.com/office/word/2010/wordprocessingCanvas" xmlns:mc="http://schemas.openxmlformats.org/markup-compatibility/2006" xmlns:o="urn:schemas-microsoft-com:office:office" xmlns:r="http://schemas.openxmlformats.org/officeDocument/2006/relationships" xmlns:m="http://schemas.openxmlformats.org/officeDocument/2006/math" xmlns:v="urn:schemas-microsoft-com:vml" xmlns:wp14="http://schemas.microsoft.com/office/word/2010/wordprocessingDrawing" xmlns:wp="http://schemas.openxmlformats.org/drawingml/2006/wordprocessingDrawing" xmlns:w10="urn:schemas-microsoft-com:office:word" xmlns:w="http://schemas.openxmlformats.org/wordprocessingml/2006/main" xmlns:w14="http://schemas.microsoft.com/office/word/2010/wordml" xmlns:wpg="http://schemas.microsoft.com/office/word/2010/wordprocessingGroup" xmlns:wpi="http://schemas.microsoft.com/office/word/2010/wordprocessingInk" xmlns:wne="http://schemas.microsoft.com/office/word/2006/wordml" xmlns:wps="http://schemas.microsoft.com/office/word/2010/wordprocessingShape" xmlns:wpsCustomData="http://www.wps.cn/officeDocument/2013/wpsCustomData" mc:Ignorable="w14 wp14">
+  <w:abstractNum w:abstractNumId="0">
+    <w:nsid w:val="85A0E01F"/>
     <w:multiLevelType w:val="singleLevel"/>
-    <w:tmpl w:val="8FCB75E4"/>
-    <w:lvl w:ilvl="0">
+    <w:tmpl w:val="85A0E01F"/>
+    <w:lvl w:ilvl="0" w:tentative="0">
       <w:start w:val="1"/>
       <w:numFmt w:val="decimal"/>
       <w:suff w:val="nothing"/>
       <w:lvlText w:val="%1）"/>
       <w:lvlJc w:val="left"/>
       <w:pPr>
-        <w:ind w:left="-68"/>
+        <w:ind w:left="772"/>
       </w:pPr>
     </w:lvl>
   </w:abstractNum>
-  <w:abstractNum w:abstractNumId="1" w15:restartNumberingAfterBreak="0">
+  <w:abstractNum w:abstractNumId="1">
+    <w:nsid w:val="8FCB75E4"/>
+    <w:multiLevelType w:val="singleLevel"/>
+    <w:tmpl w:val="8FCB75E4"/>
+    <w:lvl w:ilvl="0" w:tentative="0">
+      <w:start w:val="1"/>
+      <w:numFmt w:val="decimal"/>
+      <w:suff w:val="nothing"/>
+      <w:lvlText w:val="%1）"/>
+      <w:lvlJc w:val="left"/>
+      <w:pPr>
+        <w:ind w:left="-68"/>
+      </w:pPr>
+    </w:lvl>
+  </w:abstractNum>
+  <w:abstractNum w:abstractNumId="2">
     <w:nsid w:val="9BF46456"/>
     <w:multiLevelType w:val="multilevel"/>
     <w:tmpl w:val="9BF46456"/>
-    <w:lvl w:ilvl="0">
+    <w:lvl w:ilvl="0" w:tentative="0">
       <w:start w:val="1"/>
       <w:numFmt w:val="decimal"/>
       <w:lvlText w:val="%1."/>
@@ -5171,7 +5869,7 @@
         <w:ind w:left="840" w:hanging="420"/>
       </w:pPr>
     </w:lvl>
-    <w:lvl w:ilvl="1">
+    <w:lvl w:ilvl="1" w:tentative="0">
       <w:start w:val="1"/>
       <w:numFmt w:val="decimalEnclosedCircle"/>
       <w:lvlText w:val="%2"/>
@@ -5183,7 +5881,7 @@
         <w:rFonts w:hint="default"/>
       </w:rPr>
     </w:lvl>
-    <w:lvl w:ilvl="2">
+    <w:lvl w:ilvl="2" w:tentative="0">
       <w:start w:val="1"/>
       <w:numFmt w:val="lowerRoman"/>
       <w:lvlText w:val="%3."/>
@@ -5195,7 +5893,7 @@
         <w:ind w:left="1680" w:hanging="420"/>
       </w:pPr>
     </w:lvl>
-    <w:lvl w:ilvl="3">
+    <w:lvl w:ilvl="3" w:tentative="0">
       <w:start w:val="1"/>
       <w:numFmt w:val="decimal"/>
       <w:lvlText w:val="%4."/>
@@ -5207,7 +5905,7 @@
         <w:ind w:left="2100" w:hanging="420"/>
       </w:pPr>
     </w:lvl>
-    <w:lvl w:ilvl="4">
+    <w:lvl w:ilvl="4" w:tentative="0">
       <w:start w:val="1"/>
       <w:numFmt w:val="lowerLetter"/>
       <w:lvlText w:val="%5)"/>
@@ -5219,7 +5917,7 @@
         <w:ind w:left="2520" w:hanging="420"/>
       </w:pPr>
     </w:lvl>
-    <w:lvl w:ilvl="5">
+    <w:lvl w:ilvl="5" w:tentative="0">
       <w:start w:val="1"/>
       <w:numFmt w:val="lowerRoman"/>
       <w:lvlText w:val="%6."/>
@@ -5231,7 +5929,7 @@
         <w:ind w:left="2940" w:hanging="420"/>
       </w:pPr>
     </w:lvl>
-    <w:lvl w:ilvl="6">
+    <w:lvl w:ilvl="6" w:tentative="0">
       <w:start w:val="1"/>
       <w:numFmt w:val="decimal"/>
       <w:lvlText w:val="%7."/>
@@ -5243,7 +5941,7 @@
         <w:ind w:left="3360" w:hanging="420"/>
       </w:pPr>
     </w:lvl>
-    <w:lvl w:ilvl="7">
+    <w:lvl w:ilvl="7" w:tentative="0">
       <w:start w:val="1"/>
       <w:numFmt w:val="lowerLetter"/>
       <w:lvlText w:val="%8)"/>
@@ -5255,7 +5953,7 @@
         <w:ind w:left="3780" w:hanging="420"/>
       </w:pPr>
     </w:lvl>
-    <w:lvl w:ilvl="8">
+    <w:lvl w:ilvl="8" w:tentative="0">
       <w:start w:val="1"/>
       <w:numFmt w:val="lowerRoman"/>
       <w:lvlText w:val="%9."/>
@@ -5268,367 +5966,29 @@
       </w:pPr>
     </w:lvl>
   </w:abstractNum>
-  <w:abstractNum w:abstractNumId="2" w15:restartNumberingAfterBreak="0">
-    <w:nsid w:val="9FA34BCF"/>
+  <w:abstractNum w:abstractNumId="3">
+    <w:nsid w:val="CDFB1386"/>
     <w:multiLevelType w:val="singleLevel"/>
-    <w:tmpl w:val="9FA34BCF"/>
-    <w:lvl w:ilvl="0">
+    <w:tmpl w:val="CDFB1386"/>
+    <w:lvl w:ilvl="0" w:tentative="0">
       <w:start w:val="1"/>
       <w:numFmt w:val="decimal"/>
-      <w:lvlText w:val="%1)"/>
+      <w:suff w:val="nothing"/>
+      <w:lvlText w:val="%1）"/>
       <w:lvlJc w:val="left"/>
       <w:pPr>
-        <w:tabs>
-          <w:tab w:val="left" w:pos="420"/>
-        </w:tabs>
-        <w:ind w:left="845" w:hanging="425"/>
-      </w:pPr>
-      <w:rPr>
-        <w:rFonts w:hint="default"/>
-      </w:rPr>
+        <w:ind w:left="772"/>
+      </w:pPr>
     </w:lvl>
   </w:abstractNum>
-  <w:abstractNum w:abstractNumId="3" w15:restartNumberingAfterBreak="0">
-    <w:nsid w:val="AE192223"/>
-    <w:multiLevelType w:val="singleLevel"/>
-    <w:tmpl w:val="AE192223"/>
-    <w:lvl w:ilvl="0">
-      <w:start w:val="1"/>
-      <w:numFmt w:val="decimal"/>
-      <w:lvlText w:val="%1)"/>
-      <w:lvlJc w:val="left"/>
-      <w:pPr>
-        <w:tabs>
-          <w:tab w:val="left" w:pos="420"/>
-        </w:tabs>
-        <w:ind w:left="845" w:hanging="425"/>
-      </w:pPr>
-      <w:rPr>
-        <w:rFonts w:hint="default"/>
-      </w:rPr>
-    </w:lvl>
-  </w:abstractNum>
-  <w:abstractNum w:abstractNumId="4" w15:restartNumberingAfterBreak="0">
-    <w:nsid w:val="B30234B9"/>
-    <w:multiLevelType w:val="singleLevel"/>
-    <w:tmpl w:val="B30234B9"/>
-    <w:lvl w:ilvl="0">
-      <w:start w:val="1"/>
-      <w:numFmt w:val="decimal"/>
-      <w:lvlText w:val="%1)"/>
-      <w:lvlJc w:val="left"/>
-      <w:pPr>
-        <w:tabs>
-          <w:tab w:val="left" w:pos="420"/>
-        </w:tabs>
-        <w:ind w:left="845" w:hanging="425"/>
-      </w:pPr>
-      <w:rPr>
-        <w:rFonts w:hint="default"/>
-      </w:rPr>
-    </w:lvl>
-  </w:abstractNum>
-  <w:abstractNum w:abstractNumId="5" w15:restartNumberingAfterBreak="0">
-    <w:nsid w:val="BB8B52D9"/>
-    <w:multiLevelType w:val="singleLevel"/>
-    <w:tmpl w:val="BB8B52D9"/>
-    <w:lvl w:ilvl="0">
-      <w:start w:val="1"/>
-      <w:numFmt w:val="decimal"/>
-      <w:lvlText w:val="%1)"/>
-      <w:lvlJc w:val="left"/>
-      <w:pPr>
-        <w:tabs>
-          <w:tab w:val="left" w:pos="420"/>
-        </w:tabs>
-        <w:ind w:left="845" w:hanging="425"/>
-      </w:pPr>
-      <w:rPr>
-        <w:rFonts w:hint="default"/>
-      </w:rPr>
-    </w:lvl>
-  </w:abstractNum>
-  <w:abstractNum w:abstractNumId="6" w15:restartNumberingAfterBreak="0">
-    <w:nsid w:val="C2D5BBE0"/>
-    <w:multiLevelType w:val="singleLevel"/>
-    <w:tmpl w:val="C2D5BBE0"/>
-    <w:lvl w:ilvl="0">
-      <w:start w:val="1"/>
-      <w:numFmt w:val="decimal"/>
-      <w:lvlText w:val="%1)"/>
-      <w:lvlJc w:val="left"/>
-      <w:pPr>
-        <w:tabs>
-          <w:tab w:val="left" w:pos="420"/>
-        </w:tabs>
-        <w:ind w:left="845" w:hanging="425"/>
-      </w:pPr>
-      <w:rPr>
-        <w:rFonts w:hint="default"/>
-      </w:rPr>
-    </w:lvl>
-  </w:abstractNum>
-  <w:abstractNum w:abstractNumId="7" w15:restartNumberingAfterBreak="0">
-    <w:nsid w:val="C8A4447E"/>
-    <w:multiLevelType w:val="singleLevel"/>
-    <w:tmpl w:val="C8A4447E"/>
-    <w:lvl w:ilvl="0">
-      <w:start w:val="1"/>
-      <w:numFmt w:val="decimal"/>
-      <w:lvlText w:val="%1)"/>
-      <w:lvlJc w:val="left"/>
-      <w:pPr>
-        <w:tabs>
-          <w:tab w:val="left" w:pos="420"/>
-        </w:tabs>
-        <w:ind w:left="845" w:hanging="425"/>
-      </w:pPr>
-      <w:rPr>
-        <w:rFonts w:hint="default"/>
-      </w:rPr>
-    </w:lvl>
-  </w:abstractNum>
-  <w:abstractNum w:abstractNumId="8" w15:restartNumberingAfterBreak="0">
-    <w:nsid w:val="CA08B5E2"/>
-    <w:multiLevelType w:val="singleLevel"/>
-    <w:tmpl w:val="CA08B5E2"/>
-    <w:lvl w:ilvl="0">
-      <w:start w:val="1"/>
-      <w:numFmt w:val="decimal"/>
-      <w:lvlText w:val="%1)"/>
-      <w:lvlJc w:val="left"/>
-      <w:pPr>
-        <w:tabs>
-          <w:tab w:val="left" w:pos="420"/>
-        </w:tabs>
-        <w:ind w:left="845" w:hanging="425"/>
-      </w:pPr>
-      <w:rPr>
-        <w:rFonts w:hint="default"/>
-      </w:rPr>
-    </w:lvl>
-  </w:abstractNum>
-  <w:abstractNum w:abstractNumId="9" w15:restartNumberingAfterBreak="0">
-    <w:nsid w:val="CA59A558"/>
-    <w:multiLevelType w:val="singleLevel"/>
-    <w:tmpl w:val="CA59A558"/>
-    <w:lvl w:ilvl="0">
-      <w:start w:val="1"/>
-      <w:numFmt w:val="decimal"/>
-      <w:lvlText w:val="%1)"/>
-      <w:lvlJc w:val="left"/>
-      <w:pPr>
-        <w:tabs>
-          <w:tab w:val="left" w:pos="420"/>
-        </w:tabs>
-        <w:ind w:left="845" w:hanging="425"/>
-      </w:pPr>
-      <w:rPr>
-        <w:rFonts w:hint="default"/>
-      </w:rPr>
-    </w:lvl>
-  </w:abstractNum>
-  <w:abstractNum w:abstractNumId="10" w15:restartNumberingAfterBreak="0">
-    <w:nsid w:val="ECAEDAEF"/>
-    <w:multiLevelType w:val="singleLevel"/>
-    <w:tmpl w:val="ECAEDAEF"/>
-    <w:lvl w:ilvl="0">
-      <w:start w:val="1"/>
-      <w:numFmt w:val="decimal"/>
-      <w:lvlText w:val="%1)"/>
-      <w:lvlJc w:val="left"/>
-      <w:pPr>
-        <w:tabs>
-          <w:tab w:val="left" w:pos="420"/>
-        </w:tabs>
-        <w:ind w:left="845" w:hanging="425"/>
-      </w:pPr>
-      <w:rPr>
-        <w:rFonts w:hint="default"/>
-      </w:rPr>
-    </w:lvl>
-  </w:abstractNum>
-  <w:abstractNum w:abstractNumId="11" w15:restartNumberingAfterBreak="0">
-    <w:nsid w:val="ED06CE94"/>
-    <w:multiLevelType w:val="singleLevel"/>
-    <w:tmpl w:val="ED06CE94"/>
-    <w:lvl w:ilvl="0">
-      <w:start w:val="1"/>
-      <w:numFmt w:val="decimal"/>
-      <w:lvlText w:val="%1)"/>
-      <w:lvlJc w:val="left"/>
-      <w:pPr>
-        <w:tabs>
-          <w:tab w:val="left" w:pos="420"/>
-        </w:tabs>
-        <w:ind w:left="845" w:hanging="425"/>
-      </w:pPr>
-      <w:rPr>
-        <w:rFonts w:hint="default"/>
-      </w:rPr>
-    </w:lvl>
-  </w:abstractNum>
-  <w:abstractNum w:abstractNumId="12" w15:restartNumberingAfterBreak="0">
-    <w:nsid w:val="028D1866"/>
-    <w:multiLevelType w:val="multilevel"/>
-    <w:tmpl w:val="028D1866"/>
-    <w:lvl w:ilvl="0">
-      <w:start w:val="1"/>
-      <w:numFmt w:val="decimal"/>
-      <w:lvlText w:val="%1."/>
-      <w:lvlJc w:val="left"/>
-      <w:pPr>
-        <w:tabs>
-          <w:tab w:val="left" w:pos="840"/>
-        </w:tabs>
-        <w:ind w:left="840" w:hanging="420"/>
-      </w:pPr>
-    </w:lvl>
-    <w:lvl w:ilvl="1">
-      <w:start w:val="1"/>
-      <w:numFmt w:val="decimalEnclosedCircle"/>
-      <w:lvlText w:val="%2"/>
-      <w:lvlJc w:val="left"/>
-      <w:pPr>
-        <w:ind w:left="1200" w:hanging="360"/>
-      </w:pPr>
-      <w:rPr>
-        <w:rFonts w:hint="default"/>
-      </w:rPr>
-    </w:lvl>
-    <w:lvl w:ilvl="2">
-      <w:start w:val="1"/>
-      <w:numFmt w:val="lowerRoman"/>
-      <w:lvlText w:val="%3."/>
-      <w:lvlJc w:val="right"/>
-      <w:pPr>
-        <w:tabs>
-          <w:tab w:val="left" w:pos="1680"/>
-        </w:tabs>
-        <w:ind w:left="1680" w:hanging="420"/>
-      </w:pPr>
-    </w:lvl>
-    <w:lvl w:ilvl="3">
-      <w:start w:val="1"/>
-      <w:numFmt w:val="decimal"/>
-      <w:lvlText w:val="%4."/>
-      <w:lvlJc w:val="left"/>
-      <w:pPr>
-        <w:tabs>
-          <w:tab w:val="left" w:pos="2100"/>
-        </w:tabs>
-        <w:ind w:left="2100" w:hanging="420"/>
-      </w:pPr>
-    </w:lvl>
-    <w:lvl w:ilvl="4">
-      <w:start w:val="1"/>
-      <w:numFmt w:val="lowerLetter"/>
-      <w:lvlText w:val="%5)"/>
-      <w:lvlJc w:val="left"/>
-      <w:pPr>
-        <w:tabs>
-          <w:tab w:val="left" w:pos="2520"/>
-        </w:tabs>
-        <w:ind w:left="2520" w:hanging="420"/>
-      </w:pPr>
-    </w:lvl>
-    <w:lvl w:ilvl="5">
-      <w:start w:val="1"/>
-      <w:numFmt w:val="lowerRoman"/>
-      <w:lvlText w:val="%6."/>
-      <w:lvlJc w:val="right"/>
-      <w:pPr>
-        <w:tabs>
-          <w:tab w:val="left" w:pos="2940"/>
-        </w:tabs>
-        <w:ind w:left="2940" w:hanging="420"/>
-      </w:pPr>
-    </w:lvl>
-    <w:lvl w:ilvl="6">
-      <w:start w:val="1"/>
-      <w:numFmt w:val="decimal"/>
-      <w:lvlText w:val="%7."/>
-      <w:lvlJc w:val="left"/>
-      <w:pPr>
-        <w:tabs>
-          <w:tab w:val="left" w:pos="3360"/>
-        </w:tabs>
-        <w:ind w:left="3360" w:hanging="420"/>
-      </w:pPr>
-    </w:lvl>
-    <w:lvl w:ilvl="7">
-      <w:start w:val="1"/>
-      <w:numFmt w:val="lowerLetter"/>
-      <w:lvlText w:val="%8)"/>
-      <w:lvlJc w:val="left"/>
-      <w:pPr>
-        <w:tabs>
-          <w:tab w:val="left" w:pos="3780"/>
-        </w:tabs>
-        <w:ind w:left="3780" w:hanging="420"/>
-      </w:pPr>
-    </w:lvl>
-    <w:lvl w:ilvl="8">
-      <w:start w:val="1"/>
-      <w:numFmt w:val="lowerRoman"/>
-      <w:lvlText w:val="%9."/>
-      <w:lvlJc w:val="right"/>
-      <w:pPr>
-        <w:tabs>
-          <w:tab w:val="left" w:pos="4200"/>
-        </w:tabs>
-        <w:ind w:left="4200" w:hanging="420"/>
-      </w:pPr>
-    </w:lvl>
-  </w:abstractNum>
-  <w:abstractNum w:abstractNumId="13" w15:restartNumberingAfterBreak="0">
-    <w:nsid w:val="0B24B7B6"/>
-    <w:multiLevelType w:val="singleLevel"/>
-    <w:tmpl w:val="0B24B7B6"/>
-    <w:lvl w:ilvl="0">
-      <w:start w:val="1"/>
-      <w:numFmt w:val="decimal"/>
-      <w:lvlText w:val="%1)"/>
-      <w:lvlJc w:val="left"/>
-      <w:pPr>
-        <w:tabs>
-          <w:tab w:val="left" w:pos="420"/>
-        </w:tabs>
-        <w:ind w:left="845" w:hanging="425"/>
-      </w:pPr>
-      <w:rPr>
-        <w:rFonts w:hint="default"/>
-      </w:rPr>
-    </w:lvl>
-  </w:abstractNum>
-  <w:abstractNum w:abstractNumId="14" w15:restartNumberingAfterBreak="0">
-    <w:nsid w:val="10175F70"/>
-    <w:multiLevelType w:val="singleLevel"/>
-    <w:tmpl w:val="10175F70"/>
-    <w:lvl w:ilvl="0">
-      <w:start w:val="1"/>
-      <w:numFmt w:val="decimal"/>
-      <w:lvlText w:val="%1)"/>
-      <w:lvlJc w:val="left"/>
-      <w:pPr>
-        <w:tabs>
-          <w:tab w:val="left" w:pos="420"/>
-        </w:tabs>
-        <w:ind w:left="845" w:hanging="425"/>
-      </w:pPr>
-      <w:rPr>
-        <w:rFonts w:hint="default"/>
-      </w:rPr>
-    </w:lvl>
-  </w:abstractNum>
-  <w:abstractNum w:abstractNumId="15" w15:restartNumberingAfterBreak="0">
+  <w:abstractNum w:abstractNumId="4">
     <w:nsid w:val="10B64F8A"/>
     <w:multiLevelType w:val="multilevel"/>
     <w:tmpl w:val="10B64F8A"/>
-    <w:lvl w:ilvl="0">
+    <w:lvl w:ilvl="0" w:tentative="0">
       <w:start w:val="1"/>
       <w:numFmt w:val="decimal"/>
-      <w:pStyle w:val="1"/>
+      <w:pStyle w:val="2"/>
       <w:lvlText w:val="%1"/>
       <w:lvlJc w:val="left"/>
       <w:pPr>
@@ -5638,10 +5998,10 @@
         <w:ind w:left="432" w:hanging="432"/>
       </w:pPr>
     </w:lvl>
-    <w:lvl w:ilvl="1">
+    <w:lvl w:ilvl="1" w:tentative="0">
       <w:start w:val="1"/>
       <w:numFmt w:val="decimal"/>
-      <w:pStyle w:val="2"/>
+      <w:pStyle w:val="3"/>
       <w:lvlText w:val="%1.%2"/>
       <w:lvlJc w:val="left"/>
       <w:pPr>
@@ -5672,22 +6032,21 @@
           <w14:srgbClr w14:val="000000"/>
         </w14:shadow>
         <w14:reflection w14:blurRad="0" w14:stA="0" w14:stPos="0" w14:endA="0" w14:endPos="0" w14:dist="0" w14:dir="0" w14:fadeDir="0" w14:sx="0" w14:sy="0" w14:kx="0" w14:ky="0" w14:algn="none"/>
-        <w14:scene3d>
-          <w14:camera w14:prst="orthographicFront"/>
+        <w14:props3d w14:extrusionH="0" w14:contourW="0" w14:prstMaterial="none"/>
+        <w14:scene3d w14:prst="orthographicFront">
           <w14:lightRig w14:rig="threePt" w14:dir="t">
             <w14:rot w14:lat="0" w14:lon="0" w14:rev="0"/>
           </w14:lightRig>
         </w14:scene3d>
-        <w14:props3d w14:extrusionH="0" w14:contourW="0" w14:prstMaterial="none"/>
         <w14:ligatures w14:val="none"/>
         <w14:numForm w14:val="default"/>
         <w14:numSpacing w14:val="default"/>
       </w:rPr>
     </w:lvl>
-    <w:lvl w:ilvl="2">
+    <w:lvl w:ilvl="2" w:tentative="0">
       <w:start w:val="1"/>
       <w:numFmt w:val="decimal"/>
-      <w:pStyle w:val="3"/>
+      <w:pStyle w:val="4"/>
       <w:lvlText w:val="%1.%2.%3"/>
       <w:lvlJc w:val="left"/>
       <w:pPr>
@@ -5697,10 +6056,10 @@
         <w:ind w:left="720" w:hanging="720"/>
       </w:pPr>
     </w:lvl>
-    <w:lvl w:ilvl="3">
+    <w:lvl w:ilvl="3" w:tentative="0">
       <w:start w:val="1"/>
       <w:numFmt w:val="decimal"/>
-      <w:pStyle w:val="4"/>
+      <w:pStyle w:val="5"/>
       <w:lvlText w:val="%1.%2.%3.%4"/>
       <w:lvlJc w:val="left"/>
       <w:pPr>
@@ -5710,10 +6069,10 @@
         <w:ind w:left="864" w:hanging="864"/>
       </w:pPr>
     </w:lvl>
-    <w:lvl w:ilvl="4">
+    <w:lvl w:ilvl="4" w:tentative="0">
       <w:start w:val="1"/>
       <w:numFmt w:val="decimal"/>
-      <w:pStyle w:val="5"/>
+      <w:pStyle w:val="6"/>
       <w:lvlText w:val="%1.%2.%3.%4.%5"/>
       <w:lvlJc w:val="left"/>
       <w:pPr>
@@ -5723,10 +6082,10 @@
         <w:ind w:left="1008" w:hanging="1008"/>
       </w:pPr>
     </w:lvl>
-    <w:lvl w:ilvl="5">
+    <w:lvl w:ilvl="5" w:tentative="0">
       <w:start w:val="1"/>
       <w:numFmt w:val="decimal"/>
-      <w:pStyle w:val="6"/>
+      <w:pStyle w:val="7"/>
       <w:lvlText w:val="%1.%2.%3.%4.%5.%6"/>
       <w:lvlJc w:val="left"/>
       <w:pPr>
@@ -5736,10 +6095,10 @@
         <w:ind w:left="1152" w:hanging="1152"/>
       </w:pPr>
     </w:lvl>
-    <w:lvl w:ilvl="6">
+    <w:lvl w:ilvl="6" w:tentative="0">
       <w:start w:val="1"/>
       <w:numFmt w:val="decimal"/>
-      <w:pStyle w:val="7"/>
+      <w:pStyle w:val="8"/>
       <w:lvlText w:val="%1.%2.%3.%4.%5.%6.%7"/>
       <w:lvlJc w:val="left"/>
       <w:pPr>
@@ -5749,10 +6108,10 @@
         <w:ind w:left="1296" w:hanging="1296"/>
       </w:pPr>
     </w:lvl>
-    <w:lvl w:ilvl="7">
+    <w:lvl w:ilvl="7" w:tentative="0">
       <w:start w:val="1"/>
       <w:numFmt w:val="decimal"/>
-      <w:pStyle w:val="8"/>
+      <w:pStyle w:val="9"/>
       <w:lvlText w:val="%1.%2.%3.%4.%5.%6.%7.%8"/>
       <w:lvlJc w:val="left"/>
       <w:pPr>
@@ -5762,10 +6121,10 @@
         <w:ind w:left="1440" w:hanging="1440"/>
       </w:pPr>
     </w:lvl>
-    <w:lvl w:ilvl="8">
+    <w:lvl w:ilvl="8" w:tentative="0">
       <w:start w:val="1"/>
       <w:numFmt w:val="decimal"/>
-      <w:pStyle w:val="9"/>
+      <w:pStyle w:val="10"/>
       <w:lvlText w:val="%1.%2.%3.%4.%5.%6.%7.%8.%9"/>
       <w:lvlJc w:val="left"/>
       <w:pPr>
@@ -5776,195 +6135,35 @@
       </w:pPr>
     </w:lvl>
   </w:abstractNum>
-  <w:abstractNum w:abstractNumId="16" w15:restartNumberingAfterBreak="0">
-    <w:nsid w:val="170AD9FC"/>
-    <w:multiLevelType w:val="singleLevel"/>
-    <w:tmpl w:val="170AD9FC"/>
-    <w:lvl w:ilvl="0">
+  <w:abstractNum w:abstractNumId="5">
+    <w:nsid w:val="6265D54A"/>
+    <w:multiLevelType w:val="multilevel"/>
+    <w:tmpl w:val="6265D54A"/>
+    <w:lvl w:ilvl="0" w:tentative="0">
       <w:start w:val="1"/>
       <w:numFmt w:val="decimal"/>
-      <w:lvlText w:val="%1)"/>
+      <w:lvlText w:val="%1."/>
       <w:lvlJc w:val="left"/>
       <w:pPr>
         <w:tabs>
-          <w:tab w:val="left" w:pos="420"/>
+          <w:tab w:val="left" w:pos="840"/>
         </w:tabs>
-        <w:ind w:left="845" w:hanging="425"/>
+        <w:ind w:left="840" w:hanging="420"/>
+      </w:pPr>
+    </w:lvl>
+    <w:lvl w:ilvl="1" w:tentative="0">
+      <w:start w:val="1"/>
+      <w:numFmt w:val="decimalEnclosedCircle"/>
+      <w:lvlText w:val="%2"/>
+      <w:lvlJc w:val="left"/>
+      <w:pPr>
+        <w:ind w:left="1200" w:hanging="360"/>
       </w:pPr>
       <w:rPr>
         <w:rFonts w:hint="default"/>
       </w:rPr>
     </w:lvl>
-  </w:abstractNum>
-  <w:abstractNum w:abstractNumId="17" w15:restartNumberingAfterBreak="0">
-    <w:nsid w:val="1C02DFB6"/>
-    <w:multiLevelType w:val="singleLevel"/>
-    <w:tmpl w:val="1C02DFB6"/>
-    <w:lvl w:ilvl="0">
-      <w:start w:val="1"/>
-      <w:numFmt w:val="decimal"/>
-      <w:lvlText w:val="%1)"/>
-      <w:lvlJc w:val="left"/>
-      <w:pPr>
-        <w:tabs>
-          <w:tab w:val="left" w:pos="420"/>
-        </w:tabs>
-        <w:ind w:left="845" w:hanging="425"/>
-      </w:pPr>
-      <w:rPr>
-        <w:rFonts w:hint="default"/>
-      </w:rPr>
-    </w:lvl>
-  </w:abstractNum>
-  <w:abstractNum w:abstractNumId="18" w15:restartNumberingAfterBreak="0">
-    <w:nsid w:val="1C433415"/>
-    <w:multiLevelType w:val="singleLevel"/>
-    <w:tmpl w:val="1C433415"/>
-    <w:lvl w:ilvl="0">
-      <w:start w:val="1"/>
-      <w:numFmt w:val="decimal"/>
-      <w:lvlText w:val="%1)"/>
-      <w:lvlJc w:val="left"/>
-      <w:pPr>
-        <w:tabs>
-          <w:tab w:val="left" w:pos="420"/>
-        </w:tabs>
-        <w:ind w:left="845" w:hanging="425"/>
-      </w:pPr>
-      <w:rPr>
-        <w:rFonts w:hint="default"/>
-      </w:rPr>
-    </w:lvl>
-  </w:abstractNum>
-  <w:abstractNum w:abstractNumId="19" w15:restartNumberingAfterBreak="0">
-    <w:nsid w:val="2914839E"/>
-    <w:multiLevelType w:val="singleLevel"/>
-    <w:tmpl w:val="2914839E"/>
-    <w:lvl w:ilvl="0">
-      <w:start w:val="1"/>
-      <w:numFmt w:val="decimal"/>
-      <w:lvlText w:val="%1)"/>
-      <w:lvlJc w:val="left"/>
-      <w:pPr>
-        <w:tabs>
-          <w:tab w:val="left" w:pos="420"/>
-        </w:tabs>
-        <w:ind w:left="845" w:hanging="425"/>
-      </w:pPr>
-      <w:rPr>
-        <w:rFonts w:hint="default"/>
-      </w:rPr>
-    </w:lvl>
-  </w:abstractNum>
-  <w:abstractNum w:abstractNumId="20" w15:restartNumberingAfterBreak="0">
-    <w:nsid w:val="2FF63537"/>
-    <w:multiLevelType w:val="singleLevel"/>
-    <w:tmpl w:val="2FF63537"/>
-    <w:lvl w:ilvl="0">
-      <w:start w:val="1"/>
-      <w:numFmt w:val="decimal"/>
-      <w:lvlText w:val="%1)"/>
-      <w:lvlJc w:val="left"/>
-      <w:pPr>
-        <w:tabs>
-          <w:tab w:val="left" w:pos="420"/>
-        </w:tabs>
-        <w:ind w:left="845" w:hanging="425"/>
-      </w:pPr>
-      <w:rPr>
-        <w:rFonts w:hint="default"/>
-      </w:rPr>
-    </w:lvl>
-  </w:abstractNum>
-  <w:abstractNum w:abstractNumId="21" w15:restartNumberingAfterBreak="0">
-    <w:nsid w:val="41F760D2"/>
-    <w:multiLevelType w:val="singleLevel"/>
-    <w:tmpl w:val="41F760D2"/>
-    <w:lvl w:ilvl="0">
-      <w:start w:val="1"/>
-      <w:numFmt w:val="decimal"/>
-      <w:lvlText w:val="%1)"/>
-      <w:lvlJc w:val="left"/>
-      <w:pPr>
-        <w:tabs>
-          <w:tab w:val="left" w:pos="420"/>
-        </w:tabs>
-        <w:ind w:left="845" w:hanging="425"/>
-      </w:pPr>
-      <w:rPr>
-        <w:rFonts w:hint="default"/>
-      </w:rPr>
-    </w:lvl>
-  </w:abstractNum>
-  <w:abstractNum w:abstractNumId="22" w15:restartNumberingAfterBreak="0">
-    <w:nsid w:val="4CFC07A4"/>
-    <w:multiLevelType w:val="singleLevel"/>
-    <w:tmpl w:val="4CFC07A4"/>
-    <w:lvl w:ilvl="0">
-      <w:start w:val="1"/>
-      <w:numFmt w:val="decimal"/>
-      <w:lvlText w:val="%1)"/>
-      <w:lvlJc w:val="left"/>
-      <w:pPr>
-        <w:tabs>
-          <w:tab w:val="left" w:pos="420"/>
-        </w:tabs>
-        <w:ind w:left="845" w:hanging="425"/>
-      </w:pPr>
-      <w:rPr>
-        <w:rFonts w:hint="default"/>
-      </w:rPr>
-    </w:lvl>
-  </w:abstractNum>
-  <w:abstractNum w:abstractNumId="23" w15:restartNumberingAfterBreak="0">
-    <w:nsid w:val="62347C03"/>
-    <w:multiLevelType w:val="singleLevel"/>
-    <w:tmpl w:val="62347C03"/>
-    <w:lvl w:ilvl="0">
-      <w:start w:val="1"/>
-      <w:numFmt w:val="decimal"/>
-      <w:lvlText w:val="%1)"/>
-      <w:lvlJc w:val="left"/>
-      <w:pPr>
-        <w:tabs>
-          <w:tab w:val="left" w:pos="420"/>
-        </w:tabs>
-        <w:ind w:left="845" w:hanging="425"/>
-      </w:pPr>
-      <w:rPr>
-        <w:rFonts w:hint="default"/>
-      </w:rPr>
-    </w:lvl>
-  </w:abstractNum>
-  <w:abstractNum w:abstractNumId="24" w15:restartNumberingAfterBreak="0">
-    <w:nsid w:val="6265D54A"/>
-    <w:multiLevelType w:val="multilevel"/>
-    <w:tmpl w:val="6265D54A"/>
-    <w:lvl w:ilvl="0">
-      <w:start w:val="1"/>
-      <w:numFmt w:val="decimal"/>
-      <w:lvlText w:val="%1."/>
-      <w:lvlJc w:val="left"/>
-      <w:pPr>
-        <w:tabs>
-          <w:tab w:val="left" w:pos="840"/>
-        </w:tabs>
-        <w:ind w:left="840" w:hanging="420"/>
-      </w:pPr>
-    </w:lvl>
-    <w:lvl w:ilvl="1">
-      <w:start w:val="1"/>
-      <w:numFmt w:val="decimalEnclosedCircle"/>
-      <w:lvlText w:val="%2"/>
-      <w:lvlJc w:val="left"/>
-      <w:pPr>
-        <w:ind w:left="1200" w:hanging="360"/>
-      </w:pPr>
-      <w:rPr>
-        <w:rFonts w:hint="default"/>
-      </w:rPr>
-    </w:lvl>
-    <w:lvl w:ilvl="2">
+    <w:lvl w:ilvl="2" w:tentative="0">
       <w:start w:val="1"/>
       <w:numFmt w:val="lowerRoman"/>
       <w:lvlText w:val="%3."/>
@@ -5976,7 +6175,7 @@
         <w:ind w:left="1680" w:hanging="420"/>
       </w:pPr>
     </w:lvl>
-    <w:lvl w:ilvl="3">
+    <w:lvl w:ilvl="3" w:tentative="0">
       <w:start w:val="1"/>
       <w:numFmt w:val="decimal"/>
       <w:lvlText w:val="%4."/>
@@ -5988,7 +6187,7 @@
         <w:ind w:left="2100" w:hanging="420"/>
       </w:pPr>
     </w:lvl>
-    <w:lvl w:ilvl="4">
+    <w:lvl w:ilvl="4" w:tentative="0">
       <w:start w:val="1"/>
       <w:numFmt w:val="lowerLetter"/>
       <w:lvlText w:val="%5)"/>
@@ -6000,7 +6199,7 @@
         <w:ind w:left="2520" w:hanging="420"/>
       </w:pPr>
     </w:lvl>
-    <w:lvl w:ilvl="5">
+    <w:lvl w:ilvl="5" w:tentative="0">
       <w:start w:val="1"/>
       <w:numFmt w:val="lowerRoman"/>
       <w:lvlText w:val="%6."/>
@@ -6012,7 +6211,7 @@
         <w:ind w:left="2940" w:hanging="420"/>
       </w:pPr>
     </w:lvl>
-    <w:lvl w:ilvl="6">
+    <w:lvl w:ilvl="6" w:tentative="0">
       <w:start w:val="1"/>
       <w:numFmt w:val="decimal"/>
       <w:lvlText w:val="%7."/>
@@ -6024,7 +6223,7 @@
         <w:ind w:left="3360" w:hanging="420"/>
       </w:pPr>
     </w:lvl>
-    <w:lvl w:ilvl="7">
+    <w:lvl w:ilvl="7" w:tentative="0">
       <w:start w:val="1"/>
       <w:numFmt w:val="lowerLetter"/>
       <w:lvlText w:val="%8)"/>
@@ -6036,7 +6235,7 @@
         <w:ind w:left="3780" w:hanging="420"/>
       </w:pPr>
     </w:lvl>
-    <w:lvl w:ilvl="8">
+    <w:lvl w:ilvl="8" w:tentative="0">
       <w:start w:val="1"/>
       <w:numFmt w:val="lowerRoman"/>
       <w:lvlText w:val="%9."/>
@@ -6049,727 +6248,323 @@
       </w:pPr>
     </w:lvl>
   </w:abstractNum>
-  <w:abstractNum w:abstractNumId="25" w15:restartNumberingAfterBreak="0">
-    <w:nsid w:val="696CD753"/>
-    <w:multiLevelType w:val="singleLevel"/>
-    <w:tmpl w:val="696CD753"/>
-    <w:lvl w:ilvl="0">
-      <w:start w:val="1"/>
-      <w:numFmt w:val="decimal"/>
-      <w:lvlText w:val="%1)"/>
-      <w:lvlJc w:val="left"/>
-      <w:pPr>
-        <w:tabs>
-          <w:tab w:val="left" w:pos="420"/>
-        </w:tabs>
-        <w:ind w:left="845" w:hanging="425"/>
-      </w:pPr>
-      <w:rPr>
-        <w:rFonts w:hint="default"/>
-      </w:rPr>
-    </w:lvl>
-  </w:abstractNum>
-  <w:abstractNum w:abstractNumId="26" w15:restartNumberingAfterBreak="0">
-    <w:nsid w:val="69AC0073"/>
-    <w:multiLevelType w:val="singleLevel"/>
-    <w:tmpl w:val="69AC0073"/>
-    <w:lvl w:ilvl="0">
-      <w:start w:val="1"/>
-      <w:numFmt w:val="decimal"/>
-      <w:lvlText w:val="%1)"/>
-      <w:lvlJc w:val="left"/>
-      <w:pPr>
-        <w:tabs>
-          <w:tab w:val="left" w:pos="420"/>
-        </w:tabs>
-        <w:ind w:left="845" w:hanging="425"/>
-      </w:pPr>
-      <w:rPr>
-        <w:rFonts w:hint="default"/>
-      </w:rPr>
-    </w:lvl>
-  </w:abstractNum>
-  <w:abstractNum w:abstractNumId="27" w15:restartNumberingAfterBreak="0">
-    <w:nsid w:val="6A9187C3"/>
-    <w:multiLevelType w:val="singleLevel"/>
-    <w:tmpl w:val="6A9187C3"/>
-    <w:lvl w:ilvl="0">
-      <w:start w:val="1"/>
-      <w:numFmt w:val="decimal"/>
-      <w:lvlText w:val="%1)"/>
-      <w:lvlJc w:val="left"/>
-      <w:pPr>
-        <w:tabs>
-          <w:tab w:val="left" w:pos="420"/>
-        </w:tabs>
-        <w:ind w:left="845" w:hanging="425"/>
-      </w:pPr>
-      <w:rPr>
-        <w:rFonts w:hint="default"/>
-      </w:rPr>
-    </w:lvl>
-  </w:abstractNum>
-  <w:abstractNum w:abstractNumId="28" w15:restartNumberingAfterBreak="0">
-    <w:nsid w:val="70F708AC"/>
-    <w:multiLevelType w:val="multilevel"/>
-    <w:tmpl w:val="70F708AC"/>
-    <w:lvl w:ilvl="0">
-      <w:start w:val="1"/>
-      <w:numFmt w:val="decimal"/>
-      <w:lvlText w:val="%1)"/>
-      <w:lvlJc w:val="left"/>
-      <w:pPr>
-        <w:tabs>
-          <w:tab w:val="left" w:pos="840"/>
-        </w:tabs>
-        <w:ind w:left="840" w:hanging="420"/>
-      </w:pPr>
-    </w:lvl>
-    <w:lvl w:ilvl="1">
-      <w:start w:val="1"/>
-      <w:numFmt w:val="lowerLetter"/>
-      <w:lvlText w:val="%2)"/>
-      <w:lvlJc w:val="left"/>
-      <w:pPr>
-        <w:tabs>
-          <w:tab w:val="left" w:pos="1260"/>
-        </w:tabs>
-        <w:ind w:left="1260" w:hanging="420"/>
-      </w:pPr>
-    </w:lvl>
-    <w:lvl w:ilvl="2">
-      <w:start w:val="1"/>
-      <w:numFmt w:val="lowerRoman"/>
-      <w:lvlText w:val="%3."/>
-      <w:lvlJc w:val="right"/>
-      <w:pPr>
-        <w:tabs>
-          <w:tab w:val="left" w:pos="1680"/>
-        </w:tabs>
-        <w:ind w:left="1680" w:hanging="420"/>
-      </w:pPr>
-    </w:lvl>
-    <w:lvl w:ilvl="3">
-      <w:start w:val="1"/>
-      <w:numFmt w:val="decimal"/>
-      <w:lvlText w:val="%4."/>
-      <w:lvlJc w:val="left"/>
-      <w:pPr>
-        <w:tabs>
-          <w:tab w:val="left" w:pos="2100"/>
-        </w:tabs>
-        <w:ind w:left="2100" w:hanging="420"/>
-      </w:pPr>
-    </w:lvl>
-    <w:lvl w:ilvl="4">
-      <w:start w:val="1"/>
-      <w:numFmt w:val="lowerLetter"/>
-      <w:lvlText w:val="%5)"/>
-      <w:lvlJc w:val="left"/>
-      <w:pPr>
-        <w:tabs>
-          <w:tab w:val="left" w:pos="2520"/>
-        </w:tabs>
-        <w:ind w:left="2520" w:hanging="420"/>
-      </w:pPr>
-    </w:lvl>
-    <w:lvl w:ilvl="5">
-      <w:start w:val="1"/>
-      <w:numFmt w:val="lowerRoman"/>
-      <w:lvlText w:val="%6."/>
-      <w:lvlJc w:val="right"/>
-      <w:pPr>
-        <w:tabs>
-          <w:tab w:val="left" w:pos="2940"/>
-        </w:tabs>
-        <w:ind w:left="2940" w:hanging="420"/>
-      </w:pPr>
-    </w:lvl>
-    <w:lvl w:ilvl="6">
-      <w:start w:val="1"/>
-      <w:numFmt w:val="decimal"/>
-      <w:lvlText w:val="%7."/>
-      <w:lvlJc w:val="left"/>
-      <w:pPr>
-        <w:tabs>
-          <w:tab w:val="left" w:pos="3360"/>
-        </w:tabs>
-        <w:ind w:left="3360" w:hanging="420"/>
-      </w:pPr>
-    </w:lvl>
-    <w:lvl w:ilvl="7">
-      <w:start w:val="1"/>
-      <w:numFmt w:val="lowerLetter"/>
-      <w:lvlText w:val="%8)"/>
-      <w:lvlJc w:val="left"/>
-      <w:pPr>
-        <w:tabs>
-          <w:tab w:val="left" w:pos="3780"/>
-        </w:tabs>
-        <w:ind w:left="3780" w:hanging="420"/>
-      </w:pPr>
-    </w:lvl>
-    <w:lvl w:ilvl="8">
-      <w:start w:val="1"/>
-      <w:numFmt w:val="lowerRoman"/>
-      <w:lvlText w:val="%9."/>
-      <w:lvlJc w:val="right"/>
-      <w:pPr>
-        <w:tabs>
-          <w:tab w:val="left" w:pos="4200"/>
-        </w:tabs>
-        <w:ind w:left="4200" w:hanging="420"/>
-      </w:pPr>
-    </w:lvl>
-  </w:abstractNum>
-  <w:abstractNum w:abstractNumId="29" w15:restartNumberingAfterBreak="0">
-    <w:nsid w:val="74AA0B23"/>
-    <w:multiLevelType w:val="singleLevel"/>
-    <w:tmpl w:val="74AA0B23"/>
-    <w:lvl w:ilvl="0">
-      <w:start w:val="1"/>
-      <w:numFmt w:val="decimal"/>
-      <w:lvlText w:val="%1)"/>
-      <w:lvlJc w:val="left"/>
-      <w:pPr>
-        <w:tabs>
-          <w:tab w:val="left" w:pos="420"/>
-        </w:tabs>
-        <w:ind w:left="845" w:hanging="425"/>
-      </w:pPr>
-      <w:rPr>
-        <w:rFonts w:hint="default"/>
-      </w:rPr>
-    </w:lvl>
-  </w:abstractNum>
-  <w:abstractNum w:abstractNumId="30" w15:restartNumberingAfterBreak="0">
-    <w:nsid w:val="7C818FBF"/>
-    <w:multiLevelType w:val="singleLevel"/>
-    <w:tmpl w:val="7C818FBF"/>
-    <w:lvl w:ilvl="0">
-      <w:start w:val="1"/>
-      <w:numFmt w:val="decimal"/>
-      <w:lvlText w:val="%1)"/>
-      <w:lvlJc w:val="left"/>
-      <w:pPr>
-        <w:tabs>
-          <w:tab w:val="left" w:pos="420"/>
-        </w:tabs>
-        <w:ind w:left="845" w:hanging="425"/>
-      </w:pPr>
-      <w:rPr>
-        <w:rFonts w:hint="default"/>
-      </w:rPr>
-    </w:lvl>
-  </w:abstractNum>
   <w:num w:numId="1">
-    <w:abstractNumId w:val="15"/>
+    <w:abstractNumId w:val="4"/>
   </w:num>
   <w:num w:numId="2">
-    <w:abstractNumId w:val="28"/>
+    <w:abstractNumId w:val="1"/>
   </w:num>
   <w:num w:numId="3">
     <w:abstractNumId w:val="0"/>
   </w:num>
   <w:num w:numId="4">
-    <w:abstractNumId w:val="4"/>
+    <w:abstractNumId w:val="3"/>
   </w:num>
   <w:num w:numId="5">
-    <w:abstractNumId w:val="30"/>
+    <w:abstractNumId w:val="5"/>
   </w:num>
   <w:num w:numId="6">
-    <w:abstractNumId w:val="13"/>
-  </w:num>
-  <w:num w:numId="7">
-    <w:abstractNumId w:val="21"/>
-  </w:num>
-  <w:num w:numId="8">
-    <w:abstractNumId w:val="19"/>
-  </w:num>
-  <w:num w:numId="9">
-    <w:abstractNumId w:val="8"/>
-  </w:num>
-  <w:num w:numId="10">
-    <w:abstractNumId w:val="29"/>
-  </w:num>
-  <w:num w:numId="11">
-    <w:abstractNumId w:val="11"/>
-  </w:num>
-  <w:num w:numId="12">
-    <w:abstractNumId w:val="6"/>
-  </w:num>
-  <w:num w:numId="13">
-    <w:abstractNumId w:val="22"/>
-  </w:num>
-  <w:num w:numId="14">
-    <w:abstractNumId w:val="3"/>
-  </w:num>
-  <w:num w:numId="15">
-    <w:abstractNumId w:val="10"/>
-  </w:num>
-  <w:num w:numId="16">
-    <w:abstractNumId w:val="5"/>
-  </w:num>
-  <w:num w:numId="17">
-    <w:abstractNumId w:val="20"/>
-  </w:num>
-  <w:num w:numId="18">
-    <w:abstractNumId w:val="27"/>
-  </w:num>
-  <w:num w:numId="19">
-    <w:abstractNumId w:val="25"/>
-  </w:num>
-  <w:num w:numId="20">
-    <w:abstractNumId w:val="17"/>
-  </w:num>
-  <w:num w:numId="21">
-    <w:abstractNumId w:val="9"/>
-  </w:num>
-  <w:num w:numId="22">
     <w:abstractNumId w:val="2"/>
-  </w:num>
-  <w:num w:numId="23">
-    <w:abstractNumId w:val="23"/>
-  </w:num>
-  <w:num w:numId="24">
-    <w:abstractNumId w:val="14"/>
-  </w:num>
-  <w:num w:numId="25">
-    <w:abstractNumId w:val="16"/>
-  </w:num>
-  <w:num w:numId="26">
-    <w:abstractNumId w:val="26"/>
-  </w:num>
-  <w:num w:numId="27">
-    <w:abstractNumId w:val="7"/>
-  </w:num>
-  <w:num w:numId="28">
-    <w:abstractNumId w:val="18"/>
-  </w:num>
-  <w:num w:numId="29">
-    <w:abstractNumId w:val="12"/>
-  </w:num>
-  <w:num w:numId="30">
-    <w:abstractNumId w:val="24"/>
-  </w:num>
-  <w:num w:numId="31">
-    <w:abstractNumId w:val="1"/>
   </w:num>
 </w:numbering>
 </file>
 
 <file path=word/styles.xml><?xml version="1.0" encoding="utf-8"?>
-<w:styles xmlns:mc="http://schemas.openxmlformats.org/markup-compatibility/2006" xmlns:r="http://schemas.openxmlformats.org/officeDocument/2006/relationships" xmlns:w="http://schemas.openxmlformats.org/wordprocessingml/2006/main" xmlns:w14="http://schemas.microsoft.com/office/word/2010/wordml" xmlns:w15="http://schemas.microsoft.com/office/word/2012/wordml" xmlns:w16cex="http://schemas.microsoft.com/office/word/2018/wordml/cex" xmlns:w16cid="http://schemas.microsoft.com/office/word/2016/wordml/cid" xmlns:w16="http://schemas.microsoft.com/office/word/2018/wordml" xmlns:w16sdtdh="http://schemas.microsoft.com/office/word/2020/wordml/sdtdatahash" xmlns:w16se="http://schemas.microsoft.com/office/word/2015/wordml/symex" mc:Ignorable="w14 w15 w16se w16cid w16 w16cex w16sdtdh">
+<w:styles xmlns:mc="http://schemas.openxmlformats.org/markup-compatibility/2006" xmlns:o="urn:schemas-microsoft-com:office:office" xmlns:r="http://schemas.openxmlformats.org/officeDocument/2006/relationships" xmlns:m="http://schemas.openxmlformats.org/officeDocument/2006/math" xmlns:v="urn:schemas-microsoft-com:vml" xmlns:w="http://schemas.openxmlformats.org/wordprocessingml/2006/main" xmlns:w14="http://schemas.microsoft.com/office/word/2010/wordml" xmlns:w10="urn:schemas-microsoft-com:office:word" xmlns:sl="http://schemas.openxmlformats.org/schemaLibrary/2006/main" xmlns:wpsCustomData="http://www.wps.cn/officeDocument/2013/wpsCustomData" mc:Ignorable="w14">
   <w:docDefaults>
     <w:rPrDefault>
       <w:rPr>
-        <w:rFonts w:ascii="Times New Roman" w:eastAsia="宋体" w:hAnsi="Times New Roman" w:cs="Times New Roman"/>
-        <w:lang w:val="en-US" w:eastAsia="zh-CN" w:bidi="ar-SA"/>
+        <w:rFonts w:ascii="Times New Roman" w:hAnsi="Times New Roman" w:eastAsia="宋体" w:cs="Times New Roman"/>
       </w:rPr>
     </w:rPrDefault>
     <w:pPrDefault/>
   </w:docDefaults>
-  <w:latentStyles w:defLockedState="0" w:defUIPriority="0" w:defSemiHidden="0" w:defUnhideWhenUsed="0" w:defQFormat="0" w:count="376">
-    <w:lsdException w:name="Normal" w:qFormat="1"/>
-    <w:lsdException w:name="heading 1" w:qFormat="1"/>
-    <w:lsdException w:name="heading 2" w:qFormat="1"/>
-    <w:lsdException w:name="heading 3" w:qFormat="1"/>
-    <w:lsdException w:name="heading 4" w:qFormat="1"/>
-    <w:lsdException w:name="heading 5" w:qFormat="1"/>
-    <w:lsdException w:name="heading 6" w:qFormat="1"/>
-    <w:lsdException w:name="heading 7" w:qFormat="1"/>
-    <w:lsdException w:name="heading 8" w:qFormat="1"/>
-    <w:lsdException w:name="heading 9" w:qFormat="1"/>
-    <w:lsdException w:name="index 1" w:semiHidden="1" w:unhideWhenUsed="1"/>
-    <w:lsdException w:name="index 2" w:semiHidden="1" w:unhideWhenUsed="1"/>
-    <w:lsdException w:name="index 3" w:semiHidden="1" w:unhideWhenUsed="1"/>
-    <w:lsdException w:name="index 4" w:semiHidden="1" w:unhideWhenUsed="1"/>
-    <w:lsdException w:name="index 5" w:semiHidden="1" w:unhideWhenUsed="1"/>
-    <w:lsdException w:name="index 6" w:semiHidden="1" w:unhideWhenUsed="1"/>
-    <w:lsdException w:name="index 7" w:semiHidden="1" w:unhideWhenUsed="1"/>
-    <w:lsdException w:name="index 8" w:semiHidden="1" w:unhideWhenUsed="1"/>
-    <w:lsdException w:name="index 9" w:semiHidden="1" w:unhideWhenUsed="1"/>
-    <w:lsdException w:name="toc 1" w:uiPriority="39" w:qFormat="1"/>
-    <w:lsdException w:name="toc 2" w:uiPriority="39" w:qFormat="1"/>
-    <w:lsdException w:name="toc 3" w:uiPriority="39" w:qFormat="1"/>
-    <w:lsdException w:name="toc 4" w:semiHidden="1" w:qFormat="1"/>
-    <w:lsdException w:name="toc 5" w:semiHidden="1" w:qFormat="1"/>
-    <w:lsdException w:name="toc 6" w:semiHidden="1" w:qFormat="1"/>
-    <w:lsdException w:name="toc 7" w:semiHidden="1" w:qFormat="1"/>
-    <w:lsdException w:name="toc 8" w:semiHidden="1" w:qFormat="1"/>
-    <w:lsdException w:name="toc 9" w:semiHidden="1" w:qFormat="1"/>
-    <w:lsdException w:name="Normal Indent" w:qFormat="1"/>
-    <w:lsdException w:name="footnote text" w:semiHidden="1" w:unhideWhenUsed="1"/>
-    <w:lsdException w:name="annotation text" w:semiHidden="1" w:unhideWhenUsed="1" w:qFormat="1"/>
-    <w:lsdException w:name="header" w:qFormat="1"/>
-    <w:lsdException w:name="footer" w:qFormat="1"/>
-    <w:lsdException w:name="index heading" w:semiHidden="1" w:unhideWhenUsed="1"/>
-    <w:lsdException w:name="caption" w:semiHidden="1" w:unhideWhenUsed="1" w:qFormat="1"/>
-    <w:lsdException w:name="table of figures" w:semiHidden="1" w:unhideWhenUsed="1"/>
-    <w:lsdException w:name="envelope address" w:semiHidden="1" w:unhideWhenUsed="1"/>
-    <w:lsdException w:name="envelope return" w:semiHidden="1" w:unhideWhenUsed="1"/>
-    <w:lsdException w:name="footnote reference" w:semiHidden="1" w:unhideWhenUsed="1"/>
-    <w:lsdException w:name="annotation reference" w:semiHidden="1" w:unhideWhenUsed="1" w:qFormat="1"/>
-    <w:lsdException w:name="line number" w:semiHidden="1" w:unhideWhenUsed="1"/>
-    <w:lsdException w:name="page number" w:qFormat="1"/>
-    <w:lsdException w:name="endnote reference" w:semiHidden="1" w:unhideWhenUsed="1"/>
-    <w:lsdException w:name="endnote text" w:semiHidden="1" w:unhideWhenUsed="1"/>
-    <w:lsdException w:name="macro" w:semiHidden="1" w:unhideWhenUsed="1"/>
-    <w:lsdException w:name="toa heading" w:semiHidden="1" w:unhideWhenUsed="1"/>
-    <w:lsdException w:name="List Number" w:semiHidden="1" w:unhideWhenUsed="1"/>
-    <w:lsdException w:name="List 2" w:semiHidden="1" w:unhideWhenUsed="1"/>
-    <w:lsdException w:name="List 3" w:semiHidden="1" w:unhideWhenUsed="1"/>
-    <w:lsdException w:name="List 4" w:semiHidden="1" w:unhideWhenUsed="1"/>
-    <w:lsdException w:name="List 5" w:semiHidden="1" w:unhideWhenUsed="1"/>
-    <w:lsdException w:name="List Bullet 2" w:semiHidden="1" w:unhideWhenUsed="1"/>
-    <w:lsdException w:name="List Bullet 3" w:semiHidden="1" w:unhideWhenUsed="1"/>
-    <w:lsdException w:name="List Bullet 4" w:semiHidden="1" w:unhideWhenUsed="1"/>
-    <w:lsdException w:name="List Bullet 5" w:semiHidden="1" w:unhideWhenUsed="1"/>
-    <w:lsdException w:name="List Number 2" w:semiHidden="1" w:unhideWhenUsed="1"/>
-    <w:lsdException w:name="List Number 3" w:semiHidden="1" w:unhideWhenUsed="1"/>
-    <w:lsdException w:name="List Number 4" w:semiHidden="1" w:unhideWhenUsed="1"/>
-    <w:lsdException w:name="List Number 5" w:semiHidden="1" w:unhideWhenUsed="1"/>
-    <w:lsdException w:name="Title" w:qFormat="1"/>
-    <w:lsdException w:name="Closing" w:semiHidden="1" w:unhideWhenUsed="1"/>
-    <w:lsdException w:name="Signature" w:semiHidden="1" w:unhideWhenUsed="1"/>
-    <w:lsdException w:name="Default Paragraph Font" w:semiHidden="1" w:uiPriority="1" w:unhideWhenUsed="1" w:qFormat="1"/>
-    <w:lsdException w:name="Body Text" w:semiHidden="1" w:unhideWhenUsed="1"/>
-    <w:lsdException w:name="Body Text Indent" w:qFormat="1"/>
-    <w:lsdException w:name="List Continue" w:semiHidden="1" w:unhideWhenUsed="1"/>
-    <w:lsdException w:name="Message Header" w:semiHidden="1" w:unhideWhenUsed="1"/>
-    <w:lsdException w:name="Subtitle" w:qFormat="1"/>
-    <w:lsdException w:name="Salutation" w:semiHidden="1" w:unhideWhenUsed="1"/>
-    <w:lsdException w:name="Date" w:qFormat="1"/>
-    <w:lsdException w:name="Body Text First Indent" w:semiHidden="1" w:unhideWhenUsed="1"/>
-    <w:lsdException w:name="Body Text First Indent 2" w:qFormat="1"/>
-    <w:lsdException w:name="Note Heading" w:semiHidden="1" w:unhideWhenUsed="1"/>
-    <w:lsdException w:name="Body Text 2" w:semiHidden="1" w:unhideWhenUsed="1"/>
-    <w:lsdException w:name="Body Text 3" w:semiHidden="1" w:unhideWhenUsed="1"/>
-    <w:lsdException w:name="Body Text Indent 2" w:semiHidden="1" w:unhideWhenUsed="1"/>
-    <w:lsdException w:name="Body Text Indent 3" w:semiHidden="1" w:unhideWhenUsed="1"/>
-    <w:lsdException w:name="Block Text" w:semiHidden="1" w:unhideWhenUsed="1"/>
-    <w:lsdException w:name="Hyperlink" w:uiPriority="99" w:qFormat="1"/>
-    <w:lsdException w:name="FollowedHyperlink" w:qFormat="1"/>
-    <w:lsdException w:name="Strong" w:qFormat="1"/>
-    <w:lsdException w:name="Emphasis" w:qFormat="1"/>
-    <w:lsdException w:name="Document Map" w:semiHidden="1" w:qFormat="1"/>
-    <w:lsdException w:name="Plain Text" w:semiHidden="1" w:unhideWhenUsed="1"/>
-    <w:lsdException w:name="E-mail Signature" w:semiHidden="1" w:unhideWhenUsed="1"/>
-    <w:lsdException w:name="HTML Top of Form" w:semiHidden="1" w:uiPriority="99" w:unhideWhenUsed="1"/>
-    <w:lsdException w:name="HTML Bottom of Form" w:semiHidden="1" w:uiPriority="99" w:unhideWhenUsed="1"/>
-    <w:lsdException w:name="Normal (Web)" w:semiHidden="1" w:unhideWhenUsed="1"/>
-    <w:lsdException w:name="HTML Acronym" w:semiHidden="1" w:unhideWhenUsed="1"/>
-    <w:lsdException w:name="HTML Address" w:semiHidden="1" w:unhideWhenUsed="1"/>
-    <w:lsdException w:name="HTML Cite" w:semiHidden="1" w:unhideWhenUsed="1"/>
-    <w:lsdException w:name="HTML Code" w:semiHidden="1" w:unhideWhenUsed="1"/>
-    <w:lsdException w:name="HTML Definition" w:semiHidden="1" w:unhideWhenUsed="1"/>
-    <w:lsdException w:name="HTML Keyboard" w:semiHidden="1" w:unhideWhenUsed="1"/>
-    <w:lsdException w:name="HTML Preformatted" w:semiHidden="1" w:unhideWhenUsed="1"/>
-    <w:lsdException w:name="HTML Sample" w:semiHidden="1" w:unhideWhenUsed="1"/>
-    <w:lsdException w:name="HTML Typewriter" w:semiHidden="1" w:unhideWhenUsed="1"/>
-    <w:lsdException w:name="HTML Variable" w:semiHidden="1" w:unhideWhenUsed="1"/>
-    <w:lsdException w:name="Normal Table" w:semiHidden="1" w:uiPriority="99" w:unhideWhenUsed="1" w:qFormat="1"/>
-    <w:lsdException w:name="annotation subject" w:semiHidden="1" w:unhideWhenUsed="1" w:qFormat="1"/>
-    <w:lsdException w:name="No List" w:semiHidden="1" w:uiPriority="99" w:unhideWhenUsed="1"/>
-    <w:lsdException w:name="Outline List 1" w:semiHidden="1" w:uiPriority="99" w:unhideWhenUsed="1"/>
-    <w:lsdException w:name="Outline List 2" w:semiHidden="1" w:uiPriority="99" w:unhideWhenUsed="1"/>
-    <w:lsdException w:name="Outline List 3" w:semiHidden="1" w:uiPriority="99" w:unhideWhenUsed="1"/>
-    <w:lsdException w:name="Table Simple 1" w:semiHidden="1" w:unhideWhenUsed="1"/>
-    <w:lsdException w:name="Table Simple 2" w:semiHidden="1" w:unhideWhenUsed="1"/>
-    <w:lsdException w:name="Table Simple 3" w:semiHidden="1" w:unhideWhenUsed="1"/>
-    <w:lsdException w:name="Table Classic 1" w:semiHidden="1" w:unhideWhenUsed="1"/>
-    <w:lsdException w:name="Table Classic 2" w:semiHidden="1" w:unhideWhenUsed="1"/>
-    <w:lsdException w:name="Table Classic 3" w:semiHidden="1" w:unhideWhenUsed="1"/>
-    <w:lsdException w:name="Table Classic 4" w:semiHidden="1" w:unhideWhenUsed="1"/>
-    <w:lsdException w:name="Table Colorful 1" w:semiHidden="1" w:unhideWhenUsed="1"/>
-    <w:lsdException w:name="Table Colorful 2" w:semiHidden="1" w:unhideWhenUsed="1"/>
-    <w:lsdException w:name="Table Colorful 3" w:semiHidden="1" w:unhideWhenUsed="1"/>
-    <w:lsdException w:name="Table Columns 1" w:semiHidden="1" w:unhideWhenUsed="1"/>
-    <w:lsdException w:name="Table Columns 2" w:semiHidden="1" w:unhideWhenUsed="1"/>
-    <w:lsdException w:name="Table Columns 3" w:semiHidden="1" w:unhideWhenUsed="1"/>
-    <w:lsdException w:name="Table Columns 4" w:semiHidden="1" w:unhideWhenUsed="1"/>
-    <w:lsdException w:name="Table Columns 5" w:semiHidden="1" w:unhideWhenUsed="1"/>
-    <w:lsdException w:name="Table Grid 1" w:semiHidden="1" w:unhideWhenUsed="1"/>
-    <w:lsdException w:name="Table Grid 2" w:semiHidden="1" w:unhideWhenUsed="1"/>
-    <w:lsdException w:name="Table Grid 3" w:semiHidden="1" w:unhideWhenUsed="1"/>
-    <w:lsdException w:name="Table Grid 4" w:semiHidden="1" w:unhideWhenUsed="1"/>
-    <w:lsdException w:name="Table Grid 5" w:semiHidden="1" w:unhideWhenUsed="1"/>
-    <w:lsdException w:name="Table Grid 6" w:semiHidden="1" w:unhideWhenUsed="1"/>
-    <w:lsdException w:name="Table Grid 7" w:semiHidden="1" w:unhideWhenUsed="1"/>
-    <w:lsdException w:name="Table Grid 8" w:semiHidden="1" w:unhideWhenUsed="1"/>
-    <w:lsdException w:name="Table List 1" w:semiHidden="1" w:unhideWhenUsed="1"/>
-    <w:lsdException w:name="Table List 2" w:semiHidden="1" w:unhideWhenUsed="1"/>
-    <w:lsdException w:name="Table List 3" w:semiHidden="1" w:unhideWhenUsed="1"/>
-    <w:lsdException w:name="Table List 4" w:semiHidden="1" w:unhideWhenUsed="1"/>
-    <w:lsdException w:name="Table List 5" w:semiHidden="1" w:unhideWhenUsed="1"/>
-    <w:lsdException w:name="Table List 6" w:semiHidden="1" w:unhideWhenUsed="1"/>
-    <w:lsdException w:name="Table List 7" w:semiHidden="1" w:unhideWhenUsed="1"/>
-    <w:lsdException w:name="Table List 8" w:semiHidden="1" w:unhideWhenUsed="1"/>
-    <w:lsdException w:name="Table 3D effects 1" w:semiHidden="1" w:unhideWhenUsed="1"/>
-    <w:lsdException w:name="Table 3D effects 2" w:semiHidden="1" w:unhideWhenUsed="1"/>
-    <w:lsdException w:name="Table 3D effects 3" w:semiHidden="1" w:unhideWhenUsed="1"/>
-    <w:lsdException w:name="Table Contemporary" w:semiHidden="1" w:unhideWhenUsed="1"/>
-    <w:lsdException w:name="Table Elegant" w:semiHidden="1" w:unhideWhenUsed="1"/>
-    <w:lsdException w:name="Table Professional" w:semiHidden="1" w:unhideWhenUsed="1"/>
-    <w:lsdException w:name="Table Subtle 1" w:semiHidden="1" w:unhideWhenUsed="1"/>
-    <w:lsdException w:name="Table Subtle 2" w:semiHidden="1" w:unhideWhenUsed="1"/>
-    <w:lsdException w:name="Table Web 1" w:semiHidden="1" w:unhideWhenUsed="1"/>
-    <w:lsdException w:name="Table Web 2" w:semiHidden="1" w:unhideWhenUsed="1"/>
-    <w:lsdException w:name="Table Web 3" w:semiHidden="1" w:unhideWhenUsed="1"/>
-    <w:lsdException w:name="Balloon Text" w:semiHidden="1" w:qFormat="1"/>
-    <w:lsdException w:name="Table Grid" w:qFormat="1"/>
-    <w:lsdException w:name="Table Theme" w:semiHidden="1" w:unhideWhenUsed="1"/>
-    <w:lsdException w:name="Placeholder Text" w:semiHidden="1" w:uiPriority="99"/>
-    <w:lsdException w:name="No Spacing" w:uiPriority="1" w:qFormat="1"/>
-    <w:lsdException w:name="Light Shading" w:uiPriority="60"/>
-    <w:lsdException w:name="Light List" w:uiPriority="61"/>
-    <w:lsdException w:name="Light Grid" w:uiPriority="62"/>
-    <w:lsdException w:name="Medium Shading 1" w:uiPriority="63"/>
-    <w:lsdException w:name="Medium Shading 2" w:uiPriority="64"/>
-    <w:lsdException w:name="Medium List 1" w:uiPriority="65"/>
-    <w:lsdException w:name="Medium List 2" w:uiPriority="66"/>
-    <w:lsdException w:name="Medium Grid 1" w:uiPriority="67"/>
-    <w:lsdException w:name="Medium Grid 2" w:uiPriority="68"/>
-    <w:lsdException w:name="Medium Grid 3" w:uiPriority="69"/>
-    <w:lsdException w:name="Dark List" w:uiPriority="70"/>
-    <w:lsdException w:name="Colorful Shading" w:uiPriority="71"/>
-    <w:lsdException w:name="Colorful List" w:uiPriority="72"/>
-    <w:lsdException w:name="Colorful Grid" w:uiPriority="73"/>
-    <w:lsdException w:name="Light Shading Accent 1" w:uiPriority="60"/>
-    <w:lsdException w:name="Light List Accent 1" w:uiPriority="61"/>
-    <w:lsdException w:name="Light Grid Accent 1" w:uiPriority="62"/>
-    <w:lsdException w:name="Medium Shading 1 Accent 1" w:uiPriority="63"/>
-    <w:lsdException w:name="Medium Shading 2 Accent 1" w:uiPriority="64"/>
-    <w:lsdException w:name="Medium List 1 Accent 1" w:uiPriority="65"/>
-    <w:lsdException w:name="Revision" w:semiHidden="1" w:uiPriority="99"/>
-    <w:lsdException w:name="List Paragraph" w:uiPriority="34" w:qFormat="1"/>
-    <w:lsdException w:name="Quote" w:uiPriority="99"/>
-    <w:lsdException w:name="Intense Quote" w:uiPriority="99"/>
-    <w:lsdException w:name="Medium List 2 Accent 1" w:uiPriority="66"/>
-    <w:lsdException w:name="Medium Grid 1 Accent 1" w:uiPriority="67"/>
-    <w:lsdException w:name="Medium Grid 2 Accent 1" w:uiPriority="68"/>
-    <w:lsdException w:name="Medium Grid 3 Accent 1" w:uiPriority="69"/>
-    <w:lsdException w:name="Dark List Accent 1" w:uiPriority="70"/>
-    <w:lsdException w:name="Colorful Shading Accent 1" w:uiPriority="71"/>
-    <w:lsdException w:name="Colorful List Accent 1" w:uiPriority="72"/>
-    <w:lsdException w:name="Colorful Grid Accent 1" w:uiPriority="73"/>
-    <w:lsdException w:name="Light Shading Accent 2" w:uiPriority="60"/>
-    <w:lsdException w:name="Light List Accent 2" w:uiPriority="61"/>
-    <w:lsdException w:name="Light Grid Accent 2" w:uiPriority="62"/>
-    <w:lsdException w:name="Medium Shading 1 Accent 2" w:uiPriority="63"/>
-    <w:lsdException w:name="Medium Shading 2 Accent 2" w:uiPriority="64"/>
-    <w:lsdException w:name="Medium List 1 Accent 2" w:uiPriority="65"/>
-    <w:lsdException w:name="Medium List 2 Accent 2" w:uiPriority="66"/>
-    <w:lsdException w:name="Medium Grid 1 Accent 2" w:uiPriority="67"/>
-    <w:lsdException w:name="Medium Grid 2 Accent 2" w:uiPriority="68"/>
-    <w:lsdException w:name="Medium Grid 3 Accent 2" w:uiPriority="69"/>
-    <w:lsdException w:name="Dark List Accent 2" w:uiPriority="70"/>
-    <w:lsdException w:name="Colorful Shading Accent 2" w:uiPriority="71"/>
-    <w:lsdException w:name="Colorful List Accent 2" w:uiPriority="72"/>
-    <w:lsdException w:name="Colorful Grid Accent 2" w:uiPriority="73"/>
-    <w:lsdException w:name="Light Shading Accent 3" w:uiPriority="60"/>
-    <w:lsdException w:name="Light List Accent 3" w:uiPriority="61"/>
-    <w:lsdException w:name="Light Grid Accent 3" w:uiPriority="62"/>
-    <w:lsdException w:name="Medium Shading 1 Accent 3" w:uiPriority="63"/>
-    <w:lsdException w:name="Medium Shading 2 Accent 3" w:uiPriority="64"/>
-    <w:lsdException w:name="Medium List 1 Accent 3" w:uiPriority="65"/>
-    <w:lsdException w:name="Medium List 2 Accent 3" w:uiPriority="66"/>
-    <w:lsdException w:name="Medium Grid 1 Accent 3" w:uiPriority="67"/>
-    <w:lsdException w:name="Medium Grid 2 Accent 3" w:uiPriority="68"/>
-    <w:lsdException w:name="Medium Grid 3 Accent 3" w:uiPriority="69"/>
-    <w:lsdException w:name="Dark List Accent 3" w:uiPriority="70"/>
-    <w:lsdException w:name="Colorful Shading Accent 3" w:uiPriority="71"/>
-    <w:lsdException w:name="Colorful List Accent 3" w:uiPriority="72"/>
-    <w:lsdException w:name="Colorful Grid Accent 3" w:uiPriority="73"/>
-    <w:lsdException w:name="Light Shading Accent 4" w:uiPriority="60"/>
-    <w:lsdException w:name="Light List Accent 4" w:uiPriority="61"/>
-    <w:lsdException w:name="Light Grid Accent 4" w:uiPriority="62"/>
-    <w:lsdException w:name="Medium Shading 1 Accent 4" w:uiPriority="63"/>
-    <w:lsdException w:name="Medium Shading 2 Accent 4" w:uiPriority="64"/>
-    <w:lsdException w:name="Medium List 1 Accent 4" w:uiPriority="65"/>
-    <w:lsdException w:name="Medium List 2 Accent 4" w:uiPriority="66"/>
-    <w:lsdException w:name="Medium Grid 1 Accent 4" w:uiPriority="67"/>
-    <w:lsdException w:name="Medium Grid 2 Accent 4" w:uiPriority="68"/>
-    <w:lsdException w:name="Medium Grid 3 Accent 4" w:uiPriority="69"/>
-    <w:lsdException w:name="Dark List Accent 4" w:uiPriority="70"/>
-    <w:lsdException w:name="Colorful Shading Accent 4" w:uiPriority="71"/>
-    <w:lsdException w:name="Colorful List Accent 4" w:uiPriority="72"/>
-    <w:lsdException w:name="Colorful Grid Accent 4" w:uiPriority="73"/>
-    <w:lsdException w:name="Light Shading Accent 5" w:uiPriority="60"/>
-    <w:lsdException w:name="Light List Accent 5" w:uiPriority="61"/>
-    <w:lsdException w:name="Light Grid Accent 5" w:uiPriority="62"/>
-    <w:lsdException w:name="Medium Shading 1 Accent 5" w:uiPriority="63"/>
-    <w:lsdException w:name="Medium Shading 2 Accent 5" w:uiPriority="64"/>
-    <w:lsdException w:name="Medium List 1 Accent 5" w:uiPriority="65"/>
-    <w:lsdException w:name="Medium List 2 Accent 5" w:uiPriority="66"/>
-    <w:lsdException w:name="Medium Grid 1 Accent 5" w:uiPriority="67"/>
-    <w:lsdException w:name="Medium Grid 2 Accent 5" w:uiPriority="68"/>
-    <w:lsdException w:name="Medium Grid 3 Accent 5" w:uiPriority="69"/>
-    <w:lsdException w:name="Dark List Accent 5" w:uiPriority="70"/>
-    <w:lsdException w:name="Colorful Shading Accent 5" w:uiPriority="71"/>
-    <w:lsdException w:name="Colorful List Accent 5" w:uiPriority="72"/>
-    <w:lsdException w:name="Colorful Grid Accent 5" w:uiPriority="73"/>
-    <w:lsdException w:name="Light Shading Accent 6" w:uiPriority="60"/>
-    <w:lsdException w:name="Light List Accent 6" w:uiPriority="61"/>
-    <w:lsdException w:name="Light Grid Accent 6" w:uiPriority="62"/>
-    <w:lsdException w:name="Medium Shading 1 Accent 6" w:uiPriority="63"/>
-    <w:lsdException w:name="Medium Shading 2 Accent 6" w:uiPriority="64"/>
-    <w:lsdException w:name="Medium List 1 Accent 6" w:uiPriority="65"/>
-    <w:lsdException w:name="Medium List 2 Accent 6" w:uiPriority="66"/>
-    <w:lsdException w:name="Medium Grid 1 Accent 6" w:uiPriority="67"/>
-    <w:lsdException w:name="Medium Grid 2 Accent 6" w:uiPriority="68"/>
-    <w:lsdException w:name="Medium Grid 3 Accent 6" w:uiPriority="69"/>
-    <w:lsdException w:name="Dark List Accent 6" w:uiPriority="70"/>
-    <w:lsdException w:name="Colorful Shading Accent 6" w:uiPriority="71"/>
-    <w:lsdException w:name="Colorful List Accent 6" w:uiPriority="72"/>
-    <w:lsdException w:name="Colorful Grid Accent 6" w:uiPriority="73"/>
-    <w:lsdException w:name="Subtle Emphasis" w:uiPriority="19" w:qFormat="1"/>
-    <w:lsdException w:name="Intense Emphasis" w:uiPriority="21" w:qFormat="1"/>
-    <w:lsdException w:name="Subtle Reference" w:uiPriority="31" w:qFormat="1"/>
-    <w:lsdException w:name="Intense Reference" w:uiPriority="32" w:qFormat="1"/>
-    <w:lsdException w:name="Book Title" w:uiPriority="33" w:qFormat="1"/>
-    <w:lsdException w:name="Bibliography" w:semiHidden="1" w:uiPriority="37" w:unhideWhenUsed="1"/>
-    <w:lsdException w:name="TOC Heading" w:semiHidden="1" w:uiPriority="39" w:unhideWhenUsed="1" w:qFormat="1"/>
-    <w:lsdException w:name="Plain Table 1" w:uiPriority="41"/>
-    <w:lsdException w:name="Plain Table 2" w:uiPriority="42"/>
-    <w:lsdException w:name="Plain Table 3" w:uiPriority="43"/>
-    <w:lsdException w:name="Plain Table 4" w:uiPriority="44"/>
-    <w:lsdException w:name="Plain Table 5" w:uiPriority="45"/>
-    <w:lsdException w:name="Grid Table Light" w:uiPriority="40"/>
-    <w:lsdException w:name="Grid Table 1 Light" w:uiPriority="46"/>
-    <w:lsdException w:name="Grid Table 2" w:uiPriority="47"/>
-    <w:lsdException w:name="Grid Table 3" w:uiPriority="48"/>
-    <w:lsdException w:name="Grid Table 4" w:uiPriority="49"/>
-    <w:lsdException w:name="Grid Table 5 Dark" w:uiPriority="50"/>
-    <w:lsdException w:name="Grid Table 6 Colorful" w:uiPriority="51"/>
-    <w:lsdException w:name="Grid Table 7 Colorful" w:uiPriority="52"/>
-    <w:lsdException w:name="Grid Table 1 Light Accent 1" w:uiPriority="46"/>
-    <w:lsdException w:name="Grid Table 2 Accent 1" w:uiPriority="47"/>
-    <w:lsdException w:name="Grid Table 3 Accent 1" w:uiPriority="48"/>
-    <w:lsdException w:name="Grid Table 4 Accent 1" w:uiPriority="49"/>
-    <w:lsdException w:name="Grid Table 5 Dark Accent 1" w:uiPriority="50"/>
-    <w:lsdException w:name="Grid Table 6 Colorful Accent 1" w:uiPriority="51"/>
-    <w:lsdException w:name="Grid Table 7 Colorful Accent 1" w:uiPriority="52"/>
-    <w:lsdException w:name="Grid Table 1 Light Accent 2" w:uiPriority="46"/>
-    <w:lsdException w:name="Grid Table 2 Accent 2" w:uiPriority="47"/>
-    <w:lsdException w:name="Grid Table 3 Accent 2" w:uiPriority="48"/>
-    <w:lsdException w:name="Grid Table 4 Accent 2" w:uiPriority="49"/>
-    <w:lsdException w:name="Grid Table 5 Dark Accent 2" w:uiPriority="50"/>
-    <w:lsdException w:name="Grid Table 6 Colorful Accent 2" w:uiPriority="51"/>
-    <w:lsdException w:name="Grid Table 7 Colorful Accent 2" w:uiPriority="52"/>
-    <w:lsdException w:name="Grid Table 1 Light Accent 3" w:uiPriority="46"/>
-    <w:lsdException w:name="Grid Table 2 Accent 3" w:uiPriority="47"/>
-    <w:lsdException w:name="Grid Table 3 Accent 3" w:uiPriority="48"/>
-    <w:lsdException w:name="Grid Table 4 Accent 3" w:uiPriority="49"/>
-    <w:lsdException w:name="Grid Table 5 Dark Accent 3" w:uiPriority="50"/>
-    <w:lsdException w:name="Grid Table 6 Colorful Accent 3" w:uiPriority="51"/>
-    <w:lsdException w:name="Grid Table 7 Colorful Accent 3" w:uiPriority="52"/>
-    <w:lsdException w:name="Grid Table 1 Light Accent 4" w:uiPriority="46"/>
-    <w:lsdException w:name="Grid Table 2 Accent 4" w:uiPriority="47"/>
-    <w:lsdException w:name="Grid Table 3 Accent 4" w:uiPriority="48"/>
-    <w:lsdException w:name="Grid Table 4 Accent 4" w:uiPriority="49"/>
-    <w:lsdException w:name="Grid Table 5 Dark Accent 4" w:uiPriority="50"/>
-    <w:lsdException w:name="Grid Table 6 Colorful Accent 4" w:uiPriority="51"/>
-    <w:lsdException w:name="Grid Table 7 Colorful Accent 4" w:uiPriority="52"/>
-    <w:lsdException w:name="Grid Table 1 Light Accent 5" w:uiPriority="46"/>
-    <w:lsdException w:name="Grid Table 2 Accent 5" w:uiPriority="47"/>
-    <w:lsdException w:name="Grid Table 3 Accent 5" w:uiPriority="48"/>
-    <w:lsdException w:name="Grid Table 4 Accent 5" w:uiPriority="49"/>
-    <w:lsdException w:name="Grid Table 5 Dark Accent 5" w:uiPriority="50"/>
-    <w:lsdException w:name="Grid Table 6 Colorful Accent 5" w:uiPriority="51"/>
-    <w:lsdException w:name="Grid Table 7 Colorful Accent 5" w:uiPriority="52"/>
-    <w:lsdException w:name="Grid Table 1 Light Accent 6" w:uiPriority="46"/>
-    <w:lsdException w:name="Grid Table 2 Accent 6" w:uiPriority="47"/>
-    <w:lsdException w:name="Grid Table 3 Accent 6" w:uiPriority="48"/>
-    <w:lsdException w:name="Grid Table 4 Accent 6" w:uiPriority="49"/>
-    <w:lsdException w:name="Grid Table 5 Dark Accent 6" w:uiPriority="50"/>
-    <w:lsdException w:name="Grid Table 6 Colorful Accent 6" w:uiPriority="51"/>
-    <w:lsdException w:name="Grid Table 7 Colorful Accent 6" w:uiPriority="52"/>
-    <w:lsdException w:name="List Table 1 Light" w:uiPriority="46"/>
-    <w:lsdException w:name="List Table 2" w:uiPriority="47"/>
-    <w:lsdException w:name="List Table 3" w:uiPriority="48"/>
-    <w:lsdException w:name="List Table 4" w:uiPriority="49"/>
-    <w:lsdException w:name="List Table 5 Dark" w:uiPriority="50"/>
-    <w:lsdException w:name="List Table 6 Colorful" w:uiPriority="51"/>
-    <w:lsdException w:name="List Table 7 Colorful" w:uiPriority="52"/>
-    <w:lsdException w:name="List Table 1 Light Accent 1" w:uiPriority="46"/>
-    <w:lsdException w:name="List Table 2 Accent 1" w:uiPriority="47"/>
-    <w:lsdException w:name="List Table 3 Accent 1" w:uiPriority="48"/>
-    <w:lsdException w:name="List Table 4 Accent 1" w:uiPriority="49"/>
-    <w:lsdException w:name="List Table 5 Dark Accent 1" w:uiPriority="50"/>
-    <w:lsdException w:name="List Table 6 Colorful Accent 1" w:uiPriority="51"/>
-    <w:lsdException w:name="List Table 7 Colorful Accent 1" w:uiPriority="52"/>
-    <w:lsdException w:name="List Table 1 Light Accent 2" w:uiPriority="46"/>
-    <w:lsdException w:name="List Table 2 Accent 2" w:uiPriority="47"/>
-    <w:lsdException w:name="List Table 3 Accent 2" w:uiPriority="48"/>
-    <w:lsdException w:name="List Table 4 Accent 2" w:uiPriority="49"/>
-    <w:lsdException w:name="List Table 5 Dark Accent 2" w:uiPriority="50"/>
-    <w:lsdException w:name="List Table 6 Colorful Accent 2" w:uiPriority="51"/>
-    <w:lsdException w:name="List Table 7 Colorful Accent 2" w:uiPriority="52"/>
-    <w:lsdException w:name="List Table 1 Light Accent 3" w:uiPriority="46"/>
-    <w:lsdException w:name="List Table 2 Accent 3" w:uiPriority="47"/>
-    <w:lsdException w:name="List Table 3 Accent 3" w:uiPriority="48"/>
-    <w:lsdException w:name="List Table 4 Accent 3" w:uiPriority="49"/>
-    <w:lsdException w:name="List Table 5 Dark Accent 3" w:uiPriority="50"/>
-    <w:lsdException w:name="List Table 6 Colorful Accent 3" w:uiPriority="51"/>
-    <w:lsdException w:name="List Table 7 Colorful Accent 3" w:uiPriority="52"/>
-    <w:lsdException w:name="List Table 1 Light Accent 4" w:uiPriority="46"/>
-    <w:lsdException w:name="List Table 2 Accent 4" w:uiPriority="47"/>
-    <w:lsdException w:name="List Table 3 Accent 4" w:uiPriority="48"/>
-    <w:lsdException w:name="List Table 4 Accent 4" w:uiPriority="49"/>
-    <w:lsdException w:name="List Table 5 Dark Accent 4" w:uiPriority="50"/>
-    <w:lsdException w:name="List Table 6 Colorful Accent 4" w:uiPriority="51"/>
-    <w:lsdException w:name="List Table 7 Colorful Accent 4" w:uiPriority="52"/>
-    <w:lsdException w:name="List Table 1 Light Accent 5" w:uiPriority="46"/>
-    <w:lsdException w:name="List Table 2 Accent 5" w:uiPriority="47"/>
-    <w:lsdException w:name="List Table 3 Accent 5" w:uiPriority="48"/>
-    <w:lsdException w:name="List Table 4 Accent 5" w:uiPriority="49"/>
-    <w:lsdException w:name="List Table 5 Dark Accent 5" w:uiPriority="50"/>
-    <w:lsdException w:name="List Table 6 Colorful Accent 5" w:uiPriority="51"/>
-    <w:lsdException w:name="List Table 7 Colorful Accent 5" w:uiPriority="52"/>
-    <w:lsdException w:name="List Table 1 Light Accent 6" w:uiPriority="46"/>
-    <w:lsdException w:name="List Table 2 Accent 6" w:uiPriority="47"/>
-    <w:lsdException w:name="List Table 3 Accent 6" w:uiPriority="48"/>
-    <w:lsdException w:name="List Table 4 Accent 6" w:uiPriority="49"/>
-    <w:lsdException w:name="List Table 5 Dark Accent 6" w:uiPriority="50"/>
-    <w:lsdException w:name="List Table 6 Colorful Accent 6" w:uiPriority="51"/>
-    <w:lsdException w:name="List Table 7 Colorful Accent 6" w:uiPriority="52"/>
-    <w:lsdException w:name="Mention" w:semiHidden="1" w:uiPriority="99" w:unhideWhenUsed="1"/>
-    <w:lsdException w:name="Smart Hyperlink" w:semiHidden="1" w:uiPriority="99" w:unhideWhenUsed="1"/>
-    <w:lsdException w:name="Hashtag" w:semiHidden="1" w:uiPriority="99" w:unhideWhenUsed="1"/>
-    <w:lsdException w:name="Unresolved Mention" w:semiHidden="1" w:uiPriority="99" w:unhideWhenUsed="1"/>
-    <w:lsdException w:name="Smart Link" w:semiHidden="1" w:uiPriority="99" w:unhideWhenUsed="1"/>
+  <w:latentStyles w:count="260" w:defQFormat="0" w:defUnhideWhenUsed="1" w:defSemiHidden="1" w:defUIPriority="99" w:defLockedState="0">
+    <w:lsdException w:qFormat="1" w:unhideWhenUsed="0" w:uiPriority="0" w:semiHidden="0" w:name="Normal"/>
+    <w:lsdException w:qFormat="1" w:unhideWhenUsed="0" w:uiPriority="0" w:semiHidden="0" w:name="heading 1"/>
+    <w:lsdException w:qFormat="1" w:unhideWhenUsed="0" w:uiPriority="0" w:semiHidden="0" w:name="heading 2"/>
+    <w:lsdException w:qFormat="1" w:unhideWhenUsed="0" w:uiPriority="0" w:semiHidden="0" w:name="heading 3"/>
+    <w:lsdException w:qFormat="1" w:unhideWhenUsed="0" w:uiPriority="0" w:semiHidden="0" w:name="heading 4"/>
+    <w:lsdException w:qFormat="1" w:unhideWhenUsed="0" w:uiPriority="0" w:semiHidden="0" w:name="heading 5"/>
+    <w:lsdException w:qFormat="1" w:unhideWhenUsed="0" w:uiPriority="0" w:semiHidden="0" w:name="heading 6"/>
+    <w:lsdException w:qFormat="1" w:unhideWhenUsed="0" w:uiPriority="0" w:semiHidden="0" w:name="heading 7"/>
+    <w:lsdException w:qFormat="1" w:unhideWhenUsed="0" w:uiPriority="0" w:semiHidden="0" w:name="heading 8"/>
+    <w:lsdException w:qFormat="1" w:unhideWhenUsed="0" w:uiPriority="0" w:semiHidden="0" w:name="heading 9"/>
+    <w:lsdException w:uiPriority="0" w:name="index 1"/>
+    <w:lsdException w:uiPriority="0" w:name="index 2"/>
+    <w:lsdException w:uiPriority="0" w:name="index 3"/>
+    <w:lsdException w:uiPriority="0" w:name="index 4"/>
+    <w:lsdException w:uiPriority="0" w:name="index 5"/>
+    <w:lsdException w:uiPriority="0" w:name="index 6"/>
+    <w:lsdException w:uiPriority="0" w:name="index 7"/>
+    <w:lsdException w:uiPriority="0" w:name="index 8"/>
+    <w:lsdException w:uiPriority="0" w:name="index 9"/>
+    <w:lsdException w:qFormat="1" w:unhideWhenUsed="0" w:uiPriority="39" w:semiHidden="0" w:name="toc 1"/>
+    <w:lsdException w:qFormat="1" w:unhideWhenUsed="0" w:uiPriority="39" w:semiHidden="0" w:name="toc 2"/>
+    <w:lsdException w:qFormat="1" w:unhideWhenUsed="0" w:uiPriority="39" w:semiHidden="0" w:name="toc 3"/>
+    <w:lsdException w:qFormat="1" w:unhideWhenUsed="0" w:uiPriority="0" w:name="toc 4"/>
+    <w:lsdException w:qFormat="1" w:unhideWhenUsed="0" w:uiPriority="0" w:name="toc 5"/>
+    <w:lsdException w:qFormat="1" w:unhideWhenUsed="0" w:uiPriority="0" w:name="toc 6"/>
+    <w:lsdException w:qFormat="1" w:unhideWhenUsed="0" w:uiPriority="0" w:name="toc 7"/>
+    <w:lsdException w:qFormat="1" w:unhideWhenUsed="0" w:uiPriority="0" w:name="toc 8"/>
+    <w:lsdException w:qFormat="1" w:unhideWhenUsed="0" w:uiPriority="0" w:name="toc 9"/>
+    <w:lsdException w:qFormat="1" w:unhideWhenUsed="0" w:uiPriority="0" w:semiHidden="0" w:name="Normal Indent"/>
+    <w:lsdException w:uiPriority="0" w:name="footnote text"/>
+    <w:lsdException w:qFormat="1" w:uiPriority="0" w:name="annotation text"/>
+    <w:lsdException w:qFormat="1" w:unhideWhenUsed="0" w:uiPriority="0" w:semiHidden="0" w:name="header"/>
+    <w:lsdException w:qFormat="1" w:unhideWhenUsed="0" w:uiPriority="0" w:semiHidden="0" w:name="footer"/>
+    <w:lsdException w:uiPriority="0" w:name="index heading"/>
+    <w:lsdException w:qFormat="1" w:uiPriority="0" w:name="caption"/>
+    <w:lsdException w:uiPriority="0" w:name="table of figures"/>
+    <w:lsdException w:uiPriority="0" w:name="envelope address"/>
+    <w:lsdException w:uiPriority="0" w:name="envelope return"/>
+    <w:lsdException w:uiPriority="0" w:name="footnote reference"/>
+    <w:lsdException w:qFormat="1" w:uiPriority="0" w:name="annotation reference"/>
+    <w:lsdException w:uiPriority="0" w:name="line number"/>
+    <w:lsdException w:qFormat="1" w:unhideWhenUsed="0" w:uiPriority="0" w:semiHidden="0" w:name="page number"/>
+    <w:lsdException w:uiPriority="0" w:name="endnote reference"/>
+    <w:lsdException w:uiPriority="0" w:name="endnote text"/>
+    <w:lsdException w:unhideWhenUsed="0" w:uiPriority="0" w:semiHidden="0" w:name="table of authorities"/>
+    <w:lsdException w:uiPriority="0" w:name="macro"/>
+    <w:lsdException w:uiPriority="0" w:name="toa heading"/>
+    <w:lsdException w:unhideWhenUsed="0" w:uiPriority="0" w:semiHidden="0" w:name="List"/>
+    <w:lsdException w:unhideWhenUsed="0" w:uiPriority="0" w:semiHidden="0" w:name="List Bullet"/>
+    <w:lsdException w:uiPriority="0" w:name="List Number"/>
+    <w:lsdException w:uiPriority="0" w:name="List 2"/>
+    <w:lsdException w:uiPriority="0" w:name="List 3"/>
+    <w:lsdException w:uiPriority="0" w:name="List 4"/>
+    <w:lsdException w:uiPriority="0" w:name="List 5"/>
+    <w:lsdException w:uiPriority="0" w:name="List Bullet 2"/>
+    <w:lsdException w:uiPriority="0" w:name="List Bullet 3"/>
+    <w:lsdException w:uiPriority="0" w:name="List Bullet 4"/>
+    <w:lsdException w:uiPriority="0" w:name="List Bullet 5"/>
+    <w:lsdException w:uiPriority="0" w:name="List Number 2"/>
+    <w:lsdException w:uiPriority="0" w:name="List Number 3"/>
+    <w:lsdException w:uiPriority="0" w:name="List Number 4"/>
+    <w:lsdException w:uiPriority="0" w:name="List Number 5"/>
+    <w:lsdException w:qFormat="1" w:unhideWhenUsed="0" w:uiPriority="0" w:semiHidden="0" w:name="Title"/>
+    <w:lsdException w:uiPriority="0" w:name="Closing"/>
+    <w:lsdException w:uiPriority="0" w:name="Signature"/>
+    <w:lsdException w:uiPriority="1" w:name="Default Paragraph Font"/>
+    <w:lsdException w:uiPriority="0" w:name="Body Text"/>
+    <w:lsdException w:qFormat="1" w:unhideWhenUsed="0" w:uiPriority="0" w:semiHidden="0" w:name="Body Text Indent"/>
+    <w:lsdException w:uiPriority="0" w:name="List Continue"/>
+    <w:lsdException w:unhideWhenUsed="0" w:uiPriority="0" w:semiHidden="0" w:name="List Continue 2"/>
+    <w:lsdException w:unhideWhenUsed="0" w:uiPriority="0" w:semiHidden="0" w:name="List Continue 3"/>
+    <w:lsdException w:unhideWhenUsed="0" w:uiPriority="0" w:semiHidden="0" w:name="List Continue 4"/>
+    <w:lsdException w:unhideWhenUsed="0" w:uiPriority="0" w:semiHidden="0" w:name="List Continue 5"/>
+    <w:lsdException w:uiPriority="0" w:name="Message Header"/>
+    <w:lsdException w:qFormat="1" w:unhideWhenUsed="0" w:uiPriority="0" w:semiHidden="0" w:name="Subtitle"/>
+    <w:lsdException w:uiPriority="0" w:name="Salutation"/>
+    <w:lsdException w:qFormat="1" w:unhideWhenUsed="0" w:uiPriority="0" w:semiHidden="0" w:name="Date"/>
+    <w:lsdException w:uiPriority="0" w:name="Body Text First Indent"/>
+    <w:lsdException w:qFormat="1" w:unhideWhenUsed="0" w:uiPriority="0" w:semiHidden="0" w:name="Body Text First Indent 2"/>
+    <w:lsdException w:uiPriority="0" w:name="Note Heading"/>
+    <w:lsdException w:uiPriority="0" w:name="Body Text 2"/>
+    <w:lsdException w:uiPriority="0" w:name="Body Text 3"/>
+    <w:lsdException w:uiPriority="0" w:name="Body Text Indent 2"/>
+    <w:lsdException w:uiPriority="0" w:name="Body Text Indent 3"/>
+    <w:lsdException w:uiPriority="0" w:name="Block Text"/>
+    <w:lsdException w:qFormat="1" w:unhideWhenUsed="0" w:uiPriority="99" w:semiHidden="0" w:name="Hyperlink"/>
+    <w:lsdException w:qFormat="1" w:unhideWhenUsed="0" w:uiPriority="0" w:semiHidden="0" w:name="FollowedHyperlink"/>
+    <w:lsdException w:qFormat="1" w:unhideWhenUsed="0" w:uiPriority="0" w:semiHidden="0" w:name="Strong"/>
+    <w:lsdException w:qFormat="1" w:unhideWhenUsed="0" w:uiPriority="0" w:semiHidden="0" w:name="Emphasis"/>
+    <w:lsdException w:qFormat="1" w:unhideWhenUsed="0" w:uiPriority="0" w:name="Document Map"/>
+    <w:lsdException w:uiPriority="0" w:name="Plain Text"/>
+    <w:lsdException w:uiPriority="0" w:name="E-mail Signature"/>
+    <w:lsdException w:uiPriority="0" w:name="Normal (Web)"/>
+    <w:lsdException w:uiPriority="0" w:name="HTML Acronym"/>
+    <w:lsdException w:uiPriority="0" w:name="HTML Address"/>
+    <w:lsdException w:uiPriority="0" w:name="HTML Cite"/>
+    <w:lsdException w:uiPriority="0" w:name="HTML Code"/>
+    <w:lsdException w:uiPriority="0" w:name="HTML Definition"/>
+    <w:lsdException w:uiPriority="0" w:name="HTML Keyboard"/>
+    <w:lsdException w:uiPriority="0" w:name="HTML Preformatted"/>
+    <w:lsdException w:uiPriority="0" w:name="HTML Sample"/>
+    <w:lsdException w:uiPriority="0" w:name="HTML Typewriter"/>
+    <w:lsdException w:uiPriority="0" w:name="HTML Variable"/>
+    <w:lsdException w:uiPriority="99" w:name="Normal Table"/>
+    <w:lsdException w:qFormat="1" w:uiPriority="0" w:name="annotation subject"/>
+    <w:lsdException w:uiPriority="0" w:name="Table Simple 1"/>
+    <w:lsdException w:uiPriority="0" w:name="Table Simple 2"/>
+    <w:lsdException w:uiPriority="0" w:name="Table Simple 3"/>
+    <w:lsdException w:uiPriority="0" w:name="Table Classic 1"/>
+    <w:lsdException w:uiPriority="0" w:name="Table Classic 2"/>
+    <w:lsdException w:uiPriority="0" w:name="Table Classic 3"/>
+    <w:lsdException w:uiPriority="0" w:name="Table Classic 4"/>
+    <w:lsdException w:uiPriority="0" w:name="Table Colorful 1"/>
+    <w:lsdException w:uiPriority="0" w:name="Table Colorful 2"/>
+    <w:lsdException w:uiPriority="0" w:name="Table Colorful 3"/>
+    <w:lsdException w:uiPriority="0" w:name="Table Columns 1"/>
+    <w:lsdException w:uiPriority="0" w:name="Table Columns 2"/>
+    <w:lsdException w:uiPriority="0" w:name="Table Columns 3"/>
+    <w:lsdException w:uiPriority="0" w:name="Table Columns 4"/>
+    <w:lsdException w:uiPriority="0" w:name="Table Columns 5"/>
+    <w:lsdException w:uiPriority="0" w:name="Table Grid 1"/>
+    <w:lsdException w:uiPriority="0" w:name="Table Grid 2"/>
+    <w:lsdException w:uiPriority="0" w:name="Table Grid 3"/>
+    <w:lsdException w:uiPriority="0" w:name="Table Grid 4"/>
+    <w:lsdException w:uiPriority="0" w:name="Table Grid 5"/>
+    <w:lsdException w:uiPriority="0" w:name="Table Grid 6"/>
+    <w:lsdException w:uiPriority="0" w:name="Table Grid 7"/>
+    <w:lsdException w:uiPriority="0" w:name="Table Grid 8"/>
+    <w:lsdException w:uiPriority="0" w:name="Table List 1"/>
+    <w:lsdException w:uiPriority="0" w:name="Table List 2"/>
+    <w:lsdException w:uiPriority="0" w:name="Table List 3"/>
+    <w:lsdException w:uiPriority="0" w:name="Table List 4"/>
+    <w:lsdException w:uiPriority="0" w:name="Table List 5"/>
+    <w:lsdException w:uiPriority="0" w:name="Table List 6"/>
+    <w:lsdException w:uiPriority="0" w:name="Table List 7"/>
+    <w:lsdException w:uiPriority="0" w:name="Table List 8"/>
+    <w:lsdException w:uiPriority="0" w:name="Table 3D effects 1"/>
+    <w:lsdException w:uiPriority="0" w:name="Table 3D effects 2"/>
+    <w:lsdException w:uiPriority="0" w:name="Table 3D effects 3"/>
+    <w:lsdException w:uiPriority="0" w:name="Table Contemporary"/>
+    <w:lsdException w:uiPriority="0" w:name="Table Elegant"/>
+    <w:lsdException w:uiPriority="0" w:name="Table Professional"/>
+    <w:lsdException w:uiPriority="0" w:name="Table Subtle 1"/>
+    <w:lsdException w:uiPriority="0" w:name="Table Subtle 2"/>
+    <w:lsdException w:uiPriority="0" w:name="Table Web 1"/>
+    <w:lsdException w:uiPriority="0" w:name="Table Web 2"/>
+    <w:lsdException w:uiPriority="0" w:name="Table Web 3"/>
+    <w:lsdException w:qFormat="1" w:unhideWhenUsed="0" w:uiPriority="0" w:name="Balloon Text"/>
+    <w:lsdException w:qFormat="1" w:unhideWhenUsed="0" w:uiPriority="0" w:semiHidden="0" w:name="Table Grid"/>
+    <w:lsdException w:uiPriority="0" w:name="Table Theme"/>
+    <w:lsdException w:qFormat="1" w:unhideWhenUsed="0" w:uiPriority="1" w:semiHidden="0" w:name="No Spacing"/>
+    <w:lsdException w:unhideWhenUsed="0" w:uiPriority="60" w:semiHidden="0" w:name="Light Shading"/>
+    <w:lsdException w:unhideWhenUsed="0" w:uiPriority="61" w:semiHidden="0" w:name="Light List"/>
+    <w:lsdException w:unhideWhenUsed="0" w:uiPriority="62" w:semiHidden="0" w:name="Light Grid"/>
+    <w:lsdException w:unhideWhenUsed="0" w:uiPriority="63" w:semiHidden="0" w:name="Medium Shading 1"/>
+    <w:lsdException w:unhideWhenUsed="0" w:uiPriority="64" w:semiHidden="0" w:name="Medium Shading 2"/>
+    <w:lsdException w:unhideWhenUsed="0" w:uiPriority="65" w:semiHidden="0" w:name="Medium List 1"/>
+    <w:lsdException w:unhideWhenUsed="0" w:uiPriority="66" w:semiHidden="0" w:name="Medium List 2"/>
+    <w:lsdException w:unhideWhenUsed="0" w:uiPriority="67" w:semiHidden="0" w:name="Medium Grid 1"/>
+    <w:lsdException w:unhideWhenUsed="0" w:uiPriority="68" w:semiHidden="0" w:name="Medium Grid 2"/>
+    <w:lsdException w:unhideWhenUsed="0" w:uiPriority="69" w:semiHidden="0" w:name="Medium Grid 3"/>
+    <w:lsdException w:unhideWhenUsed="0" w:uiPriority="70" w:semiHidden="0" w:name="Dark List"/>
+    <w:lsdException w:unhideWhenUsed="0" w:uiPriority="71" w:semiHidden="0" w:name="Colorful Shading"/>
+    <w:lsdException w:unhideWhenUsed="0" w:uiPriority="72" w:semiHidden="0" w:name="Colorful List"/>
+    <w:lsdException w:unhideWhenUsed="0" w:uiPriority="73" w:semiHidden="0" w:name="Colorful Grid"/>
+    <w:lsdException w:unhideWhenUsed="0" w:uiPriority="60" w:semiHidden="0" w:name="Light Shading Accent 1"/>
+    <w:lsdException w:unhideWhenUsed="0" w:uiPriority="61" w:semiHidden="0" w:name="Light List Accent 1"/>
+    <w:lsdException w:unhideWhenUsed="0" w:uiPriority="62" w:semiHidden="0" w:name="Light Grid Accent 1"/>
+    <w:lsdException w:unhideWhenUsed="0" w:uiPriority="63" w:semiHidden="0" w:name="Medium Shading 1 Accent 1"/>
+    <w:lsdException w:unhideWhenUsed="0" w:uiPriority="64" w:semiHidden="0" w:name="Medium Shading 2 Accent 1"/>
+    <w:lsdException w:unhideWhenUsed="0" w:uiPriority="65" w:semiHidden="0" w:name="Medium List 1 Accent 1"/>
+    <w:lsdException w:qFormat="1" w:unhideWhenUsed="0" w:uiPriority="34" w:semiHidden="0" w:name="List Paragraph"/>
+    <w:lsdException w:unhideWhenUsed="0" w:uiPriority="66" w:semiHidden="0" w:name="Medium List 2 Accent 1"/>
+    <w:lsdException w:unhideWhenUsed="0" w:uiPriority="67" w:semiHidden="0" w:name="Medium Grid 1 Accent 1"/>
+    <w:lsdException w:unhideWhenUsed="0" w:uiPriority="68" w:semiHidden="0" w:name="Medium Grid 2 Accent 1"/>
+    <w:lsdException w:unhideWhenUsed="0" w:uiPriority="69" w:semiHidden="0" w:name="Medium Grid 3 Accent 1"/>
+    <w:lsdException w:unhideWhenUsed="0" w:uiPriority="70" w:semiHidden="0" w:name="Dark List Accent 1"/>
+    <w:lsdException w:unhideWhenUsed="0" w:uiPriority="71" w:semiHidden="0" w:name="Colorful Shading Accent 1"/>
+    <w:lsdException w:unhideWhenUsed="0" w:uiPriority="72" w:semiHidden="0" w:name="Colorful List Accent 1"/>
+    <w:lsdException w:unhideWhenUsed="0" w:uiPriority="73" w:semiHidden="0" w:name="Colorful Grid Accent 1"/>
+    <w:lsdException w:unhideWhenUsed="0" w:uiPriority="60" w:semiHidden="0" w:name="Light Shading Accent 2"/>
+    <w:lsdException w:unhideWhenUsed="0" w:uiPriority="61" w:semiHidden="0" w:name="Light List Accent 2"/>
+    <w:lsdException w:unhideWhenUsed="0" w:uiPriority="62" w:semiHidden="0" w:name="Light Grid Accent 2"/>
+    <w:lsdException w:unhideWhenUsed="0" w:uiPriority="63" w:semiHidden="0" w:name="Medium Shading 1 Accent 2"/>
+    <w:lsdException w:unhideWhenUsed="0" w:uiPriority="64" w:semiHidden="0" w:name="Medium Shading 2 Accent 2"/>
+    <w:lsdException w:unhideWhenUsed="0" w:uiPriority="65" w:semiHidden="0" w:name="Medium List 1 Accent 2"/>
+    <w:lsdException w:unhideWhenUsed="0" w:uiPriority="66" w:semiHidden="0" w:name="Medium List 2 Accent 2"/>
+    <w:lsdException w:unhideWhenUsed="0" w:uiPriority="67" w:semiHidden="0" w:name="Medium Grid 1 Accent 2"/>
+    <w:lsdException w:unhideWhenUsed="0" w:uiPriority="68" w:semiHidden="0" w:name="Medium Grid 2 Accent 2"/>
+    <w:lsdException w:unhideWhenUsed="0" w:uiPriority="69" w:semiHidden="0" w:name="Medium Grid 3 Accent 2"/>
+    <w:lsdException w:unhideWhenUsed="0" w:uiPriority="70" w:semiHidden="0" w:name="Dark List Accent 2"/>
+    <w:lsdException w:unhideWhenUsed="0" w:uiPriority="71" w:semiHidden="0" w:name="Colorful Shading Accent 2"/>
+    <w:lsdException w:unhideWhenUsed="0" w:uiPriority="72" w:semiHidden="0" w:name="Colorful List Accent 2"/>
+    <w:lsdException w:unhideWhenUsed="0" w:uiPriority="73" w:semiHidden="0" w:name="Colorful Grid Accent 2"/>
+    <w:lsdException w:unhideWhenUsed="0" w:uiPriority="60" w:semiHidden="0" w:name="Light Shading Accent 3"/>
+    <w:lsdException w:unhideWhenUsed="0" w:uiPriority="61" w:semiHidden="0" w:name="Light List Accent 3"/>
+    <w:lsdException w:unhideWhenUsed="0" w:uiPriority="62" w:semiHidden="0" w:name="Light Grid Accent 3"/>
+    <w:lsdException w:unhideWhenUsed="0" w:uiPriority="63" w:semiHidden="0" w:name="Medium Shading 1 Accent 3"/>
+    <w:lsdException w:unhideWhenUsed="0" w:uiPriority="64" w:semiHidden="0" w:name="Medium Shading 2 Accent 3"/>
+    <w:lsdException w:unhideWhenUsed="0" w:uiPriority="65" w:semiHidden="0" w:name="Medium List 1 Accent 3"/>
+    <w:lsdException w:unhideWhenUsed="0" w:uiPriority="66" w:semiHidden="0" w:name="Medium List 2 Accent 3"/>
+    <w:lsdException w:unhideWhenUsed="0" w:uiPriority="67" w:semiHidden="0" w:name="Medium Grid 1 Accent 3"/>
+    <w:lsdException w:unhideWhenUsed="0" w:uiPriority="68" w:semiHidden="0" w:name="Medium Grid 2 Accent 3"/>
+    <w:lsdException w:unhideWhenUsed="0" w:uiPriority="69" w:semiHidden="0" w:name="Medium Grid 3 Accent 3"/>
+    <w:lsdException w:unhideWhenUsed="0" w:uiPriority="70" w:semiHidden="0" w:name="Dark List Accent 3"/>
+    <w:lsdException w:unhideWhenUsed="0" w:uiPriority="71" w:semiHidden="0" w:name="Colorful Shading Accent 3"/>
+    <w:lsdException w:unhideWhenUsed="0" w:uiPriority="72" w:semiHidden="0" w:name="Colorful List Accent 3"/>
+    <w:lsdException w:unhideWhenUsed="0" w:uiPriority="73" w:semiHidden="0" w:name="Colorful Grid Accent 3"/>
+    <w:lsdException w:unhideWhenUsed="0" w:uiPriority="60" w:semiHidden="0" w:name="Light Shading Accent 4"/>
+    <w:lsdException w:unhideWhenUsed="0" w:uiPriority="61" w:semiHidden="0" w:name="Light List Accent 4"/>
+    <w:lsdException w:unhideWhenUsed="0" w:uiPriority="62" w:semiHidden="0" w:name="Light Grid Accent 4"/>
+    <w:lsdException w:unhideWhenUsed="0" w:uiPriority="63" w:semiHidden="0" w:name="Medium Shading 1 Accent 4"/>
+    <w:lsdException w:unhideWhenUsed="0" w:uiPriority="64" w:semiHidden="0" w:name="Medium Shading 2 Accent 4"/>
+    <w:lsdException w:unhideWhenUsed="0" w:uiPriority="65" w:semiHidden="0" w:name="Medium List 1 Accent 4"/>
+    <w:lsdException w:unhideWhenUsed="0" w:uiPriority="66" w:semiHidden="0" w:name="Medium List 2 Accent 4"/>
+    <w:lsdException w:unhideWhenUsed="0" w:uiPriority="67" w:semiHidden="0" w:name="Medium Grid 1 Accent 4"/>
+    <w:lsdException w:unhideWhenUsed="0" w:uiPriority="68" w:semiHidden="0" w:name="Medium Grid 2 Accent 4"/>
+    <w:lsdException w:unhideWhenUsed="0" w:uiPriority="69" w:semiHidden="0" w:name="Medium Grid 3 Accent 4"/>
+    <w:lsdException w:unhideWhenUsed="0" w:uiPriority="70" w:semiHidden="0" w:name="Dark List Accent 4"/>
+    <w:lsdException w:unhideWhenUsed="0" w:uiPriority="71" w:semiHidden="0" w:name="Colorful Shading Accent 4"/>
+    <w:lsdException w:unhideWhenUsed="0" w:uiPriority="72" w:semiHidden="0" w:name="Colorful List Accent 4"/>
+    <w:lsdException w:unhideWhenUsed="0" w:uiPriority="73" w:semiHidden="0" w:name="Colorful Grid Accent 4"/>
+    <w:lsdException w:unhideWhenUsed="0" w:uiPriority="60" w:semiHidden="0" w:name="Light Shading Accent 5"/>
+    <w:lsdException w:unhideWhenUsed="0" w:uiPriority="61" w:semiHidden="0" w:name="Light List Accent 5"/>
+    <w:lsdException w:unhideWhenUsed="0" w:uiPriority="62" w:semiHidden="0" w:name="Light Grid Accent 5"/>
+    <w:lsdException w:unhideWhenUsed="0" w:uiPriority="63" w:semiHidden="0" w:name="Medium Shading 1 Accent 5"/>
+    <w:lsdException w:unhideWhenUsed="0" w:uiPriority="64" w:semiHidden="0" w:name="Medium Shading 2 Accent 5"/>
+    <w:lsdException w:unhideWhenUsed="0" w:uiPriority="65" w:semiHidden="0" w:name="Medium List 1 Accent 5"/>
+    <w:lsdException w:unhideWhenUsed="0" w:uiPriority="66" w:semiHidden="0" w:name="Medium List 2 Accent 5"/>
+    <w:lsdException w:unhideWhenUsed="0" w:uiPriority="67" w:semiHidden="0" w:name="Medium Grid 1 Accent 5"/>
+    <w:lsdException w:unhideWhenUsed="0" w:uiPriority="68" w:semiHidden="0" w:name="Medium Grid 2 Accent 5"/>
+    <w:lsdException w:unhideWhenUsed="0" w:uiPriority="69" w:semiHidden="0" w:name="Medium Grid 3 Accent 5"/>
+    <w:lsdException w:unhideWhenUsed="0" w:uiPriority="70" w:semiHidden="0" w:name="Dark List Accent 5"/>
+    <w:lsdException w:unhideWhenUsed="0" w:uiPriority="71" w:semiHidden="0" w:name="Colorful Shading Accent 5"/>
+    <w:lsdException w:unhideWhenUsed="0" w:uiPriority="72" w:semiHidden="0" w:name="Colorful List Accent 5"/>
+    <w:lsdException w:unhideWhenUsed="0" w:uiPriority="73" w:semiHidden="0" w:name="Colorful Grid Accent 5"/>
+    <w:lsdException w:unhideWhenUsed="0" w:uiPriority="60" w:semiHidden="0" w:name="Light Shading Accent 6"/>
+    <w:lsdException w:unhideWhenUsed="0" w:uiPriority="61" w:semiHidden="0" w:name="Light List Accent 6"/>
+    <w:lsdException w:unhideWhenUsed="0" w:uiPriority="62" w:semiHidden="0" w:name="Light Grid Accent 6"/>
+    <w:lsdException w:unhideWhenUsed="0" w:uiPriority="63" w:semiHidden="0" w:name="Medium Shading 1 Accent 6"/>
+    <w:lsdException w:unhideWhenUsed="0" w:uiPriority="64" w:semiHidden="0" w:name="Medium Shading 2 Accent 6"/>
+    <w:lsdException w:unhideWhenUsed="0" w:uiPriority="65" w:semiHidden="0" w:name="Medium List 1 Accent 6"/>
+    <w:lsdException w:unhideWhenUsed="0" w:uiPriority="66" w:semiHidden="0" w:name="Medium List 2 Accent 6"/>
+    <w:lsdException w:unhideWhenUsed="0" w:uiPriority="67" w:semiHidden="0" w:name="Medium Grid 1 Accent 6"/>
+    <w:lsdException w:unhideWhenUsed="0" w:uiPriority="68" w:semiHidden="0" w:name="Medium Grid 2 Accent 6"/>
+    <w:lsdException w:unhideWhenUsed="0" w:uiPriority="69" w:semiHidden="0" w:name="Medium Grid 3 Accent 6"/>
+    <w:lsdException w:unhideWhenUsed="0" w:uiPriority="70" w:semiHidden="0" w:name="Dark List Accent 6"/>
+    <w:lsdException w:unhideWhenUsed="0" w:uiPriority="71" w:semiHidden="0" w:name="Colorful Shading Accent 6"/>
+    <w:lsdException w:unhideWhenUsed="0" w:uiPriority="72" w:semiHidden="0" w:name="Colorful List Accent 6"/>
+    <w:lsdException w:unhideWhenUsed="0" w:uiPriority="73" w:semiHidden="0" w:name="Colorful Grid Accent 6"/>
   </w:latentStyles>
-  <w:style w:type="paragraph" w:default="1" w:styleId="a">
+  <w:style w:type="paragraph" w:default="1" w:styleId="1">
     <w:name w:val="Normal"/>
     <w:qFormat/>
+    <w:uiPriority w:val="0"/>
     <w:pPr>
       <w:widowControl w:val="0"/>
       <w:jc w:val="both"/>
     </w:pPr>
     <w:rPr>
-      <w:rFonts w:ascii="宋体"/>
+      <w:rFonts w:ascii="宋体" w:hAnsi="Times New Roman" w:eastAsia="宋体" w:cs="Times New Roman"/>
       <w:kern w:val="2"/>
       <w:sz w:val="21"/>
       <w:szCs w:val="24"/>
+      <w:lang w:val="en-US" w:eastAsia="zh-CN" w:bidi="ar-SA"/>
     </w:rPr>
   </w:style>
-  <w:style w:type="paragraph" w:styleId="1">
+  <w:style w:type="paragraph" w:styleId="2">
     <w:name w:val="heading 1"/>
-    <w:basedOn w:val="a"/>
-    <w:next w:val="a"/>
+    <w:basedOn w:val="1"/>
+    <w:next w:val="1"/>
     <w:qFormat/>
+    <w:uiPriority w:val="0"/>
     <w:pPr>
       <w:keepNext/>
       <w:keepLines/>
       <w:numPr>
+        <w:ilvl w:val="0"/>
         <w:numId w:val="1"/>
       </w:numPr>
       <w:spacing w:before="480" w:line="360" w:lineRule="auto"/>
       <w:outlineLvl w:val="0"/>
     </w:pPr>
     <w:rPr>
-      <w:rFonts w:ascii="Arial" w:eastAsia="黑体" w:hAnsi="Arial"/>
+      <w:rFonts w:ascii="Arial" w:hAnsi="Arial" w:eastAsia="黑体"/>
       <w:kern w:val="44"/>
       <w:sz w:val="36"/>
       <w:szCs w:val="36"/>
@@ -6780,11 +6575,12 @@
       </w14:shadow>
     </w:rPr>
   </w:style>
-  <w:style w:type="paragraph" w:styleId="2">
+  <w:style w:type="paragraph" w:styleId="3">
     <w:name w:val="heading 2"/>
-    <w:basedOn w:val="a"/>
-    <w:next w:val="a"/>
+    <w:basedOn w:val="1"/>
+    <w:next w:val="1"/>
     <w:qFormat/>
+    <w:uiPriority w:val="0"/>
     <w:pPr>
       <w:keepNext/>
       <w:keepLines/>
@@ -6796,7 +6592,7 @@
       <w:outlineLvl w:val="1"/>
     </w:pPr>
     <w:rPr>
-      <w:rFonts w:ascii="Arial" w:eastAsia="黑体" w:hAnsi="Arial"/>
+      <w:rFonts w:ascii="Arial" w:hAnsi="Arial" w:eastAsia="黑体"/>
       <w:sz w:val="30"/>
       <w:szCs w:val="20"/>
       <w14:shadow w14:blurRad="50800" w14:dist="38100" w14:dir="2700000" w14:sx="100000" w14:sy="100000" w14:kx="0" w14:ky="0" w14:algn="tl">
@@ -6806,11 +6602,12 @@
       </w14:shadow>
     </w:rPr>
   </w:style>
-  <w:style w:type="paragraph" w:styleId="3">
+  <w:style w:type="paragraph" w:styleId="4">
     <w:name w:val="heading 3"/>
-    <w:basedOn w:val="a"/>
-    <w:next w:val="a"/>
+    <w:basedOn w:val="1"/>
+    <w:next w:val="1"/>
     <w:qFormat/>
+    <w:uiPriority w:val="0"/>
     <w:pPr>
       <w:keepNext/>
       <w:keepLines/>
@@ -6822,17 +6619,18 @@
       <w:outlineLvl w:val="2"/>
     </w:pPr>
     <w:rPr>
-      <w:rFonts w:asciiTheme="minorEastAsia" w:eastAsiaTheme="minorEastAsia" w:hAnsiTheme="minorEastAsia"/>
+      <w:rFonts w:asciiTheme="minorEastAsia" w:hAnsiTheme="minorEastAsia" w:eastAsiaTheme="minorEastAsia"/>
       <w:bCs/>
       <w:sz w:val="28"/>
       <w:szCs w:val="20"/>
     </w:rPr>
   </w:style>
-  <w:style w:type="paragraph" w:styleId="4">
+  <w:style w:type="paragraph" w:styleId="5">
     <w:name w:val="heading 4"/>
-    <w:basedOn w:val="a"/>
-    <w:next w:val="a"/>
+    <w:basedOn w:val="1"/>
+    <w:next w:val="1"/>
     <w:qFormat/>
+    <w:uiPriority w:val="0"/>
     <w:pPr>
       <w:keepNext/>
       <w:keepLines/>
@@ -6844,17 +6642,18 @@
       <w:outlineLvl w:val="3"/>
     </w:pPr>
     <w:rPr>
-      <w:rFonts w:asciiTheme="minorEastAsia" w:eastAsiaTheme="minorEastAsia" w:hAnsiTheme="minorEastAsia"/>
+      <w:rFonts w:asciiTheme="minorEastAsia" w:hAnsiTheme="minorEastAsia" w:eastAsiaTheme="minorEastAsia"/>
       <w:b/>
       <w:bCs/>
       <w:szCs w:val="28"/>
     </w:rPr>
   </w:style>
-  <w:style w:type="paragraph" w:styleId="5">
+  <w:style w:type="paragraph" w:styleId="6">
     <w:name w:val="heading 5"/>
-    <w:basedOn w:val="a"/>
-    <w:next w:val="a"/>
+    <w:basedOn w:val="1"/>
+    <w:next w:val="1"/>
     <w:qFormat/>
+    <w:uiPriority w:val="0"/>
     <w:pPr>
       <w:keepNext/>
       <w:keepLines/>
@@ -6872,11 +6671,12 @@
       <w:color w:val="003366"/>
     </w:rPr>
   </w:style>
-  <w:style w:type="paragraph" w:styleId="6">
+  <w:style w:type="paragraph" w:styleId="7">
     <w:name w:val="heading 6"/>
-    <w:basedOn w:val="a"/>
-    <w:next w:val="a"/>
+    <w:basedOn w:val="1"/>
+    <w:next w:val="1"/>
     <w:qFormat/>
+    <w:uiPriority w:val="0"/>
     <w:pPr>
       <w:keepNext/>
       <w:keepLines/>
@@ -6888,16 +6688,17 @@
       <w:outlineLvl w:val="5"/>
     </w:pPr>
     <w:rPr>
-      <w:rFonts w:ascii="Arial" w:eastAsia="黑体" w:hAnsi="Arial"/>
+      <w:rFonts w:ascii="Arial" w:hAnsi="Arial" w:eastAsia="黑体"/>
       <w:b/>
       <w:bCs/>
     </w:rPr>
   </w:style>
-  <w:style w:type="paragraph" w:styleId="7">
+  <w:style w:type="paragraph" w:styleId="8">
     <w:name w:val="heading 7"/>
-    <w:basedOn w:val="a"/>
-    <w:next w:val="a"/>
+    <w:basedOn w:val="1"/>
+    <w:next w:val="1"/>
     <w:qFormat/>
+    <w:uiPriority w:val="0"/>
     <w:pPr>
       <w:keepNext/>
       <w:numPr>
@@ -6918,11 +6719,12 @@
       <w:szCs w:val="20"/>
     </w:rPr>
   </w:style>
-  <w:style w:type="paragraph" w:styleId="8">
+  <w:style w:type="paragraph" w:styleId="9">
     <w:name w:val="heading 8"/>
-    <w:basedOn w:val="a"/>
-    <w:next w:val="a"/>
+    <w:basedOn w:val="1"/>
+    <w:next w:val="1"/>
     <w:qFormat/>
+    <w:uiPriority w:val="0"/>
     <w:pPr>
       <w:keepNext/>
       <w:numPr>
@@ -6939,11 +6741,12 @@
       <w:szCs w:val="20"/>
     </w:rPr>
   </w:style>
-  <w:style w:type="paragraph" w:styleId="9">
+  <w:style w:type="paragraph" w:styleId="10">
     <w:name w:val="heading 9"/>
-    <w:basedOn w:val="a"/>
-    <w:next w:val="a"/>
+    <w:basedOn w:val="1"/>
+    <w:next w:val="1"/>
     <w:qFormat/>
+    <w:uiPriority w:val="0"/>
     <w:pPr>
       <w:keepNext/>
       <w:keepLines/>
@@ -6955,23 +6758,22 @@
       <w:outlineLvl w:val="8"/>
     </w:pPr>
     <w:rPr>
-      <w:rFonts w:ascii="Arial" w:eastAsia="黑体" w:hAnsi="Arial"/>
+      <w:rFonts w:ascii="Arial" w:hAnsi="Arial" w:eastAsia="黑体"/>
       <w:szCs w:val="21"/>
     </w:rPr>
   </w:style>
-  <w:style w:type="character" w:default="1" w:styleId="a0">
+  <w:style w:type="character" w:default="1" w:styleId="33">
     <w:name w:val="Default Paragraph Font"/>
-    <w:uiPriority w:val="1"/>
     <w:semiHidden/>
     <w:unhideWhenUsed/>
+    <w:uiPriority w:val="1"/>
   </w:style>
-  <w:style w:type="table" w:default="1" w:styleId="a1">
+  <w:style w:type="table" w:default="1" w:styleId="31">
     <w:name w:val="Normal Table"/>
-    <w:uiPriority w:val="99"/>
     <w:semiHidden/>
     <w:unhideWhenUsed/>
+    <w:uiPriority w:val="99"/>
     <w:tblPr>
-      <w:tblInd w:w="0" w:type="dxa"/>
       <w:tblCellMar>
         <w:top w:w="0" w:type="dxa"/>
         <w:left w:w="108" w:type="dxa"/>
@@ -6980,18 +6782,13 @@
       </w:tblCellMar>
     </w:tblPr>
   </w:style>
-  <w:style w:type="numbering" w:default="1" w:styleId="a2">
-    <w:name w:val="No List"/>
-    <w:uiPriority w:val="99"/>
-    <w:semiHidden/>
-    <w:unhideWhenUsed/>
-  </w:style>
-  <w:style w:type="paragraph" w:styleId="TOC7">
+  <w:style w:type="paragraph" w:styleId="11">
     <w:name w:val="toc 7"/>
-    <w:basedOn w:val="a"/>
-    <w:next w:val="a"/>
+    <w:basedOn w:val="1"/>
+    <w:next w:val="1"/>
     <w:semiHidden/>
     <w:qFormat/>
+    <w:uiPriority w:val="0"/>
     <w:pPr>
       <w:spacing w:line="300" w:lineRule="auto"/>
       <w:ind w:left="1260"/>
@@ -7003,10 +6800,11 @@
       <w:szCs w:val="18"/>
     </w:rPr>
   </w:style>
-  <w:style w:type="paragraph" w:styleId="a3">
+  <w:style w:type="paragraph" w:styleId="12">
     <w:name w:val="Normal Indent"/>
-    <w:basedOn w:val="a"/>
+    <w:basedOn w:val="1"/>
     <w:qFormat/>
+    <w:uiPriority w:val="0"/>
     <w:pPr>
       <w:spacing w:line="360" w:lineRule="auto"/>
       <w:ind w:firstLine="420"/>
@@ -7016,41 +6814,45 @@
       <w:szCs w:val="20"/>
     </w:rPr>
   </w:style>
-  <w:style w:type="paragraph" w:styleId="a4">
+  <w:style w:type="paragraph" w:styleId="13">
     <w:name w:val="Document Map"/>
-    <w:basedOn w:val="a"/>
+    <w:basedOn w:val="1"/>
     <w:semiHidden/>
     <w:qFormat/>
+    <w:uiPriority w:val="0"/>
     <w:pPr>
       <w:shd w:val="clear" w:color="auto" w:fill="000080"/>
     </w:pPr>
   </w:style>
-  <w:style w:type="paragraph" w:styleId="a5">
+  <w:style w:type="paragraph" w:styleId="14">
     <w:name w:val="annotation text"/>
-    <w:basedOn w:val="a"/>
-    <w:link w:val="a6"/>
+    <w:basedOn w:val="1"/>
+    <w:link w:val="45"/>
     <w:semiHidden/>
     <w:unhideWhenUsed/>
     <w:qFormat/>
+    <w:uiPriority w:val="0"/>
     <w:pPr>
       <w:jc w:val="left"/>
     </w:pPr>
   </w:style>
-  <w:style w:type="paragraph" w:styleId="a7">
+  <w:style w:type="paragraph" w:styleId="15">
     <w:name w:val="Body Text Indent"/>
-    <w:basedOn w:val="a"/>
+    <w:basedOn w:val="1"/>
     <w:qFormat/>
+    <w:uiPriority w:val="0"/>
     <w:pPr>
       <w:spacing w:after="120"/>
-      <w:ind w:leftChars="200" w:left="420"/>
+      <w:ind w:left="420" w:leftChars="200"/>
     </w:pPr>
   </w:style>
-  <w:style w:type="paragraph" w:styleId="TOC5">
+  <w:style w:type="paragraph" w:styleId="16">
     <w:name w:val="toc 5"/>
-    <w:basedOn w:val="a"/>
-    <w:next w:val="a"/>
+    <w:basedOn w:val="1"/>
+    <w:next w:val="1"/>
     <w:semiHidden/>
     <w:qFormat/>
+    <w:uiPriority w:val="0"/>
     <w:pPr>
       <w:spacing w:line="300" w:lineRule="auto"/>
       <w:ind w:left="840"/>
@@ -7062,12 +6864,12 @@
       <w:szCs w:val="18"/>
     </w:rPr>
   </w:style>
-  <w:style w:type="paragraph" w:styleId="TOC3">
+  <w:style w:type="paragraph" w:styleId="17">
     <w:name w:val="toc 3"/>
-    <w:basedOn w:val="a"/>
-    <w:next w:val="a"/>
+    <w:basedOn w:val="1"/>
+    <w:next w:val="1"/>
+    <w:qFormat/>
     <w:uiPriority w:val="39"/>
-    <w:qFormat/>
     <w:pPr>
       <w:spacing w:line="300" w:lineRule="auto"/>
       <w:ind w:left="420"/>
@@ -7081,12 +6883,13 @@
       <w:szCs w:val="20"/>
     </w:rPr>
   </w:style>
-  <w:style w:type="paragraph" w:styleId="TOC8">
+  <w:style w:type="paragraph" w:styleId="18">
     <w:name w:val="toc 8"/>
-    <w:basedOn w:val="a"/>
-    <w:next w:val="a"/>
+    <w:basedOn w:val="1"/>
+    <w:next w:val="1"/>
     <w:semiHidden/>
     <w:qFormat/>
+    <w:uiPriority w:val="0"/>
     <w:pPr>
       <w:spacing w:line="300" w:lineRule="auto"/>
       <w:ind w:left="1470"/>
@@ -7098,32 +6901,35 @@
       <w:szCs w:val="18"/>
     </w:rPr>
   </w:style>
-  <w:style w:type="paragraph" w:styleId="a8">
+  <w:style w:type="paragraph" w:styleId="19">
     <w:name w:val="Date"/>
-    <w:basedOn w:val="a"/>
-    <w:next w:val="a"/>
+    <w:basedOn w:val="1"/>
+    <w:next w:val="1"/>
     <w:qFormat/>
+    <w:uiPriority w:val="0"/>
     <w:pPr>
-      <w:ind w:leftChars="2500" w:left="100"/>
+      <w:ind w:left="100" w:leftChars="2500"/>
     </w:pPr>
     <w:rPr>
       <w:sz w:val="28"/>
     </w:rPr>
   </w:style>
-  <w:style w:type="paragraph" w:styleId="a9">
+  <w:style w:type="paragraph" w:styleId="20">
     <w:name w:val="Balloon Text"/>
-    <w:basedOn w:val="a"/>
+    <w:basedOn w:val="1"/>
     <w:semiHidden/>
     <w:qFormat/>
+    <w:uiPriority w:val="0"/>
     <w:rPr>
       <w:sz w:val="18"/>
       <w:szCs w:val="18"/>
     </w:rPr>
   </w:style>
-  <w:style w:type="paragraph" w:styleId="aa">
+  <w:style w:type="paragraph" w:styleId="21">
     <w:name w:val="footer"/>
-    <w:basedOn w:val="a"/>
+    <w:basedOn w:val="1"/>
     <w:qFormat/>
+    <w:uiPriority w:val="0"/>
     <w:pPr>
       <w:tabs>
         <w:tab w:val="center" w:pos="4153"/>
@@ -7137,10 +6943,11 @@
       <w:szCs w:val="18"/>
     </w:rPr>
   </w:style>
-  <w:style w:type="paragraph" w:styleId="ab">
+  <w:style w:type="paragraph" w:styleId="22">
     <w:name w:val="header"/>
-    <w:basedOn w:val="a"/>
+    <w:basedOn w:val="1"/>
     <w:qFormat/>
+    <w:uiPriority w:val="0"/>
     <w:pPr>
       <w:tabs>
         <w:tab w:val="center" w:pos="4153"/>
@@ -7154,12 +6961,12 @@
       <w:szCs w:val="18"/>
     </w:rPr>
   </w:style>
-  <w:style w:type="paragraph" w:styleId="TOC1">
+  <w:style w:type="paragraph" w:styleId="23">
     <w:name w:val="toc 1"/>
-    <w:basedOn w:val="a"/>
-    <w:next w:val="a"/>
+    <w:basedOn w:val="1"/>
+    <w:next w:val="1"/>
+    <w:qFormat/>
     <w:uiPriority w:val="39"/>
-    <w:qFormat/>
     <w:pPr>
       <w:spacing w:before="120" w:after="120" w:line="300" w:lineRule="auto"/>
       <w:jc w:val="left"/>
@@ -7173,12 +6980,13 @@
       <w:szCs w:val="20"/>
     </w:rPr>
   </w:style>
-  <w:style w:type="paragraph" w:styleId="TOC4">
+  <w:style w:type="paragraph" w:styleId="24">
     <w:name w:val="toc 4"/>
-    <w:basedOn w:val="a"/>
-    <w:next w:val="a"/>
+    <w:basedOn w:val="1"/>
+    <w:next w:val="1"/>
     <w:semiHidden/>
     <w:qFormat/>
+    <w:uiPriority w:val="0"/>
     <w:pPr>
       <w:spacing w:line="300" w:lineRule="auto"/>
       <w:ind w:left="630"/>
@@ -7190,12 +6998,13 @@
       <w:szCs w:val="18"/>
     </w:rPr>
   </w:style>
-  <w:style w:type="paragraph" w:styleId="TOC6">
+  <w:style w:type="paragraph" w:styleId="25">
     <w:name w:val="toc 6"/>
-    <w:basedOn w:val="a"/>
-    <w:next w:val="a"/>
+    <w:basedOn w:val="1"/>
+    <w:next w:val="1"/>
     <w:semiHidden/>
     <w:qFormat/>
+    <w:uiPriority w:val="0"/>
     <w:pPr>
       <w:spacing w:line="300" w:lineRule="auto"/>
       <w:ind w:left="1050"/>
@@ -7207,12 +7016,12 @@
       <w:szCs w:val="18"/>
     </w:rPr>
   </w:style>
-  <w:style w:type="paragraph" w:styleId="TOC2">
+  <w:style w:type="paragraph" w:styleId="26">
     <w:name w:val="toc 2"/>
-    <w:basedOn w:val="a"/>
-    <w:next w:val="a"/>
+    <w:basedOn w:val="1"/>
+    <w:next w:val="1"/>
+    <w:qFormat/>
     <w:uiPriority w:val="39"/>
-    <w:qFormat/>
     <w:pPr>
       <w:spacing w:line="300" w:lineRule="auto"/>
       <w:ind w:left="210"/>
@@ -7225,12 +7034,13 @@
       <w:szCs w:val="20"/>
     </w:rPr>
   </w:style>
-  <w:style w:type="paragraph" w:styleId="TOC9">
+  <w:style w:type="paragraph" w:styleId="27">
     <w:name w:val="toc 9"/>
-    <w:basedOn w:val="a"/>
-    <w:next w:val="a"/>
+    <w:basedOn w:val="1"/>
+    <w:next w:val="1"/>
     <w:semiHidden/>
     <w:qFormat/>
+    <w:uiPriority w:val="0"/>
     <w:pPr>
       <w:spacing w:line="300" w:lineRule="auto"/>
       <w:ind w:left="1680"/>
@@ -7242,89 +7052,113 @@
       <w:szCs w:val="18"/>
     </w:rPr>
   </w:style>
-  <w:style w:type="paragraph" w:styleId="ac">
+  <w:style w:type="paragraph" w:styleId="28">
+    <w:name w:val="Normal (Web)"/>
+    <w:basedOn w:val="1"/>
+    <w:semiHidden/>
+    <w:unhideWhenUsed/>
+    <w:uiPriority w:val="0"/>
+    <w:pPr>
+      <w:spacing w:before="0" w:beforeAutospacing="1" w:after="0" w:afterAutospacing="1"/>
+      <w:ind w:left="0" w:right="0"/>
+      <w:jc w:val="left"/>
+    </w:pPr>
+    <w:rPr>
+      <w:kern w:val="0"/>
+      <w:sz w:val="24"/>
+      <w:lang w:val="en-US" w:eastAsia="zh-CN" w:bidi="ar"/>
+    </w:rPr>
+  </w:style>
+  <w:style w:type="paragraph" w:styleId="29">
     <w:name w:val="annotation subject"/>
-    <w:basedOn w:val="a5"/>
-    <w:next w:val="a5"/>
-    <w:link w:val="ad"/>
+    <w:basedOn w:val="14"/>
+    <w:next w:val="14"/>
+    <w:link w:val="46"/>
     <w:semiHidden/>
     <w:unhideWhenUsed/>
     <w:qFormat/>
+    <w:uiPriority w:val="0"/>
     <w:rPr>
       <w:b/>
       <w:bCs/>
     </w:rPr>
   </w:style>
-  <w:style w:type="paragraph" w:styleId="20">
+  <w:style w:type="paragraph" w:styleId="30">
     <w:name w:val="Body Text First Indent 2"/>
-    <w:basedOn w:val="a7"/>
+    <w:basedOn w:val="15"/>
     <w:qFormat/>
+    <w:uiPriority w:val="0"/>
     <w:pPr>
-      <w:ind w:firstLineChars="200" w:firstLine="210"/>
+      <w:ind w:firstLine="210" w:firstLineChars="200"/>
     </w:pPr>
   </w:style>
-  <w:style w:type="table" w:styleId="ae">
+  <w:style w:type="table" w:styleId="32">
     <w:name w:val="Table Grid"/>
-    <w:basedOn w:val="a1"/>
+    <w:basedOn w:val="31"/>
     <w:qFormat/>
+    <w:uiPriority w:val="0"/>
     <w:pPr>
       <w:widowControl w:val="0"/>
       <w:jc w:val="both"/>
     </w:pPr>
     <w:tblPr>
       <w:tblBorders>
-        <w:top w:val="single" w:sz="4" w:space="0" w:color="auto"/>
-        <w:left w:val="single" w:sz="4" w:space="0" w:color="auto"/>
-        <w:bottom w:val="single" w:sz="4" w:space="0" w:color="auto"/>
-        <w:right w:val="single" w:sz="4" w:space="0" w:color="auto"/>
-        <w:insideH w:val="single" w:sz="4" w:space="0" w:color="auto"/>
-        <w:insideV w:val="single" w:sz="4" w:space="0" w:color="auto"/>
+        <w:top w:val="single" w:color="auto" w:sz="4" w:space="0"/>
+        <w:left w:val="single" w:color="auto" w:sz="4" w:space="0"/>
+        <w:bottom w:val="single" w:color="auto" w:sz="4" w:space="0"/>
+        <w:right w:val="single" w:color="auto" w:sz="4" w:space="0"/>
+        <w:insideH w:val="single" w:color="auto" w:sz="4" w:space="0"/>
+        <w:insideV w:val="single" w:color="auto" w:sz="4" w:space="0"/>
       </w:tblBorders>
     </w:tblPr>
   </w:style>
-  <w:style w:type="character" w:styleId="af">
+  <w:style w:type="character" w:styleId="34">
     <w:name w:val="page number"/>
-    <w:basedOn w:val="a0"/>
+    <w:basedOn w:val="33"/>
     <w:qFormat/>
+    <w:uiPriority w:val="0"/>
   </w:style>
-  <w:style w:type="character" w:styleId="af0">
+  <w:style w:type="character" w:styleId="35">
     <w:name w:val="FollowedHyperlink"/>
     <w:qFormat/>
+    <w:uiPriority w:val="0"/>
     <w:rPr>
       <w:color w:val="800080"/>
       <w:u w:val="single"/>
     </w:rPr>
   </w:style>
-  <w:style w:type="character" w:styleId="af1">
+  <w:style w:type="character" w:styleId="36">
     <w:name w:val="Hyperlink"/>
+    <w:qFormat/>
     <w:uiPriority w:val="99"/>
-    <w:qFormat/>
     <w:rPr>
       <w:color w:val="0000FF"/>
       <w:u w:val="single"/>
     </w:rPr>
   </w:style>
-  <w:style w:type="character" w:styleId="af2">
+  <w:style w:type="character" w:styleId="37">
     <w:name w:val="annotation reference"/>
-    <w:basedOn w:val="a0"/>
+    <w:basedOn w:val="33"/>
     <w:semiHidden/>
     <w:unhideWhenUsed/>
     <w:qFormat/>
+    <w:uiPriority w:val="0"/>
     <w:rPr>
       <w:sz w:val="21"/>
       <w:szCs w:val="21"/>
     </w:rPr>
   </w:style>
-  <w:style w:type="paragraph" w:customStyle="1" w:styleId="xl24">
+  <w:style w:type="paragraph" w:customStyle="1" w:styleId="38">
     <w:name w:val="xl24"/>
-    <w:basedOn w:val="a"/>
+    <w:basedOn w:val="1"/>
     <w:qFormat/>
+    <w:uiPriority w:val="0"/>
     <w:pPr>
       <w:widowControl/>
       <w:pBdr>
-        <w:left w:val="single" w:sz="4" w:space="0" w:color="auto"/>
-        <w:bottom w:val="single" w:sz="4" w:space="0" w:color="auto"/>
-        <w:right w:val="single" w:sz="4" w:space="0" w:color="auto"/>
+        <w:left w:val="single" w:color="auto" w:sz="4" w:space="0"/>
+        <w:bottom w:val="single" w:color="auto" w:sz="4" w:space="0"/>
+        <w:right w:val="single" w:color="auto" w:sz="4" w:space="0"/>
       </w:pBdr>
       <w:spacing w:before="100" w:beforeAutospacing="1" w:after="100" w:afterAutospacing="1"/>
       <w:jc w:val="center"/>
@@ -7335,10 +7169,11 @@
       <w:szCs w:val="21"/>
     </w:rPr>
   </w:style>
-  <w:style w:type="paragraph" w:customStyle="1" w:styleId="5CharCharCharChar">
+  <w:style w:type="paragraph" w:customStyle="1" w:styleId="39">
     <w:name w:val="5 Char Char Char Char"/>
-    <w:basedOn w:val="a"/>
+    <w:basedOn w:val="1"/>
     <w:qFormat/>
+    <w:uiPriority w:val="0"/>
     <w:pPr>
       <w:widowControl/>
       <w:spacing w:after="160" w:line="240" w:lineRule="exact"/>
@@ -7349,22 +7184,26 @@
       <w:szCs w:val="20"/>
     </w:rPr>
   </w:style>
-  <w:style w:type="paragraph" w:customStyle="1" w:styleId="af3">
+  <w:style w:type="paragraph" w:customStyle="1" w:styleId="40">
     <w:name w:val="封面标准英文名称"/>
     <w:qFormat/>
+    <w:uiPriority w:val="0"/>
     <w:pPr>
       <w:widowControl w:val="0"/>
       <w:spacing w:before="370" w:line="400" w:lineRule="exact"/>
       <w:jc w:val="center"/>
     </w:pPr>
     <w:rPr>
+      <w:rFonts w:ascii="Times New Roman" w:hAnsi="Times New Roman" w:eastAsia="宋体" w:cs="Times New Roman"/>
       <w:sz w:val="28"/>
+      <w:lang w:val="en-US" w:eastAsia="zh-CN" w:bidi="ar-SA"/>
     </w:rPr>
   </w:style>
-  <w:style w:type="paragraph" w:customStyle="1" w:styleId="Char">
+  <w:style w:type="paragraph" w:customStyle="1" w:styleId="41">
     <w:name w:val="Char"/>
-    <w:basedOn w:val="a"/>
+    <w:basedOn w:val="1"/>
     <w:qFormat/>
+    <w:uiPriority w:val="0"/>
     <w:pPr>
       <w:tabs>
         <w:tab w:val="left" w:pos="360"/>
@@ -7375,32 +7214,32 @@
       <w:sz w:val="24"/>
     </w:rPr>
   </w:style>
-  <w:style w:type="paragraph" w:styleId="af4">
+  <w:style w:type="paragraph" w:styleId="42">
     <w:name w:val="List Paragraph"/>
-    <w:basedOn w:val="a"/>
+    <w:basedOn w:val="1"/>
+    <w:qFormat/>
     <w:uiPriority w:val="34"/>
-    <w:qFormat/>
     <w:pPr>
-      <w:ind w:firstLineChars="200" w:firstLine="420"/>
+      <w:ind w:firstLine="420" w:firstLineChars="200"/>
     </w:pPr>
   </w:style>
-  <w:style w:type="character" w:customStyle="1" w:styleId="10">
+  <w:style w:type="character" w:customStyle="1" w:styleId="43">
     <w:name w:val="未处理的提及1"/>
-    <w:basedOn w:val="a0"/>
-    <w:uiPriority w:val="99"/>
+    <w:basedOn w:val="33"/>
     <w:semiHidden/>
     <w:unhideWhenUsed/>
     <w:qFormat/>
+    <w:uiPriority w:val="99"/>
     <w:rPr>
       <w:color w:val="605E5C"/>
       <w:shd w:val="clear" w:color="auto" w:fill="E1DFDD"/>
     </w:rPr>
   </w:style>
-  <w:style w:type="paragraph" w:styleId="af5">
+  <w:style w:type="paragraph" w:styleId="44">
     <w:name w:val="No Spacing"/>
-    <w:basedOn w:val="a"/>
+    <w:basedOn w:val="1"/>
+    <w:qFormat/>
     <w:uiPriority w:val="1"/>
-    <w:qFormat/>
     <w:pPr>
       <w:widowControl/>
       <w:jc w:val="left"/>
@@ -7413,12 +7252,13 @@
       <w:lang w:eastAsia="en-US" w:bidi="en-US"/>
     </w:rPr>
   </w:style>
-  <w:style w:type="character" w:customStyle="1" w:styleId="a6">
+  <w:style w:type="character" w:customStyle="1" w:styleId="45">
     <w:name w:val="批注文字 字符"/>
-    <w:basedOn w:val="a0"/>
-    <w:link w:val="a5"/>
+    <w:basedOn w:val="33"/>
+    <w:link w:val="14"/>
     <w:semiHidden/>
     <w:qFormat/>
+    <w:uiPriority w:val="0"/>
     <w:rPr>
       <w:rFonts w:ascii="宋体"/>
       <w:kern w:val="2"/>
@@ -7426,12 +7266,13 @@
       <w:szCs w:val="24"/>
     </w:rPr>
   </w:style>
-  <w:style w:type="character" w:customStyle="1" w:styleId="ad">
+  <w:style w:type="character" w:customStyle="1" w:styleId="46">
     <w:name w:val="批注主题 字符"/>
-    <w:basedOn w:val="a6"/>
-    <w:link w:val="ac"/>
+    <w:basedOn w:val="45"/>
+    <w:link w:val="29"/>
     <w:semiHidden/>
     <w:qFormat/>
+    <w:uiPriority w:val="0"/>
     <w:rPr>
       <w:rFonts w:ascii="宋体"/>
       <w:b/>
@@ -7441,34 +7282,50 @@
       <w:szCs w:val="24"/>
     </w:rPr>
   </w:style>
-  <w:style w:type="paragraph" w:customStyle="1" w:styleId="WPSOffice1">
+  <w:style w:type="paragraph" w:customStyle="1" w:styleId="47">
     <w:name w:val="WPSOffice手动目录 1"/>
     <w:qFormat/>
+    <w:uiPriority w:val="0"/>
+    <w:rPr>
+      <w:rFonts w:ascii="Times New Roman" w:hAnsi="Times New Roman" w:eastAsia="宋体" w:cs="Times New Roman"/>
+      <w:lang w:val="en-US" w:eastAsia="zh-CN" w:bidi="ar-SA"/>
+    </w:rPr>
   </w:style>
-  <w:style w:type="paragraph" w:customStyle="1" w:styleId="WPSOffice2">
+  <w:style w:type="paragraph" w:customStyle="1" w:styleId="48">
     <w:name w:val="WPSOffice手动目录 2"/>
     <w:qFormat/>
+    <w:uiPriority w:val="0"/>
     <w:pPr>
-      <w:ind w:leftChars="200" w:left="200"/>
+      <w:ind w:left="200" w:leftChars="200"/>
     </w:pPr>
+    <w:rPr>
+      <w:rFonts w:ascii="Times New Roman" w:hAnsi="Times New Roman" w:eastAsia="宋体" w:cs="Times New Roman"/>
+      <w:lang w:val="en-US" w:eastAsia="zh-CN" w:bidi="ar-SA"/>
+    </w:rPr>
   </w:style>
-  <w:style w:type="paragraph" w:customStyle="1" w:styleId="WPSOffice3">
+  <w:style w:type="paragraph" w:customStyle="1" w:styleId="49">
     <w:name w:val="WPSOffice手动目录 3"/>
     <w:qFormat/>
+    <w:uiPriority w:val="0"/>
     <w:pPr>
-      <w:ind w:leftChars="400" w:left="400"/>
+      <w:ind w:left="400" w:leftChars="400"/>
     </w:pPr>
+    <w:rPr>
+      <w:rFonts w:ascii="Times New Roman" w:hAnsi="Times New Roman" w:eastAsia="宋体" w:cs="Times New Roman"/>
+      <w:lang w:val="en-US" w:eastAsia="zh-CN" w:bidi="ar-SA"/>
+    </w:rPr>
   </w:style>
-  <w:style w:type="paragraph" w:customStyle="1" w:styleId="11">
+  <w:style w:type="paragraph" w:customStyle="1" w:styleId="50">
     <w:name w:val="修订1"/>
     <w:hidden/>
+    <w:semiHidden/>
     <w:uiPriority w:val="99"/>
-    <w:semiHidden/>
     <w:rPr>
-      <w:rFonts w:ascii="宋体"/>
+      <w:rFonts w:ascii="宋体" w:hAnsi="Times New Roman" w:eastAsia="宋体" w:cs="Times New Roman"/>
       <w:kern w:val="2"/>
       <w:sz w:val="21"/>
       <w:szCs w:val="24"/>
+      <w:lang w:val="en-US" w:eastAsia="zh-CN" w:bidi="ar-SA"/>
     </w:rPr>
   </w:style>
 </w:styles>
@@ -7755,14 +7612,12 @@
     </a:fmtScheme>
   </a:themeElements>
   <a:objectDefaults/>
-  <a:extraClrSchemeLst/>
 </a:theme>
 </file>
 
 <file path=customXml/item1.xml><?xml version="1.0" encoding="utf-8"?>
 <s:customData xmlns="http://www.wps.cn/officeDocument/2013/wpsCustomData" xmlns:s="http://www.wps.cn/officeDocument/2013/wpsCustomData">
   <customSectProps>
-    <customSectPr/>
     <customSectPr/>
   </customSectProps>
   <customShpExts>
